--- a/classes/field_assignments/files/know-when-to-leave-student-workbook.docx
+++ b/classes/field_assignments/files/know-when-to-leave-student-workbook.docx
@@ -368,7 +368,7 @@
           <w:color w:val="18211B"/>
           <w:sz w:val="22"/>
         </w:rPr>
-        <w:t>Choose two plausible hazards that require escape in different directions. Zombies may provide urgency, but real hazard geography controls the plan.</w:t>
+        <w:t>Choose exactly two plausible hazards: one Threat A and one Threat B. They must require escape in different directions. Do not analyze every example from the lesson page. Zombies may provide urgency, but real hazard geography controls the plan.</w:t>
       </w:r>
     </w:p>
     <w:tbl>
@@ -501,7 +501,7 @@
               <w:rPr>
                 <w:color w:val="526158"/>
               </w:rPr>
-              <w:t>Click or tap here to type.</w:t>
+              <w:t>Hazard selected</w:t>
             </w:r>
           </w:p>
         </w:tc>
@@ -527,7 +527,6 @@
               <w:rPr>
                 <w:color w:val="526158"/>
               </w:rPr>
-              <w:t>Click or tap here to type.</w:t>
             </w:r>
           </w:p>
         </w:tc>
@@ -554,7 +553,6 @@
               <w:rPr>
                 <w:color w:val="526158"/>
               </w:rPr>
-              <w:t>Click or tap here to type.</w:t>
             </w:r>
           </w:p>
         </w:tc>
@@ -583,7 +581,7 @@
               <w:rPr>
                 <w:color w:val="526158"/>
               </w:rPr>
-              <w:t>Click or tap here to type.</w:t>
+              <w:t>Location/direction</w:t>
             </w:r>
           </w:p>
         </w:tc>
@@ -609,7 +607,6 @@
               <w:rPr>
                 <w:color w:val="526158"/>
               </w:rPr>
-              <w:t>Click or tap here to type.</w:t>
             </w:r>
           </w:p>
         </w:tc>
@@ -636,7 +633,6 @@
               <w:rPr>
                 <w:color w:val="526158"/>
               </w:rPr>
-              <w:t>Click or tap here to type.</w:t>
             </w:r>
           </w:p>
         </w:tc>
@@ -665,7 +661,7 @@
               <w:rPr>
                 <w:color w:val="526158"/>
               </w:rPr>
-              <w:t>Click or tap here to type.</w:t>
+              <w:t>Speed of change</w:t>
             </w:r>
           </w:p>
         </w:tc>
@@ -691,7 +687,6 @@
               <w:rPr>
                 <w:color w:val="526158"/>
               </w:rPr>
-              <w:t>Click or tap here to type.</w:t>
             </w:r>
           </w:p>
         </w:tc>
@@ -718,7 +713,6 @@
               <w:rPr>
                 <w:color w:val="526158"/>
               </w:rPr>
-              <w:t>Click or tap here to type.</w:t>
             </w:r>
           </w:p>
         </w:tc>
@@ -747,7 +741,7 @@
               <w:rPr>
                 <w:color w:val="526158"/>
               </w:rPr>
-              <w:t>Click or tap here to type.</w:t>
+              <w:t>Evacuate or shelter?</w:t>
             </w:r>
           </w:p>
         </w:tc>
@@ -773,7 +767,6 @@
               <w:rPr>
                 <w:color w:val="526158"/>
               </w:rPr>
-              <w:t>Click or tap here to type.</w:t>
             </w:r>
           </w:p>
         </w:tc>
@@ -800,7 +793,6 @@
               <w:rPr>
                 <w:color w:val="526158"/>
               </w:rPr>
-              <w:t>Click or tap here to type.</w:t>
             </w:r>
           </w:p>
         </w:tc>
@@ -829,7 +821,7 @@
               <w:rPr>
                 <w:color w:val="526158"/>
               </w:rPr>
-              <w:t>Click or tap here to type.</w:t>
+              <w:t>Trusted information</w:t>
             </w:r>
           </w:p>
         </w:tc>
@@ -855,7 +847,6 @@
               <w:rPr>
                 <w:color w:val="526158"/>
               </w:rPr>
-              <w:t>Click or tap here to type.</w:t>
             </w:r>
           </w:p>
         </w:tc>
@@ -882,7 +873,6 @@
               <w:rPr>
                 <w:color w:val="526158"/>
               </w:rPr>
-              <w:t>Click or tap here to type.</w:t>
             </w:r>
           </w:p>
         </w:tc>
@@ -911,7 +901,7 @@
               <w:rPr>
                 <w:color w:val="526158"/>
               </w:rPr>
-              <w:t>Click or tap here to type.</w:t>
+              <w:t>Reason routes must differ</w:t>
             </w:r>
           </w:p>
         </w:tc>
@@ -937,7 +927,6 @@
               <w:rPr>
                 <w:color w:val="526158"/>
               </w:rPr>
-              <w:t>Click or tap here to type.</w:t>
             </w:r>
           </w:p>
         </w:tc>
@@ -964,7 +953,6 @@
               <w:rPr>
                 <w:color w:val="526158"/>
               </w:rPr>
-              <w:t>Click or tap here to type.</w:t>
             </w:r>
           </w:p>
         </w:tc>
@@ -990,29 +978,6 @@
           <w:color w:val="18211B"/>
           <w:sz w:val="22"/>
         </w:rPr>
-      </w:r>
-    </w:p>
-    <w:p>
-      <w:pPr>
-        <w:pStyle w:val="BodyText"/>
-        <w:bidi w:val="0"/>
-        <w:spacing w:before="0" w:after="68"/>
-        <w:jc w:val="start"/>
-        <w:rPr>
-          <w:rFonts w:ascii="Liberation Sans" w:hAnsi="Liberation Sans"/>
-          <w:b w:val="false"/>
-          <w:color w:val="18211B"/>
-          <w:sz w:val="22"/>
-        </w:rPr>
-      </w:pPr>
-      <w:r>
-        <w:rPr>
-          <w:rFonts w:ascii="Liberation Sans" w:hAnsi="Liberation Sans"/>
-          <w:b w:val="false"/>
-          <w:color w:val="18211B"/>
-          <w:sz w:val="22"/>
-        </w:rPr>
-        <w:t>Questions: What is the hazard? Where is it relative to the general start? How fast can it change? Evacuate or shelter? Trusted information source? Why must the safe direction differ?</w:t>
       </w:r>
     </w:p>
     <w:p>
@@ -1468,7 +1433,6 @@
               <w:rPr>
                 <w:color w:val="526158"/>
               </w:rPr>
-              <w:t>Click or tap here to type.</w:t>
             </w:r>
           </w:p>
         </w:tc>
@@ -1494,7 +1458,6 @@
               <w:rPr>
                 <w:color w:val="526158"/>
               </w:rPr>
-              <w:t>Click or tap here to type.</w:t>
             </w:r>
           </w:p>
         </w:tc>
@@ -1520,7 +1483,6 @@
               <w:rPr>
                 <w:color w:val="526158"/>
               </w:rPr>
-              <w:t>Click or tap here to type.</w:t>
             </w:r>
           </w:p>
         </w:tc>
@@ -1546,7 +1508,6 @@
               <w:rPr>
                 <w:color w:val="526158"/>
               </w:rPr>
-              <w:t>Click or tap here to type.</w:t>
             </w:r>
           </w:p>
         </w:tc>
@@ -1573,7 +1534,6 @@
               <w:rPr>
                 <w:color w:val="526158"/>
               </w:rPr>
-              <w:t>Click or tap here to type.</w:t>
             </w:r>
           </w:p>
         </w:tc>
@@ -1602,7 +1562,6 @@
               <w:rPr>
                 <w:color w:val="526158"/>
               </w:rPr>
-              <w:t>Click or tap here to type.</w:t>
             </w:r>
           </w:p>
         </w:tc>
@@ -1628,7 +1587,6 @@
               <w:rPr>
                 <w:color w:val="526158"/>
               </w:rPr>
-              <w:t>Click or tap here to type.</w:t>
             </w:r>
           </w:p>
         </w:tc>
@@ -1654,7 +1612,6 @@
               <w:rPr>
                 <w:color w:val="526158"/>
               </w:rPr>
-              <w:t>Click or tap here to type.</w:t>
             </w:r>
           </w:p>
         </w:tc>
@@ -1680,7 +1637,6 @@
               <w:rPr>
                 <w:color w:val="526158"/>
               </w:rPr>
-              <w:t>Click or tap here to type.</w:t>
             </w:r>
           </w:p>
         </w:tc>
@@ -1707,7 +1663,6 @@
               <w:rPr>
                 <w:color w:val="526158"/>
               </w:rPr>
-              <w:t>Click or tap here to type.</w:t>
             </w:r>
           </w:p>
         </w:tc>
@@ -1736,7 +1691,6 @@
               <w:rPr>
                 <w:color w:val="526158"/>
               </w:rPr>
-              <w:t>Click or tap here to type.</w:t>
             </w:r>
           </w:p>
         </w:tc>
@@ -1762,7 +1716,6 @@
               <w:rPr>
                 <w:color w:val="526158"/>
               </w:rPr>
-              <w:t>Click or tap here to type.</w:t>
             </w:r>
           </w:p>
         </w:tc>
@@ -1788,7 +1741,6 @@
               <w:rPr>
                 <w:color w:val="526158"/>
               </w:rPr>
-              <w:t>Click or tap here to type.</w:t>
             </w:r>
           </w:p>
         </w:tc>
@@ -1814,7 +1766,6 @@
               <w:rPr>
                 <w:color w:val="526158"/>
               </w:rPr>
-              <w:t>Click or tap here to type.</w:t>
             </w:r>
           </w:p>
         </w:tc>
@@ -1841,7 +1792,6 @@
               <w:rPr>
                 <w:color w:val="526158"/>
               </w:rPr>
-              <w:t>Click or tap here to type.</w:t>
             </w:r>
           </w:p>
         </w:tc>
@@ -1870,7 +1820,6 @@
               <w:rPr>
                 <w:color w:val="526158"/>
               </w:rPr>
-              <w:t>Click or tap here to type.</w:t>
             </w:r>
           </w:p>
         </w:tc>
@@ -1896,7 +1845,6 @@
               <w:rPr>
                 <w:color w:val="526158"/>
               </w:rPr>
-              <w:t>Click or tap here to type.</w:t>
             </w:r>
           </w:p>
         </w:tc>
@@ -1922,7 +1870,6 @@
               <w:rPr>
                 <w:color w:val="526158"/>
               </w:rPr>
-              <w:t>Click or tap here to type.</w:t>
             </w:r>
           </w:p>
         </w:tc>
@@ -1948,7 +1895,6 @@
               <w:rPr>
                 <w:color w:val="526158"/>
               </w:rPr>
-              <w:t>Click or tap here to type.</w:t>
             </w:r>
           </w:p>
         </w:tc>
@@ -1975,7 +1921,6 @@
               <w:rPr>
                 <w:color w:val="526158"/>
               </w:rPr>
-              <w:t>Click or tap here to type.</w:t>
             </w:r>
           </w:p>
         </w:tc>
@@ -2875,59 +2820,56 @@
               <w:rPr>
                 <w:color w:val="526158"/>
               </w:rPr>
-              <w:t>Click or tap here to type.</w:t>
-            </w:r>
-          </w:p>
-        </w:tc>
-        <w:tc>
-          <w:tcPr>
-            <w:tcW w:w="2578" w:type="dxa"/>
-            <w:tcBorders>
-              <w:start w:val="single" w:sz="4" w:space="0" w:color="000000"/>
-              <w:bottom w:val="single" w:sz="4" w:space="0" w:color="000000"/>
-            </w:tcBorders>
-            <w:shd w:fill="FFFFFF" w:val="clear"/>
-          </w:tcPr>
-          <w:p>
-            <w:pPr>
-              <w:pStyle w:val="TableContents"/>
-              <w:bidi w:val="0"/>
-              <w:jc w:val="start"/>
-              <w:rPr>
-                <w:color w:val="526158"/>
-              </w:rPr>
-            </w:pPr>
-            <w:r>
-              <w:rPr>
-                <w:color w:val="526158"/>
-              </w:rPr>
-              <w:t>Click or tap here to type.</w:t>
-            </w:r>
-          </w:p>
-        </w:tc>
-        <w:tc>
-          <w:tcPr>
-            <w:tcW w:w="2578" w:type="dxa"/>
-            <w:tcBorders>
-              <w:start w:val="single" w:sz="4" w:space="0" w:color="000000"/>
-              <w:bottom w:val="single" w:sz="4" w:space="0" w:color="000000"/>
-            </w:tcBorders>
-            <w:shd w:fill="FFFFFF" w:val="clear"/>
-          </w:tcPr>
-          <w:p>
-            <w:pPr>
-              <w:pStyle w:val="TableContents"/>
-              <w:bidi w:val="0"/>
-              <w:jc w:val="start"/>
-              <w:rPr>
-                <w:color w:val="526158"/>
-              </w:rPr>
-            </w:pPr>
-            <w:r>
-              <w:rPr>
-                <w:color w:val="526158"/>
-              </w:rPr>
-              <w:t>Click or tap here to type.</w:t>
+            </w:r>
+          </w:p>
+        </w:tc>
+        <w:tc>
+          <w:tcPr>
+            <w:tcW w:w="2578" w:type="dxa"/>
+            <w:tcBorders>
+              <w:start w:val="single" w:sz="4" w:space="0" w:color="000000"/>
+              <w:bottom w:val="single" w:sz="4" w:space="0" w:color="000000"/>
+            </w:tcBorders>
+            <w:shd w:fill="FFFFFF" w:val="clear"/>
+          </w:tcPr>
+          <w:p>
+            <w:pPr>
+              <w:pStyle w:val="TableContents"/>
+              <w:bidi w:val="0"/>
+              <w:jc w:val="start"/>
+              <w:rPr>
+                <w:color w:val="526158"/>
+              </w:rPr>
+            </w:pPr>
+            <w:r>
+              <w:rPr>
+                <w:color w:val="526158"/>
+              </w:rPr>
+            </w:r>
+          </w:p>
+        </w:tc>
+        <w:tc>
+          <w:tcPr>
+            <w:tcW w:w="2578" w:type="dxa"/>
+            <w:tcBorders>
+              <w:start w:val="single" w:sz="4" w:space="0" w:color="000000"/>
+              <w:bottom w:val="single" w:sz="4" w:space="0" w:color="000000"/>
+            </w:tcBorders>
+            <w:shd w:fill="FFFFFF" w:val="clear"/>
+          </w:tcPr>
+          <w:p>
+            <w:pPr>
+              <w:pStyle w:val="TableContents"/>
+              <w:bidi w:val="0"/>
+              <w:jc w:val="start"/>
+              <w:rPr>
+                <w:color w:val="526158"/>
+              </w:rPr>
+            </w:pPr>
+            <w:r>
+              <w:rPr>
+                <w:color w:val="526158"/>
+              </w:rPr>
             </w:r>
           </w:p>
         </w:tc>
@@ -2954,7 +2896,6 @@
               <w:rPr>
                 <w:color w:val="526158"/>
               </w:rPr>
-              <w:t>Click or tap here to type.</w:t>
             </w:r>
           </w:p>
         </w:tc>
@@ -2983,59 +2924,56 @@
               <w:rPr>
                 <w:color w:val="526158"/>
               </w:rPr>
-              <w:t>Click or tap here to type.</w:t>
-            </w:r>
-          </w:p>
-        </w:tc>
-        <w:tc>
-          <w:tcPr>
-            <w:tcW w:w="2578" w:type="dxa"/>
-            <w:tcBorders>
-              <w:start w:val="single" w:sz="4" w:space="0" w:color="000000"/>
-              <w:bottom w:val="single" w:sz="4" w:space="0" w:color="000000"/>
-            </w:tcBorders>
-            <w:shd w:fill="F1F5EF" w:val="clear"/>
-          </w:tcPr>
-          <w:p>
-            <w:pPr>
-              <w:pStyle w:val="TableContents"/>
-              <w:bidi w:val="0"/>
-              <w:jc w:val="start"/>
-              <w:rPr>
-                <w:color w:val="526158"/>
-              </w:rPr>
-            </w:pPr>
-            <w:r>
-              <w:rPr>
-                <w:color w:val="526158"/>
-              </w:rPr>
-              <w:t>Click or tap here to type.</w:t>
-            </w:r>
-          </w:p>
-        </w:tc>
-        <w:tc>
-          <w:tcPr>
-            <w:tcW w:w="2578" w:type="dxa"/>
-            <w:tcBorders>
-              <w:start w:val="single" w:sz="4" w:space="0" w:color="000000"/>
-              <w:bottom w:val="single" w:sz="4" w:space="0" w:color="000000"/>
-            </w:tcBorders>
-            <w:shd w:fill="F1F5EF" w:val="clear"/>
-          </w:tcPr>
-          <w:p>
-            <w:pPr>
-              <w:pStyle w:val="TableContents"/>
-              <w:bidi w:val="0"/>
-              <w:jc w:val="start"/>
-              <w:rPr>
-                <w:color w:val="526158"/>
-              </w:rPr>
-            </w:pPr>
-            <w:r>
-              <w:rPr>
-                <w:color w:val="526158"/>
-              </w:rPr>
-              <w:t>Click or tap here to type.</w:t>
+            </w:r>
+          </w:p>
+        </w:tc>
+        <w:tc>
+          <w:tcPr>
+            <w:tcW w:w="2578" w:type="dxa"/>
+            <w:tcBorders>
+              <w:start w:val="single" w:sz="4" w:space="0" w:color="000000"/>
+              <w:bottom w:val="single" w:sz="4" w:space="0" w:color="000000"/>
+            </w:tcBorders>
+            <w:shd w:fill="F1F5EF" w:val="clear"/>
+          </w:tcPr>
+          <w:p>
+            <w:pPr>
+              <w:pStyle w:val="TableContents"/>
+              <w:bidi w:val="0"/>
+              <w:jc w:val="start"/>
+              <w:rPr>
+                <w:color w:val="526158"/>
+              </w:rPr>
+            </w:pPr>
+            <w:r>
+              <w:rPr>
+                <w:color w:val="526158"/>
+              </w:rPr>
+            </w:r>
+          </w:p>
+        </w:tc>
+        <w:tc>
+          <w:tcPr>
+            <w:tcW w:w="2578" w:type="dxa"/>
+            <w:tcBorders>
+              <w:start w:val="single" w:sz="4" w:space="0" w:color="000000"/>
+              <w:bottom w:val="single" w:sz="4" w:space="0" w:color="000000"/>
+            </w:tcBorders>
+            <w:shd w:fill="F1F5EF" w:val="clear"/>
+          </w:tcPr>
+          <w:p>
+            <w:pPr>
+              <w:pStyle w:val="TableContents"/>
+              <w:bidi w:val="0"/>
+              <w:jc w:val="start"/>
+              <w:rPr>
+                <w:color w:val="526158"/>
+              </w:rPr>
+            </w:pPr>
+            <w:r>
+              <w:rPr>
+                <w:color w:val="526158"/>
+              </w:rPr>
             </w:r>
           </w:p>
         </w:tc>
@@ -3062,7 +3000,6 @@
               <w:rPr>
                 <w:color w:val="526158"/>
               </w:rPr>
-              <w:t>Click or tap here to type.</w:t>
             </w:r>
           </w:p>
         </w:tc>
@@ -3091,59 +3028,56 @@
               <w:rPr>
                 <w:color w:val="526158"/>
               </w:rPr>
-              <w:t>Click or tap here to type.</w:t>
-            </w:r>
-          </w:p>
-        </w:tc>
-        <w:tc>
-          <w:tcPr>
-            <w:tcW w:w="2578" w:type="dxa"/>
-            <w:tcBorders>
-              <w:start w:val="single" w:sz="4" w:space="0" w:color="000000"/>
-              <w:bottom w:val="single" w:sz="4" w:space="0" w:color="000000"/>
-            </w:tcBorders>
-            <w:shd w:fill="FFFFFF" w:val="clear"/>
-          </w:tcPr>
-          <w:p>
-            <w:pPr>
-              <w:pStyle w:val="TableContents"/>
-              <w:bidi w:val="0"/>
-              <w:jc w:val="start"/>
-              <w:rPr>
-                <w:color w:val="526158"/>
-              </w:rPr>
-            </w:pPr>
-            <w:r>
-              <w:rPr>
-                <w:color w:val="526158"/>
-              </w:rPr>
-              <w:t>Click or tap here to type.</w:t>
-            </w:r>
-          </w:p>
-        </w:tc>
-        <w:tc>
-          <w:tcPr>
-            <w:tcW w:w="2578" w:type="dxa"/>
-            <w:tcBorders>
-              <w:start w:val="single" w:sz="4" w:space="0" w:color="000000"/>
-              <w:bottom w:val="single" w:sz="4" w:space="0" w:color="000000"/>
-            </w:tcBorders>
-            <w:shd w:fill="FFFFFF" w:val="clear"/>
-          </w:tcPr>
-          <w:p>
-            <w:pPr>
-              <w:pStyle w:val="TableContents"/>
-              <w:bidi w:val="0"/>
-              <w:jc w:val="start"/>
-              <w:rPr>
-                <w:color w:val="526158"/>
-              </w:rPr>
-            </w:pPr>
-            <w:r>
-              <w:rPr>
-                <w:color w:val="526158"/>
-              </w:rPr>
-              <w:t>Click or tap here to type.</w:t>
+            </w:r>
+          </w:p>
+        </w:tc>
+        <w:tc>
+          <w:tcPr>
+            <w:tcW w:w="2578" w:type="dxa"/>
+            <w:tcBorders>
+              <w:start w:val="single" w:sz="4" w:space="0" w:color="000000"/>
+              <w:bottom w:val="single" w:sz="4" w:space="0" w:color="000000"/>
+            </w:tcBorders>
+            <w:shd w:fill="FFFFFF" w:val="clear"/>
+          </w:tcPr>
+          <w:p>
+            <w:pPr>
+              <w:pStyle w:val="TableContents"/>
+              <w:bidi w:val="0"/>
+              <w:jc w:val="start"/>
+              <w:rPr>
+                <w:color w:val="526158"/>
+              </w:rPr>
+            </w:pPr>
+            <w:r>
+              <w:rPr>
+                <w:color w:val="526158"/>
+              </w:rPr>
+            </w:r>
+          </w:p>
+        </w:tc>
+        <w:tc>
+          <w:tcPr>
+            <w:tcW w:w="2578" w:type="dxa"/>
+            <w:tcBorders>
+              <w:start w:val="single" w:sz="4" w:space="0" w:color="000000"/>
+              <w:bottom w:val="single" w:sz="4" w:space="0" w:color="000000"/>
+            </w:tcBorders>
+            <w:shd w:fill="FFFFFF" w:val="clear"/>
+          </w:tcPr>
+          <w:p>
+            <w:pPr>
+              <w:pStyle w:val="TableContents"/>
+              <w:bidi w:val="0"/>
+              <w:jc w:val="start"/>
+              <w:rPr>
+                <w:color w:val="526158"/>
+              </w:rPr>
+            </w:pPr>
+            <w:r>
+              <w:rPr>
+                <w:color w:val="526158"/>
+              </w:rPr>
             </w:r>
           </w:p>
         </w:tc>
@@ -3170,7 +3104,6 @@
               <w:rPr>
                 <w:color w:val="526158"/>
               </w:rPr>
-              <w:t>Click or tap here to type.</w:t>
             </w:r>
           </w:p>
         </w:tc>
@@ -3199,59 +3132,56 @@
               <w:rPr>
                 <w:color w:val="526158"/>
               </w:rPr>
-              <w:t>Click or tap here to type.</w:t>
-            </w:r>
-          </w:p>
-        </w:tc>
-        <w:tc>
-          <w:tcPr>
-            <w:tcW w:w="2578" w:type="dxa"/>
-            <w:tcBorders>
-              <w:start w:val="single" w:sz="4" w:space="0" w:color="000000"/>
-              <w:bottom w:val="single" w:sz="4" w:space="0" w:color="000000"/>
-            </w:tcBorders>
-            <w:shd w:fill="F1F5EF" w:val="clear"/>
-          </w:tcPr>
-          <w:p>
-            <w:pPr>
-              <w:pStyle w:val="TableContents"/>
-              <w:bidi w:val="0"/>
-              <w:jc w:val="start"/>
-              <w:rPr>
-                <w:color w:val="526158"/>
-              </w:rPr>
-            </w:pPr>
-            <w:r>
-              <w:rPr>
-                <w:color w:val="526158"/>
-              </w:rPr>
-              <w:t>Click or tap here to type.</w:t>
-            </w:r>
-          </w:p>
-        </w:tc>
-        <w:tc>
-          <w:tcPr>
-            <w:tcW w:w="2578" w:type="dxa"/>
-            <w:tcBorders>
-              <w:start w:val="single" w:sz="4" w:space="0" w:color="000000"/>
-              <w:bottom w:val="single" w:sz="4" w:space="0" w:color="000000"/>
-            </w:tcBorders>
-            <w:shd w:fill="F1F5EF" w:val="clear"/>
-          </w:tcPr>
-          <w:p>
-            <w:pPr>
-              <w:pStyle w:val="TableContents"/>
-              <w:bidi w:val="0"/>
-              <w:jc w:val="start"/>
-              <w:rPr>
-                <w:color w:val="526158"/>
-              </w:rPr>
-            </w:pPr>
-            <w:r>
-              <w:rPr>
-                <w:color w:val="526158"/>
-              </w:rPr>
-              <w:t>Click or tap here to type.</w:t>
+            </w:r>
+          </w:p>
+        </w:tc>
+        <w:tc>
+          <w:tcPr>
+            <w:tcW w:w="2578" w:type="dxa"/>
+            <w:tcBorders>
+              <w:start w:val="single" w:sz="4" w:space="0" w:color="000000"/>
+              <w:bottom w:val="single" w:sz="4" w:space="0" w:color="000000"/>
+            </w:tcBorders>
+            <w:shd w:fill="F1F5EF" w:val="clear"/>
+          </w:tcPr>
+          <w:p>
+            <w:pPr>
+              <w:pStyle w:val="TableContents"/>
+              <w:bidi w:val="0"/>
+              <w:jc w:val="start"/>
+              <w:rPr>
+                <w:color w:val="526158"/>
+              </w:rPr>
+            </w:pPr>
+            <w:r>
+              <w:rPr>
+                <w:color w:val="526158"/>
+              </w:rPr>
+            </w:r>
+          </w:p>
+        </w:tc>
+        <w:tc>
+          <w:tcPr>
+            <w:tcW w:w="2578" w:type="dxa"/>
+            <w:tcBorders>
+              <w:start w:val="single" w:sz="4" w:space="0" w:color="000000"/>
+              <w:bottom w:val="single" w:sz="4" w:space="0" w:color="000000"/>
+            </w:tcBorders>
+            <w:shd w:fill="F1F5EF" w:val="clear"/>
+          </w:tcPr>
+          <w:p>
+            <w:pPr>
+              <w:pStyle w:val="TableContents"/>
+              <w:bidi w:val="0"/>
+              <w:jc w:val="start"/>
+              <w:rPr>
+                <w:color w:val="526158"/>
+              </w:rPr>
+            </w:pPr>
+            <w:r>
+              <w:rPr>
+                <w:color w:val="526158"/>
+              </w:rPr>
             </w:r>
           </w:p>
         </w:tc>
@@ -3278,7 +3208,6 @@
               <w:rPr>
                 <w:color w:val="526158"/>
               </w:rPr>
-              <w:t>Click or tap here to type.</w:t>
             </w:r>
           </w:p>
         </w:tc>
@@ -3307,59 +3236,56 @@
               <w:rPr>
                 <w:color w:val="526158"/>
               </w:rPr>
-              <w:t>Click or tap here to type.</w:t>
-            </w:r>
-          </w:p>
-        </w:tc>
-        <w:tc>
-          <w:tcPr>
-            <w:tcW w:w="2578" w:type="dxa"/>
-            <w:tcBorders>
-              <w:start w:val="single" w:sz="4" w:space="0" w:color="000000"/>
-              <w:bottom w:val="single" w:sz="4" w:space="0" w:color="000000"/>
-            </w:tcBorders>
-            <w:shd w:fill="FFFFFF" w:val="clear"/>
-          </w:tcPr>
-          <w:p>
-            <w:pPr>
-              <w:pStyle w:val="TableContents"/>
-              <w:bidi w:val="0"/>
-              <w:jc w:val="start"/>
-              <w:rPr>
-                <w:color w:val="526158"/>
-              </w:rPr>
-            </w:pPr>
-            <w:r>
-              <w:rPr>
-                <w:color w:val="526158"/>
-              </w:rPr>
-              <w:t>Click or tap here to type.</w:t>
-            </w:r>
-          </w:p>
-        </w:tc>
-        <w:tc>
-          <w:tcPr>
-            <w:tcW w:w="2578" w:type="dxa"/>
-            <w:tcBorders>
-              <w:start w:val="single" w:sz="4" w:space="0" w:color="000000"/>
-              <w:bottom w:val="single" w:sz="4" w:space="0" w:color="000000"/>
-            </w:tcBorders>
-            <w:shd w:fill="FFFFFF" w:val="clear"/>
-          </w:tcPr>
-          <w:p>
-            <w:pPr>
-              <w:pStyle w:val="TableContents"/>
-              <w:bidi w:val="0"/>
-              <w:jc w:val="start"/>
-              <w:rPr>
-                <w:color w:val="526158"/>
-              </w:rPr>
-            </w:pPr>
-            <w:r>
-              <w:rPr>
-                <w:color w:val="526158"/>
-              </w:rPr>
-              <w:t>Click or tap here to type.</w:t>
+            </w:r>
+          </w:p>
+        </w:tc>
+        <w:tc>
+          <w:tcPr>
+            <w:tcW w:w="2578" w:type="dxa"/>
+            <w:tcBorders>
+              <w:start w:val="single" w:sz="4" w:space="0" w:color="000000"/>
+              <w:bottom w:val="single" w:sz="4" w:space="0" w:color="000000"/>
+            </w:tcBorders>
+            <w:shd w:fill="FFFFFF" w:val="clear"/>
+          </w:tcPr>
+          <w:p>
+            <w:pPr>
+              <w:pStyle w:val="TableContents"/>
+              <w:bidi w:val="0"/>
+              <w:jc w:val="start"/>
+              <w:rPr>
+                <w:color w:val="526158"/>
+              </w:rPr>
+            </w:pPr>
+            <w:r>
+              <w:rPr>
+                <w:color w:val="526158"/>
+              </w:rPr>
+            </w:r>
+          </w:p>
+        </w:tc>
+        <w:tc>
+          <w:tcPr>
+            <w:tcW w:w="2578" w:type="dxa"/>
+            <w:tcBorders>
+              <w:start w:val="single" w:sz="4" w:space="0" w:color="000000"/>
+              <w:bottom w:val="single" w:sz="4" w:space="0" w:color="000000"/>
+            </w:tcBorders>
+            <w:shd w:fill="FFFFFF" w:val="clear"/>
+          </w:tcPr>
+          <w:p>
+            <w:pPr>
+              <w:pStyle w:val="TableContents"/>
+              <w:bidi w:val="0"/>
+              <w:jc w:val="start"/>
+              <w:rPr>
+                <w:color w:val="526158"/>
+              </w:rPr>
+            </w:pPr>
+            <w:r>
+              <w:rPr>
+                <w:color w:val="526158"/>
+              </w:rPr>
             </w:r>
           </w:p>
         </w:tc>
@@ -3386,7 +3312,6 @@
               <w:rPr>
                 <w:color w:val="526158"/>
               </w:rPr>
-              <w:t>Click or tap here to type.</w:t>
             </w:r>
           </w:p>
         </w:tc>
@@ -3415,59 +3340,56 @@
               <w:rPr>
                 <w:color w:val="526158"/>
               </w:rPr>
-              <w:t>Click or tap here to type.</w:t>
-            </w:r>
-          </w:p>
-        </w:tc>
-        <w:tc>
-          <w:tcPr>
-            <w:tcW w:w="2578" w:type="dxa"/>
-            <w:tcBorders>
-              <w:start w:val="single" w:sz="4" w:space="0" w:color="000000"/>
-              <w:bottom w:val="single" w:sz="4" w:space="0" w:color="000000"/>
-            </w:tcBorders>
-            <w:shd w:fill="F1F5EF" w:val="clear"/>
-          </w:tcPr>
-          <w:p>
-            <w:pPr>
-              <w:pStyle w:val="TableContents"/>
-              <w:bidi w:val="0"/>
-              <w:jc w:val="start"/>
-              <w:rPr>
-                <w:color w:val="526158"/>
-              </w:rPr>
-            </w:pPr>
-            <w:r>
-              <w:rPr>
-                <w:color w:val="526158"/>
-              </w:rPr>
-              <w:t>Click or tap here to type.</w:t>
-            </w:r>
-          </w:p>
-        </w:tc>
-        <w:tc>
-          <w:tcPr>
-            <w:tcW w:w="2578" w:type="dxa"/>
-            <w:tcBorders>
-              <w:start w:val="single" w:sz="4" w:space="0" w:color="000000"/>
-              <w:bottom w:val="single" w:sz="4" w:space="0" w:color="000000"/>
-            </w:tcBorders>
-            <w:shd w:fill="F1F5EF" w:val="clear"/>
-          </w:tcPr>
-          <w:p>
-            <w:pPr>
-              <w:pStyle w:val="TableContents"/>
-              <w:bidi w:val="0"/>
-              <w:jc w:val="start"/>
-              <w:rPr>
-                <w:color w:val="526158"/>
-              </w:rPr>
-            </w:pPr>
-            <w:r>
-              <w:rPr>
-                <w:color w:val="526158"/>
-              </w:rPr>
-              <w:t>Click or tap here to type.</w:t>
+            </w:r>
+          </w:p>
+        </w:tc>
+        <w:tc>
+          <w:tcPr>
+            <w:tcW w:w="2578" w:type="dxa"/>
+            <w:tcBorders>
+              <w:start w:val="single" w:sz="4" w:space="0" w:color="000000"/>
+              <w:bottom w:val="single" w:sz="4" w:space="0" w:color="000000"/>
+            </w:tcBorders>
+            <w:shd w:fill="F1F5EF" w:val="clear"/>
+          </w:tcPr>
+          <w:p>
+            <w:pPr>
+              <w:pStyle w:val="TableContents"/>
+              <w:bidi w:val="0"/>
+              <w:jc w:val="start"/>
+              <w:rPr>
+                <w:color w:val="526158"/>
+              </w:rPr>
+            </w:pPr>
+            <w:r>
+              <w:rPr>
+                <w:color w:val="526158"/>
+              </w:rPr>
+            </w:r>
+          </w:p>
+        </w:tc>
+        <w:tc>
+          <w:tcPr>
+            <w:tcW w:w="2578" w:type="dxa"/>
+            <w:tcBorders>
+              <w:start w:val="single" w:sz="4" w:space="0" w:color="000000"/>
+              <w:bottom w:val="single" w:sz="4" w:space="0" w:color="000000"/>
+            </w:tcBorders>
+            <w:shd w:fill="F1F5EF" w:val="clear"/>
+          </w:tcPr>
+          <w:p>
+            <w:pPr>
+              <w:pStyle w:val="TableContents"/>
+              <w:bidi w:val="0"/>
+              <w:jc w:val="start"/>
+              <w:rPr>
+                <w:color w:val="526158"/>
+              </w:rPr>
+            </w:pPr>
+            <w:r>
+              <w:rPr>
+                <w:color w:val="526158"/>
+              </w:rPr>
             </w:r>
           </w:p>
         </w:tc>
@@ -3494,7 +3416,6 @@
               <w:rPr>
                 <w:color w:val="526158"/>
               </w:rPr>
-              <w:t>Click or tap here to type.</w:t>
             </w:r>
           </w:p>
         </w:tc>
@@ -3675,7 +3596,6 @@
               <w:rPr>
                 <w:color w:val="526158"/>
               </w:rPr>
-              <w:t>Click or tap here to type.</w:t>
             </w:r>
           </w:p>
         </w:tc>
@@ -3701,7 +3621,6 @@
               <w:rPr>
                 <w:color w:val="526158"/>
               </w:rPr>
-              <w:t>Click or tap here to type.</w:t>
             </w:r>
           </w:p>
         </w:tc>
@@ -3728,7 +3647,6 @@
               <w:rPr>
                 <w:color w:val="526158"/>
               </w:rPr>
-              <w:t>Click or tap here to type.</w:t>
             </w:r>
           </w:p>
         </w:tc>
@@ -3757,7 +3675,6 @@
               <w:rPr>
                 <w:color w:val="526158"/>
               </w:rPr>
-              <w:t>Click or tap here to type.</w:t>
             </w:r>
           </w:p>
         </w:tc>
@@ -3783,7 +3700,6 @@
               <w:rPr>
                 <w:color w:val="526158"/>
               </w:rPr>
-              <w:t>Click or tap here to type.</w:t>
             </w:r>
           </w:p>
         </w:tc>
@@ -3810,7 +3726,6 @@
               <w:rPr>
                 <w:color w:val="526158"/>
               </w:rPr>
-              <w:t>Click or tap here to type.</w:t>
             </w:r>
           </w:p>
         </w:tc>
@@ -3839,7 +3754,6 @@
               <w:rPr>
                 <w:color w:val="526158"/>
               </w:rPr>
-              <w:t>Click or tap here to type.</w:t>
             </w:r>
           </w:p>
         </w:tc>
@@ -3865,7 +3779,6 @@
               <w:rPr>
                 <w:color w:val="526158"/>
               </w:rPr>
-              <w:t>Click or tap here to type.</w:t>
             </w:r>
           </w:p>
         </w:tc>
@@ -3892,7 +3805,6 @@
               <w:rPr>
                 <w:color w:val="526158"/>
               </w:rPr>
-              <w:t>Click or tap here to type.</w:t>
             </w:r>
           </w:p>
         </w:tc>
@@ -3921,7 +3833,6 @@
               <w:rPr>
                 <w:color w:val="526158"/>
               </w:rPr>
-              <w:t>Click or tap here to type.</w:t>
             </w:r>
           </w:p>
         </w:tc>
@@ -3947,7 +3858,6 @@
               <w:rPr>
                 <w:color w:val="526158"/>
               </w:rPr>
-              <w:t>Click or tap here to type.</w:t>
             </w:r>
           </w:p>
         </w:tc>
@@ -3974,7 +3884,6 @@
               <w:rPr>
                 <w:color w:val="526158"/>
               </w:rPr>
-              <w:t>Click or tap here to type.</w:t>
             </w:r>
           </w:p>
         </w:tc>
@@ -4003,7 +3912,6 @@
               <w:rPr>
                 <w:color w:val="526158"/>
               </w:rPr>
-              <w:t>Click or tap here to type.</w:t>
             </w:r>
           </w:p>
         </w:tc>
@@ -4029,7 +3937,6 @@
               <w:rPr>
                 <w:color w:val="526158"/>
               </w:rPr>
-              <w:t>Click or tap here to type.</w:t>
             </w:r>
           </w:p>
         </w:tc>
@@ -4056,7 +3963,6 @@
               <w:rPr>
                 <w:color w:val="526158"/>
               </w:rPr>
-              <w:t>Click or tap here to type.</w:t>
             </w:r>
           </w:p>
         </w:tc>
@@ -4085,7 +3991,6 @@
               <w:rPr>
                 <w:color w:val="526158"/>
               </w:rPr>
-              <w:t>Click or tap here to type.</w:t>
             </w:r>
           </w:p>
         </w:tc>
@@ -4111,7 +4016,6 @@
               <w:rPr>
                 <w:color w:val="526158"/>
               </w:rPr>
-              <w:t>Click or tap here to type.</w:t>
             </w:r>
           </w:p>
         </w:tc>
@@ -4138,7 +4042,6 @@
               <w:rPr>
                 <w:color w:val="526158"/>
               </w:rPr>
-              <w:t>Click or tap here to type.</w:t>
             </w:r>
           </w:p>
         </w:tc>
@@ -4167,7 +4070,6 @@
               <w:rPr>
                 <w:color w:val="526158"/>
               </w:rPr>
-              <w:t>Click or tap here to type.</w:t>
             </w:r>
           </w:p>
         </w:tc>
@@ -4193,7 +4095,6 @@
               <w:rPr>
                 <w:color w:val="526158"/>
               </w:rPr>
-              <w:t>Click or tap here to type.</w:t>
             </w:r>
           </w:p>
         </w:tc>
@@ -4220,7 +4121,6 @@
               <w:rPr>
                 <w:color w:val="526158"/>
               </w:rPr>
-              <w:t>Click or tap here to type.</w:t>
             </w:r>
           </w:p>
         </w:tc>
@@ -4757,59 +4657,56 @@
               <w:rPr>
                 <w:color w:val="526158"/>
               </w:rPr>
-              <w:t>Click or tap here to type.</w:t>
-            </w:r>
-          </w:p>
-        </w:tc>
-        <w:tc>
-          <w:tcPr>
-            <w:tcW w:w="2578" w:type="dxa"/>
-            <w:tcBorders>
-              <w:start w:val="single" w:sz="4" w:space="0" w:color="000000"/>
-              <w:bottom w:val="single" w:sz="4" w:space="0" w:color="000000"/>
-            </w:tcBorders>
-            <w:shd w:fill="FFFFFF" w:val="clear"/>
-          </w:tcPr>
-          <w:p>
-            <w:pPr>
-              <w:pStyle w:val="TableContents"/>
-              <w:bidi w:val="0"/>
-              <w:jc w:val="start"/>
-              <w:rPr>
-                <w:color w:val="526158"/>
-              </w:rPr>
-            </w:pPr>
-            <w:r>
-              <w:rPr>
-                <w:color w:val="526158"/>
-              </w:rPr>
-              <w:t>Click or tap here to type.</w:t>
-            </w:r>
-          </w:p>
-        </w:tc>
-        <w:tc>
-          <w:tcPr>
-            <w:tcW w:w="2578" w:type="dxa"/>
-            <w:tcBorders>
-              <w:start w:val="single" w:sz="4" w:space="0" w:color="000000"/>
-              <w:bottom w:val="single" w:sz="4" w:space="0" w:color="000000"/>
-            </w:tcBorders>
-            <w:shd w:fill="FFFFFF" w:val="clear"/>
-          </w:tcPr>
-          <w:p>
-            <w:pPr>
-              <w:pStyle w:val="TableContents"/>
-              <w:bidi w:val="0"/>
-              <w:jc w:val="start"/>
-              <w:rPr>
-                <w:color w:val="526158"/>
-              </w:rPr>
-            </w:pPr>
-            <w:r>
-              <w:rPr>
-                <w:color w:val="526158"/>
-              </w:rPr>
-              <w:t>Click or tap here to type.</w:t>
+            </w:r>
+          </w:p>
+        </w:tc>
+        <w:tc>
+          <w:tcPr>
+            <w:tcW w:w="2578" w:type="dxa"/>
+            <w:tcBorders>
+              <w:start w:val="single" w:sz="4" w:space="0" w:color="000000"/>
+              <w:bottom w:val="single" w:sz="4" w:space="0" w:color="000000"/>
+            </w:tcBorders>
+            <w:shd w:fill="FFFFFF" w:val="clear"/>
+          </w:tcPr>
+          <w:p>
+            <w:pPr>
+              <w:pStyle w:val="TableContents"/>
+              <w:bidi w:val="0"/>
+              <w:jc w:val="start"/>
+              <w:rPr>
+                <w:color w:val="526158"/>
+              </w:rPr>
+            </w:pPr>
+            <w:r>
+              <w:rPr>
+                <w:color w:val="526158"/>
+              </w:rPr>
+            </w:r>
+          </w:p>
+        </w:tc>
+        <w:tc>
+          <w:tcPr>
+            <w:tcW w:w="2578" w:type="dxa"/>
+            <w:tcBorders>
+              <w:start w:val="single" w:sz="4" w:space="0" w:color="000000"/>
+              <w:bottom w:val="single" w:sz="4" w:space="0" w:color="000000"/>
+            </w:tcBorders>
+            <w:shd w:fill="FFFFFF" w:val="clear"/>
+          </w:tcPr>
+          <w:p>
+            <w:pPr>
+              <w:pStyle w:val="TableContents"/>
+              <w:bidi w:val="0"/>
+              <w:jc w:val="start"/>
+              <w:rPr>
+                <w:color w:val="526158"/>
+              </w:rPr>
+            </w:pPr>
+            <w:r>
+              <w:rPr>
+                <w:color w:val="526158"/>
+              </w:rPr>
             </w:r>
           </w:p>
         </w:tc>
@@ -4836,7 +4733,6 @@
               <w:rPr>
                 <w:color w:val="526158"/>
               </w:rPr>
-              <w:t>Click or tap here to type.</w:t>
             </w:r>
           </w:p>
         </w:tc>
@@ -4865,59 +4761,56 @@
               <w:rPr>
                 <w:color w:val="526158"/>
               </w:rPr>
-              <w:t>Click or tap here to type.</w:t>
-            </w:r>
-          </w:p>
-        </w:tc>
-        <w:tc>
-          <w:tcPr>
-            <w:tcW w:w="2578" w:type="dxa"/>
-            <w:tcBorders>
-              <w:start w:val="single" w:sz="4" w:space="0" w:color="000000"/>
-              <w:bottom w:val="single" w:sz="4" w:space="0" w:color="000000"/>
-            </w:tcBorders>
-            <w:shd w:fill="F1F5EF" w:val="clear"/>
-          </w:tcPr>
-          <w:p>
-            <w:pPr>
-              <w:pStyle w:val="TableContents"/>
-              <w:bidi w:val="0"/>
-              <w:jc w:val="start"/>
-              <w:rPr>
-                <w:color w:val="526158"/>
-              </w:rPr>
-            </w:pPr>
-            <w:r>
-              <w:rPr>
-                <w:color w:val="526158"/>
-              </w:rPr>
-              <w:t>Click or tap here to type.</w:t>
-            </w:r>
-          </w:p>
-        </w:tc>
-        <w:tc>
-          <w:tcPr>
-            <w:tcW w:w="2578" w:type="dxa"/>
-            <w:tcBorders>
-              <w:start w:val="single" w:sz="4" w:space="0" w:color="000000"/>
-              <w:bottom w:val="single" w:sz="4" w:space="0" w:color="000000"/>
-            </w:tcBorders>
-            <w:shd w:fill="F1F5EF" w:val="clear"/>
-          </w:tcPr>
-          <w:p>
-            <w:pPr>
-              <w:pStyle w:val="TableContents"/>
-              <w:bidi w:val="0"/>
-              <w:jc w:val="start"/>
-              <w:rPr>
-                <w:color w:val="526158"/>
-              </w:rPr>
-            </w:pPr>
-            <w:r>
-              <w:rPr>
-                <w:color w:val="526158"/>
-              </w:rPr>
-              <w:t>Click or tap here to type.</w:t>
+            </w:r>
+          </w:p>
+        </w:tc>
+        <w:tc>
+          <w:tcPr>
+            <w:tcW w:w="2578" w:type="dxa"/>
+            <w:tcBorders>
+              <w:start w:val="single" w:sz="4" w:space="0" w:color="000000"/>
+              <w:bottom w:val="single" w:sz="4" w:space="0" w:color="000000"/>
+            </w:tcBorders>
+            <w:shd w:fill="F1F5EF" w:val="clear"/>
+          </w:tcPr>
+          <w:p>
+            <w:pPr>
+              <w:pStyle w:val="TableContents"/>
+              <w:bidi w:val="0"/>
+              <w:jc w:val="start"/>
+              <w:rPr>
+                <w:color w:val="526158"/>
+              </w:rPr>
+            </w:pPr>
+            <w:r>
+              <w:rPr>
+                <w:color w:val="526158"/>
+              </w:rPr>
+            </w:r>
+          </w:p>
+        </w:tc>
+        <w:tc>
+          <w:tcPr>
+            <w:tcW w:w="2578" w:type="dxa"/>
+            <w:tcBorders>
+              <w:start w:val="single" w:sz="4" w:space="0" w:color="000000"/>
+              <w:bottom w:val="single" w:sz="4" w:space="0" w:color="000000"/>
+            </w:tcBorders>
+            <w:shd w:fill="F1F5EF" w:val="clear"/>
+          </w:tcPr>
+          <w:p>
+            <w:pPr>
+              <w:pStyle w:val="TableContents"/>
+              <w:bidi w:val="0"/>
+              <w:jc w:val="start"/>
+              <w:rPr>
+                <w:color w:val="526158"/>
+              </w:rPr>
+            </w:pPr>
+            <w:r>
+              <w:rPr>
+                <w:color w:val="526158"/>
+              </w:rPr>
             </w:r>
           </w:p>
         </w:tc>
@@ -4944,7 +4837,6 @@
               <w:rPr>
                 <w:color w:val="526158"/>
               </w:rPr>
-              <w:t>Click or tap here to type.</w:t>
             </w:r>
           </w:p>
         </w:tc>
@@ -4973,59 +4865,56 @@
               <w:rPr>
                 <w:color w:val="526158"/>
               </w:rPr>
-              <w:t>Click or tap here to type.</w:t>
-            </w:r>
-          </w:p>
-        </w:tc>
-        <w:tc>
-          <w:tcPr>
-            <w:tcW w:w="2578" w:type="dxa"/>
-            <w:tcBorders>
-              <w:start w:val="single" w:sz="4" w:space="0" w:color="000000"/>
-              <w:bottom w:val="single" w:sz="4" w:space="0" w:color="000000"/>
-            </w:tcBorders>
-            <w:shd w:fill="FFFFFF" w:val="clear"/>
-          </w:tcPr>
-          <w:p>
-            <w:pPr>
-              <w:pStyle w:val="TableContents"/>
-              <w:bidi w:val="0"/>
-              <w:jc w:val="start"/>
-              <w:rPr>
-                <w:color w:val="526158"/>
-              </w:rPr>
-            </w:pPr>
-            <w:r>
-              <w:rPr>
-                <w:color w:val="526158"/>
-              </w:rPr>
-              <w:t>Click or tap here to type.</w:t>
-            </w:r>
-          </w:p>
-        </w:tc>
-        <w:tc>
-          <w:tcPr>
-            <w:tcW w:w="2578" w:type="dxa"/>
-            <w:tcBorders>
-              <w:start w:val="single" w:sz="4" w:space="0" w:color="000000"/>
-              <w:bottom w:val="single" w:sz="4" w:space="0" w:color="000000"/>
-            </w:tcBorders>
-            <w:shd w:fill="FFFFFF" w:val="clear"/>
-          </w:tcPr>
-          <w:p>
-            <w:pPr>
-              <w:pStyle w:val="TableContents"/>
-              <w:bidi w:val="0"/>
-              <w:jc w:val="start"/>
-              <w:rPr>
-                <w:color w:val="526158"/>
-              </w:rPr>
-            </w:pPr>
-            <w:r>
-              <w:rPr>
-                <w:color w:val="526158"/>
-              </w:rPr>
-              <w:t>Click or tap here to type.</w:t>
+            </w:r>
+          </w:p>
+        </w:tc>
+        <w:tc>
+          <w:tcPr>
+            <w:tcW w:w="2578" w:type="dxa"/>
+            <w:tcBorders>
+              <w:start w:val="single" w:sz="4" w:space="0" w:color="000000"/>
+              <w:bottom w:val="single" w:sz="4" w:space="0" w:color="000000"/>
+            </w:tcBorders>
+            <w:shd w:fill="FFFFFF" w:val="clear"/>
+          </w:tcPr>
+          <w:p>
+            <w:pPr>
+              <w:pStyle w:val="TableContents"/>
+              <w:bidi w:val="0"/>
+              <w:jc w:val="start"/>
+              <w:rPr>
+                <w:color w:val="526158"/>
+              </w:rPr>
+            </w:pPr>
+            <w:r>
+              <w:rPr>
+                <w:color w:val="526158"/>
+              </w:rPr>
+            </w:r>
+          </w:p>
+        </w:tc>
+        <w:tc>
+          <w:tcPr>
+            <w:tcW w:w="2578" w:type="dxa"/>
+            <w:tcBorders>
+              <w:start w:val="single" w:sz="4" w:space="0" w:color="000000"/>
+              <w:bottom w:val="single" w:sz="4" w:space="0" w:color="000000"/>
+            </w:tcBorders>
+            <w:shd w:fill="FFFFFF" w:val="clear"/>
+          </w:tcPr>
+          <w:p>
+            <w:pPr>
+              <w:pStyle w:val="TableContents"/>
+              <w:bidi w:val="0"/>
+              <w:jc w:val="start"/>
+              <w:rPr>
+                <w:color w:val="526158"/>
+              </w:rPr>
+            </w:pPr>
+            <w:r>
+              <w:rPr>
+                <w:color w:val="526158"/>
+              </w:rPr>
             </w:r>
           </w:p>
         </w:tc>
@@ -5052,7 +4941,6 @@
               <w:rPr>
                 <w:color w:val="526158"/>
               </w:rPr>
-              <w:t>Click or tap here to type.</w:t>
             </w:r>
           </w:p>
         </w:tc>
@@ -5081,59 +4969,56 @@
               <w:rPr>
                 <w:color w:val="526158"/>
               </w:rPr>
-              <w:t>Click or tap here to type.</w:t>
-            </w:r>
-          </w:p>
-        </w:tc>
-        <w:tc>
-          <w:tcPr>
-            <w:tcW w:w="2578" w:type="dxa"/>
-            <w:tcBorders>
-              <w:start w:val="single" w:sz="4" w:space="0" w:color="000000"/>
-              <w:bottom w:val="single" w:sz="4" w:space="0" w:color="000000"/>
-            </w:tcBorders>
-            <w:shd w:fill="F1F5EF" w:val="clear"/>
-          </w:tcPr>
-          <w:p>
-            <w:pPr>
-              <w:pStyle w:val="TableContents"/>
-              <w:bidi w:val="0"/>
-              <w:jc w:val="start"/>
-              <w:rPr>
-                <w:color w:val="526158"/>
-              </w:rPr>
-            </w:pPr>
-            <w:r>
-              <w:rPr>
-                <w:color w:val="526158"/>
-              </w:rPr>
-              <w:t>Click or tap here to type.</w:t>
-            </w:r>
-          </w:p>
-        </w:tc>
-        <w:tc>
-          <w:tcPr>
-            <w:tcW w:w="2578" w:type="dxa"/>
-            <w:tcBorders>
-              <w:start w:val="single" w:sz="4" w:space="0" w:color="000000"/>
-              <w:bottom w:val="single" w:sz="4" w:space="0" w:color="000000"/>
-            </w:tcBorders>
-            <w:shd w:fill="F1F5EF" w:val="clear"/>
-          </w:tcPr>
-          <w:p>
-            <w:pPr>
-              <w:pStyle w:val="TableContents"/>
-              <w:bidi w:val="0"/>
-              <w:jc w:val="start"/>
-              <w:rPr>
-                <w:color w:val="526158"/>
-              </w:rPr>
-            </w:pPr>
-            <w:r>
-              <w:rPr>
-                <w:color w:val="526158"/>
-              </w:rPr>
-              <w:t>Click or tap here to type.</w:t>
+            </w:r>
+          </w:p>
+        </w:tc>
+        <w:tc>
+          <w:tcPr>
+            <w:tcW w:w="2578" w:type="dxa"/>
+            <w:tcBorders>
+              <w:start w:val="single" w:sz="4" w:space="0" w:color="000000"/>
+              <w:bottom w:val="single" w:sz="4" w:space="0" w:color="000000"/>
+            </w:tcBorders>
+            <w:shd w:fill="F1F5EF" w:val="clear"/>
+          </w:tcPr>
+          <w:p>
+            <w:pPr>
+              <w:pStyle w:val="TableContents"/>
+              <w:bidi w:val="0"/>
+              <w:jc w:val="start"/>
+              <w:rPr>
+                <w:color w:val="526158"/>
+              </w:rPr>
+            </w:pPr>
+            <w:r>
+              <w:rPr>
+                <w:color w:val="526158"/>
+              </w:rPr>
+            </w:r>
+          </w:p>
+        </w:tc>
+        <w:tc>
+          <w:tcPr>
+            <w:tcW w:w="2578" w:type="dxa"/>
+            <w:tcBorders>
+              <w:start w:val="single" w:sz="4" w:space="0" w:color="000000"/>
+              <w:bottom w:val="single" w:sz="4" w:space="0" w:color="000000"/>
+            </w:tcBorders>
+            <w:shd w:fill="F1F5EF" w:val="clear"/>
+          </w:tcPr>
+          <w:p>
+            <w:pPr>
+              <w:pStyle w:val="TableContents"/>
+              <w:bidi w:val="0"/>
+              <w:jc w:val="start"/>
+              <w:rPr>
+                <w:color w:val="526158"/>
+              </w:rPr>
+            </w:pPr>
+            <w:r>
+              <w:rPr>
+                <w:color w:val="526158"/>
+              </w:rPr>
             </w:r>
           </w:p>
         </w:tc>
@@ -5160,7 +5045,6 @@
               <w:rPr>
                 <w:color w:val="526158"/>
               </w:rPr>
-              <w:t>Click or tap here to type.</w:t>
             </w:r>
           </w:p>
         </w:tc>
@@ -5189,59 +5073,56 @@
               <w:rPr>
                 <w:color w:val="526158"/>
               </w:rPr>
-              <w:t>Click or tap here to type.</w:t>
-            </w:r>
-          </w:p>
-        </w:tc>
-        <w:tc>
-          <w:tcPr>
-            <w:tcW w:w="2578" w:type="dxa"/>
-            <w:tcBorders>
-              <w:start w:val="single" w:sz="4" w:space="0" w:color="000000"/>
-              <w:bottom w:val="single" w:sz="4" w:space="0" w:color="000000"/>
-            </w:tcBorders>
-            <w:shd w:fill="FFFFFF" w:val="clear"/>
-          </w:tcPr>
-          <w:p>
-            <w:pPr>
-              <w:pStyle w:val="TableContents"/>
-              <w:bidi w:val="0"/>
-              <w:jc w:val="start"/>
-              <w:rPr>
-                <w:color w:val="526158"/>
-              </w:rPr>
-            </w:pPr>
-            <w:r>
-              <w:rPr>
-                <w:color w:val="526158"/>
-              </w:rPr>
-              <w:t>Click or tap here to type.</w:t>
-            </w:r>
-          </w:p>
-        </w:tc>
-        <w:tc>
-          <w:tcPr>
-            <w:tcW w:w="2578" w:type="dxa"/>
-            <w:tcBorders>
-              <w:start w:val="single" w:sz="4" w:space="0" w:color="000000"/>
-              <w:bottom w:val="single" w:sz="4" w:space="0" w:color="000000"/>
-            </w:tcBorders>
-            <w:shd w:fill="FFFFFF" w:val="clear"/>
-          </w:tcPr>
-          <w:p>
-            <w:pPr>
-              <w:pStyle w:val="TableContents"/>
-              <w:bidi w:val="0"/>
-              <w:jc w:val="start"/>
-              <w:rPr>
-                <w:color w:val="526158"/>
-              </w:rPr>
-            </w:pPr>
-            <w:r>
-              <w:rPr>
-                <w:color w:val="526158"/>
-              </w:rPr>
-              <w:t>Click or tap here to type.</w:t>
+            </w:r>
+          </w:p>
+        </w:tc>
+        <w:tc>
+          <w:tcPr>
+            <w:tcW w:w="2578" w:type="dxa"/>
+            <w:tcBorders>
+              <w:start w:val="single" w:sz="4" w:space="0" w:color="000000"/>
+              <w:bottom w:val="single" w:sz="4" w:space="0" w:color="000000"/>
+            </w:tcBorders>
+            <w:shd w:fill="FFFFFF" w:val="clear"/>
+          </w:tcPr>
+          <w:p>
+            <w:pPr>
+              <w:pStyle w:val="TableContents"/>
+              <w:bidi w:val="0"/>
+              <w:jc w:val="start"/>
+              <w:rPr>
+                <w:color w:val="526158"/>
+              </w:rPr>
+            </w:pPr>
+            <w:r>
+              <w:rPr>
+                <w:color w:val="526158"/>
+              </w:rPr>
+            </w:r>
+          </w:p>
+        </w:tc>
+        <w:tc>
+          <w:tcPr>
+            <w:tcW w:w="2578" w:type="dxa"/>
+            <w:tcBorders>
+              <w:start w:val="single" w:sz="4" w:space="0" w:color="000000"/>
+              <w:bottom w:val="single" w:sz="4" w:space="0" w:color="000000"/>
+            </w:tcBorders>
+            <w:shd w:fill="FFFFFF" w:val="clear"/>
+          </w:tcPr>
+          <w:p>
+            <w:pPr>
+              <w:pStyle w:val="TableContents"/>
+              <w:bidi w:val="0"/>
+              <w:jc w:val="start"/>
+              <w:rPr>
+                <w:color w:val="526158"/>
+              </w:rPr>
+            </w:pPr>
+            <w:r>
+              <w:rPr>
+                <w:color w:val="526158"/>
+              </w:rPr>
             </w:r>
           </w:p>
         </w:tc>
@@ -5268,7 +5149,6 @@
               <w:rPr>
                 <w:color w:val="526158"/>
               </w:rPr>
-              <w:t>Click or tap here to type.</w:t>
             </w:r>
           </w:p>
         </w:tc>
@@ -5297,59 +5177,56 @@
               <w:rPr>
                 <w:color w:val="526158"/>
               </w:rPr>
-              <w:t>Click or tap here to type.</w:t>
-            </w:r>
-          </w:p>
-        </w:tc>
-        <w:tc>
-          <w:tcPr>
-            <w:tcW w:w="2578" w:type="dxa"/>
-            <w:tcBorders>
-              <w:start w:val="single" w:sz="4" w:space="0" w:color="000000"/>
-              <w:bottom w:val="single" w:sz="4" w:space="0" w:color="000000"/>
-            </w:tcBorders>
-            <w:shd w:fill="F1F5EF" w:val="clear"/>
-          </w:tcPr>
-          <w:p>
-            <w:pPr>
-              <w:pStyle w:val="TableContents"/>
-              <w:bidi w:val="0"/>
-              <w:jc w:val="start"/>
-              <w:rPr>
-                <w:color w:val="526158"/>
-              </w:rPr>
-            </w:pPr>
-            <w:r>
-              <w:rPr>
-                <w:color w:val="526158"/>
-              </w:rPr>
-              <w:t>Click or tap here to type.</w:t>
-            </w:r>
-          </w:p>
-        </w:tc>
-        <w:tc>
-          <w:tcPr>
-            <w:tcW w:w="2578" w:type="dxa"/>
-            <w:tcBorders>
-              <w:start w:val="single" w:sz="4" w:space="0" w:color="000000"/>
-              <w:bottom w:val="single" w:sz="4" w:space="0" w:color="000000"/>
-            </w:tcBorders>
-            <w:shd w:fill="F1F5EF" w:val="clear"/>
-          </w:tcPr>
-          <w:p>
-            <w:pPr>
-              <w:pStyle w:val="TableContents"/>
-              <w:bidi w:val="0"/>
-              <w:jc w:val="start"/>
-              <w:rPr>
-                <w:color w:val="526158"/>
-              </w:rPr>
-            </w:pPr>
-            <w:r>
-              <w:rPr>
-                <w:color w:val="526158"/>
-              </w:rPr>
-              <w:t>Click or tap here to type.</w:t>
+            </w:r>
+          </w:p>
+        </w:tc>
+        <w:tc>
+          <w:tcPr>
+            <w:tcW w:w="2578" w:type="dxa"/>
+            <w:tcBorders>
+              <w:start w:val="single" w:sz="4" w:space="0" w:color="000000"/>
+              <w:bottom w:val="single" w:sz="4" w:space="0" w:color="000000"/>
+            </w:tcBorders>
+            <w:shd w:fill="F1F5EF" w:val="clear"/>
+          </w:tcPr>
+          <w:p>
+            <w:pPr>
+              <w:pStyle w:val="TableContents"/>
+              <w:bidi w:val="0"/>
+              <w:jc w:val="start"/>
+              <w:rPr>
+                <w:color w:val="526158"/>
+              </w:rPr>
+            </w:pPr>
+            <w:r>
+              <w:rPr>
+                <w:color w:val="526158"/>
+              </w:rPr>
+            </w:r>
+          </w:p>
+        </w:tc>
+        <w:tc>
+          <w:tcPr>
+            <w:tcW w:w="2578" w:type="dxa"/>
+            <w:tcBorders>
+              <w:start w:val="single" w:sz="4" w:space="0" w:color="000000"/>
+              <w:bottom w:val="single" w:sz="4" w:space="0" w:color="000000"/>
+            </w:tcBorders>
+            <w:shd w:fill="F1F5EF" w:val="clear"/>
+          </w:tcPr>
+          <w:p>
+            <w:pPr>
+              <w:pStyle w:val="TableContents"/>
+              <w:bidi w:val="0"/>
+              <w:jc w:val="start"/>
+              <w:rPr>
+                <w:color w:val="526158"/>
+              </w:rPr>
+            </w:pPr>
+            <w:r>
+              <w:rPr>
+                <w:color w:val="526158"/>
+              </w:rPr>
             </w:r>
           </w:p>
         </w:tc>
@@ -5376,7 +5253,6 @@
               <w:rPr>
                 <w:color w:val="526158"/>
               </w:rPr>
-              <w:t>Click or tap here to type.</w:t>
             </w:r>
           </w:p>
         </w:tc>
@@ -5405,59 +5281,56 @@
               <w:rPr>
                 <w:color w:val="526158"/>
               </w:rPr>
-              <w:t>Click or tap here to type.</w:t>
-            </w:r>
-          </w:p>
-        </w:tc>
-        <w:tc>
-          <w:tcPr>
-            <w:tcW w:w="2578" w:type="dxa"/>
-            <w:tcBorders>
-              <w:start w:val="single" w:sz="4" w:space="0" w:color="000000"/>
-              <w:bottom w:val="single" w:sz="4" w:space="0" w:color="000000"/>
-            </w:tcBorders>
-            <w:shd w:fill="FFFFFF" w:val="clear"/>
-          </w:tcPr>
-          <w:p>
-            <w:pPr>
-              <w:pStyle w:val="TableContents"/>
-              <w:bidi w:val="0"/>
-              <w:jc w:val="start"/>
-              <w:rPr>
-                <w:color w:val="526158"/>
-              </w:rPr>
-            </w:pPr>
-            <w:r>
-              <w:rPr>
-                <w:color w:val="526158"/>
-              </w:rPr>
-              <w:t>Click or tap here to type.</w:t>
-            </w:r>
-          </w:p>
-        </w:tc>
-        <w:tc>
-          <w:tcPr>
-            <w:tcW w:w="2578" w:type="dxa"/>
-            <w:tcBorders>
-              <w:start w:val="single" w:sz="4" w:space="0" w:color="000000"/>
-              <w:bottom w:val="single" w:sz="4" w:space="0" w:color="000000"/>
-            </w:tcBorders>
-            <w:shd w:fill="FFFFFF" w:val="clear"/>
-          </w:tcPr>
-          <w:p>
-            <w:pPr>
-              <w:pStyle w:val="TableContents"/>
-              <w:bidi w:val="0"/>
-              <w:jc w:val="start"/>
-              <w:rPr>
-                <w:color w:val="526158"/>
-              </w:rPr>
-            </w:pPr>
-            <w:r>
-              <w:rPr>
-                <w:color w:val="526158"/>
-              </w:rPr>
-              <w:t>Click or tap here to type.</w:t>
+            </w:r>
+          </w:p>
+        </w:tc>
+        <w:tc>
+          <w:tcPr>
+            <w:tcW w:w="2578" w:type="dxa"/>
+            <w:tcBorders>
+              <w:start w:val="single" w:sz="4" w:space="0" w:color="000000"/>
+              <w:bottom w:val="single" w:sz="4" w:space="0" w:color="000000"/>
+            </w:tcBorders>
+            <w:shd w:fill="FFFFFF" w:val="clear"/>
+          </w:tcPr>
+          <w:p>
+            <w:pPr>
+              <w:pStyle w:val="TableContents"/>
+              <w:bidi w:val="0"/>
+              <w:jc w:val="start"/>
+              <w:rPr>
+                <w:color w:val="526158"/>
+              </w:rPr>
+            </w:pPr>
+            <w:r>
+              <w:rPr>
+                <w:color w:val="526158"/>
+              </w:rPr>
+            </w:r>
+          </w:p>
+        </w:tc>
+        <w:tc>
+          <w:tcPr>
+            <w:tcW w:w="2578" w:type="dxa"/>
+            <w:tcBorders>
+              <w:start w:val="single" w:sz="4" w:space="0" w:color="000000"/>
+              <w:bottom w:val="single" w:sz="4" w:space="0" w:color="000000"/>
+            </w:tcBorders>
+            <w:shd w:fill="FFFFFF" w:val="clear"/>
+          </w:tcPr>
+          <w:p>
+            <w:pPr>
+              <w:pStyle w:val="TableContents"/>
+              <w:bidi w:val="0"/>
+              <w:jc w:val="start"/>
+              <w:rPr>
+                <w:color w:val="526158"/>
+              </w:rPr>
+            </w:pPr>
+            <w:r>
+              <w:rPr>
+                <w:color w:val="526158"/>
+              </w:rPr>
             </w:r>
           </w:p>
         </w:tc>
@@ -5484,7 +5357,6 @@
               <w:rPr>
                 <w:color w:val="526158"/>
               </w:rPr>
-              <w:t>Click or tap here to type.</w:t>
             </w:r>
           </w:p>
         </w:tc>
@@ -5513,59 +5385,56 @@
               <w:rPr>
                 <w:color w:val="526158"/>
               </w:rPr>
-              <w:t>Click or tap here to type.</w:t>
-            </w:r>
-          </w:p>
-        </w:tc>
-        <w:tc>
-          <w:tcPr>
-            <w:tcW w:w="2578" w:type="dxa"/>
-            <w:tcBorders>
-              <w:start w:val="single" w:sz="4" w:space="0" w:color="000000"/>
-              <w:bottom w:val="single" w:sz="4" w:space="0" w:color="000000"/>
-            </w:tcBorders>
-            <w:shd w:fill="F1F5EF" w:val="clear"/>
-          </w:tcPr>
-          <w:p>
-            <w:pPr>
-              <w:pStyle w:val="TableContents"/>
-              <w:bidi w:val="0"/>
-              <w:jc w:val="start"/>
-              <w:rPr>
-                <w:color w:val="526158"/>
-              </w:rPr>
-            </w:pPr>
-            <w:r>
-              <w:rPr>
-                <w:color w:val="526158"/>
-              </w:rPr>
-              <w:t>Click or tap here to type.</w:t>
-            </w:r>
-          </w:p>
-        </w:tc>
-        <w:tc>
-          <w:tcPr>
-            <w:tcW w:w="2578" w:type="dxa"/>
-            <w:tcBorders>
-              <w:start w:val="single" w:sz="4" w:space="0" w:color="000000"/>
-              <w:bottom w:val="single" w:sz="4" w:space="0" w:color="000000"/>
-            </w:tcBorders>
-            <w:shd w:fill="F1F5EF" w:val="clear"/>
-          </w:tcPr>
-          <w:p>
-            <w:pPr>
-              <w:pStyle w:val="TableContents"/>
-              <w:bidi w:val="0"/>
-              <w:jc w:val="start"/>
-              <w:rPr>
-                <w:color w:val="526158"/>
-              </w:rPr>
-            </w:pPr>
-            <w:r>
-              <w:rPr>
-                <w:color w:val="526158"/>
-              </w:rPr>
-              <w:t>Click or tap here to type.</w:t>
+            </w:r>
+          </w:p>
+        </w:tc>
+        <w:tc>
+          <w:tcPr>
+            <w:tcW w:w="2578" w:type="dxa"/>
+            <w:tcBorders>
+              <w:start w:val="single" w:sz="4" w:space="0" w:color="000000"/>
+              <w:bottom w:val="single" w:sz="4" w:space="0" w:color="000000"/>
+            </w:tcBorders>
+            <w:shd w:fill="F1F5EF" w:val="clear"/>
+          </w:tcPr>
+          <w:p>
+            <w:pPr>
+              <w:pStyle w:val="TableContents"/>
+              <w:bidi w:val="0"/>
+              <w:jc w:val="start"/>
+              <w:rPr>
+                <w:color w:val="526158"/>
+              </w:rPr>
+            </w:pPr>
+            <w:r>
+              <w:rPr>
+                <w:color w:val="526158"/>
+              </w:rPr>
+            </w:r>
+          </w:p>
+        </w:tc>
+        <w:tc>
+          <w:tcPr>
+            <w:tcW w:w="2578" w:type="dxa"/>
+            <w:tcBorders>
+              <w:start w:val="single" w:sz="4" w:space="0" w:color="000000"/>
+              <w:bottom w:val="single" w:sz="4" w:space="0" w:color="000000"/>
+            </w:tcBorders>
+            <w:shd w:fill="F1F5EF" w:val="clear"/>
+          </w:tcPr>
+          <w:p>
+            <w:pPr>
+              <w:pStyle w:val="TableContents"/>
+              <w:bidi w:val="0"/>
+              <w:jc w:val="start"/>
+              <w:rPr>
+                <w:color w:val="526158"/>
+              </w:rPr>
+            </w:pPr>
+            <w:r>
+              <w:rPr>
+                <w:color w:val="526158"/>
+              </w:rPr>
             </w:r>
           </w:p>
         </w:tc>
@@ -5592,7 +5461,6 @@
               <w:rPr>
                 <w:color w:val="526158"/>
               </w:rPr>
-              <w:t>Click or tap here to type.</w:t>
             </w:r>
           </w:p>
         </w:tc>
@@ -6291,59 +6159,56 @@
               <w:rPr>
                 <w:color w:val="526158"/>
               </w:rPr>
-              <w:t>Click or tap here to type.</w:t>
-            </w:r>
-          </w:p>
-        </w:tc>
-        <w:tc>
-          <w:tcPr>
-            <w:tcW w:w="2578" w:type="dxa"/>
-            <w:tcBorders>
-              <w:start w:val="single" w:sz="4" w:space="0" w:color="000000"/>
-              <w:bottom w:val="single" w:sz="4" w:space="0" w:color="000000"/>
-            </w:tcBorders>
-            <w:shd w:fill="FFFFFF" w:val="clear"/>
-          </w:tcPr>
-          <w:p>
-            <w:pPr>
-              <w:pStyle w:val="TableContents"/>
-              <w:bidi w:val="0"/>
-              <w:jc w:val="start"/>
-              <w:rPr>
-                <w:color w:val="526158"/>
-              </w:rPr>
-            </w:pPr>
-            <w:r>
-              <w:rPr>
-                <w:color w:val="526158"/>
-              </w:rPr>
-              <w:t>Click or tap here to type.</w:t>
-            </w:r>
-          </w:p>
-        </w:tc>
-        <w:tc>
-          <w:tcPr>
-            <w:tcW w:w="2578" w:type="dxa"/>
-            <w:tcBorders>
-              <w:start w:val="single" w:sz="4" w:space="0" w:color="000000"/>
-              <w:bottom w:val="single" w:sz="4" w:space="0" w:color="000000"/>
-            </w:tcBorders>
-            <w:shd w:fill="FFFFFF" w:val="clear"/>
-          </w:tcPr>
-          <w:p>
-            <w:pPr>
-              <w:pStyle w:val="TableContents"/>
-              <w:bidi w:val="0"/>
-              <w:jc w:val="start"/>
-              <w:rPr>
-                <w:color w:val="526158"/>
-              </w:rPr>
-            </w:pPr>
-            <w:r>
-              <w:rPr>
-                <w:color w:val="526158"/>
-              </w:rPr>
-              <w:t>Click or tap here to type.</w:t>
+            </w:r>
+          </w:p>
+        </w:tc>
+        <w:tc>
+          <w:tcPr>
+            <w:tcW w:w="2578" w:type="dxa"/>
+            <w:tcBorders>
+              <w:start w:val="single" w:sz="4" w:space="0" w:color="000000"/>
+              <w:bottom w:val="single" w:sz="4" w:space="0" w:color="000000"/>
+            </w:tcBorders>
+            <w:shd w:fill="FFFFFF" w:val="clear"/>
+          </w:tcPr>
+          <w:p>
+            <w:pPr>
+              <w:pStyle w:val="TableContents"/>
+              <w:bidi w:val="0"/>
+              <w:jc w:val="start"/>
+              <w:rPr>
+                <w:color w:val="526158"/>
+              </w:rPr>
+            </w:pPr>
+            <w:r>
+              <w:rPr>
+                <w:color w:val="526158"/>
+              </w:rPr>
+            </w:r>
+          </w:p>
+        </w:tc>
+        <w:tc>
+          <w:tcPr>
+            <w:tcW w:w="2578" w:type="dxa"/>
+            <w:tcBorders>
+              <w:start w:val="single" w:sz="4" w:space="0" w:color="000000"/>
+              <w:bottom w:val="single" w:sz="4" w:space="0" w:color="000000"/>
+            </w:tcBorders>
+            <w:shd w:fill="FFFFFF" w:val="clear"/>
+          </w:tcPr>
+          <w:p>
+            <w:pPr>
+              <w:pStyle w:val="TableContents"/>
+              <w:bidi w:val="0"/>
+              <w:jc w:val="start"/>
+              <w:rPr>
+                <w:color w:val="526158"/>
+              </w:rPr>
+            </w:pPr>
+            <w:r>
+              <w:rPr>
+                <w:color w:val="526158"/>
+              </w:rPr>
             </w:r>
           </w:p>
         </w:tc>
@@ -6370,7 +6235,6 @@
               <w:rPr>
                 <w:color w:val="526158"/>
               </w:rPr>
-              <w:t>Click or tap here to type.</w:t>
             </w:r>
           </w:p>
         </w:tc>
@@ -6399,59 +6263,56 @@
               <w:rPr>
                 <w:color w:val="526158"/>
               </w:rPr>
-              <w:t>Click or tap here to type.</w:t>
-            </w:r>
-          </w:p>
-        </w:tc>
-        <w:tc>
-          <w:tcPr>
-            <w:tcW w:w="2578" w:type="dxa"/>
-            <w:tcBorders>
-              <w:start w:val="single" w:sz="4" w:space="0" w:color="000000"/>
-              <w:bottom w:val="single" w:sz="4" w:space="0" w:color="000000"/>
-            </w:tcBorders>
-            <w:shd w:fill="F1F5EF" w:val="clear"/>
-          </w:tcPr>
-          <w:p>
-            <w:pPr>
-              <w:pStyle w:val="TableContents"/>
-              <w:bidi w:val="0"/>
-              <w:jc w:val="start"/>
-              <w:rPr>
-                <w:color w:val="526158"/>
-              </w:rPr>
-            </w:pPr>
-            <w:r>
-              <w:rPr>
-                <w:color w:val="526158"/>
-              </w:rPr>
-              <w:t>Click or tap here to type.</w:t>
-            </w:r>
-          </w:p>
-        </w:tc>
-        <w:tc>
-          <w:tcPr>
-            <w:tcW w:w="2578" w:type="dxa"/>
-            <w:tcBorders>
-              <w:start w:val="single" w:sz="4" w:space="0" w:color="000000"/>
-              <w:bottom w:val="single" w:sz="4" w:space="0" w:color="000000"/>
-            </w:tcBorders>
-            <w:shd w:fill="F1F5EF" w:val="clear"/>
-          </w:tcPr>
-          <w:p>
-            <w:pPr>
-              <w:pStyle w:val="TableContents"/>
-              <w:bidi w:val="0"/>
-              <w:jc w:val="start"/>
-              <w:rPr>
-                <w:color w:val="526158"/>
-              </w:rPr>
-            </w:pPr>
-            <w:r>
-              <w:rPr>
-                <w:color w:val="526158"/>
-              </w:rPr>
-              <w:t>Click or tap here to type.</w:t>
+            </w:r>
+          </w:p>
+        </w:tc>
+        <w:tc>
+          <w:tcPr>
+            <w:tcW w:w="2578" w:type="dxa"/>
+            <w:tcBorders>
+              <w:start w:val="single" w:sz="4" w:space="0" w:color="000000"/>
+              <w:bottom w:val="single" w:sz="4" w:space="0" w:color="000000"/>
+            </w:tcBorders>
+            <w:shd w:fill="F1F5EF" w:val="clear"/>
+          </w:tcPr>
+          <w:p>
+            <w:pPr>
+              <w:pStyle w:val="TableContents"/>
+              <w:bidi w:val="0"/>
+              <w:jc w:val="start"/>
+              <w:rPr>
+                <w:color w:val="526158"/>
+              </w:rPr>
+            </w:pPr>
+            <w:r>
+              <w:rPr>
+                <w:color w:val="526158"/>
+              </w:rPr>
+            </w:r>
+          </w:p>
+        </w:tc>
+        <w:tc>
+          <w:tcPr>
+            <w:tcW w:w="2578" w:type="dxa"/>
+            <w:tcBorders>
+              <w:start w:val="single" w:sz="4" w:space="0" w:color="000000"/>
+              <w:bottom w:val="single" w:sz="4" w:space="0" w:color="000000"/>
+            </w:tcBorders>
+            <w:shd w:fill="F1F5EF" w:val="clear"/>
+          </w:tcPr>
+          <w:p>
+            <w:pPr>
+              <w:pStyle w:val="TableContents"/>
+              <w:bidi w:val="0"/>
+              <w:jc w:val="start"/>
+              <w:rPr>
+                <w:color w:val="526158"/>
+              </w:rPr>
+            </w:pPr>
+            <w:r>
+              <w:rPr>
+                <w:color w:val="526158"/>
+              </w:rPr>
             </w:r>
           </w:p>
         </w:tc>
@@ -6478,7 +6339,6 @@
               <w:rPr>
                 <w:color w:val="526158"/>
               </w:rPr>
-              <w:t>Click or tap here to type.</w:t>
             </w:r>
           </w:p>
         </w:tc>
@@ -6507,59 +6367,56 @@
               <w:rPr>
                 <w:color w:val="526158"/>
               </w:rPr>
-              <w:t>Click or tap here to type.</w:t>
-            </w:r>
-          </w:p>
-        </w:tc>
-        <w:tc>
-          <w:tcPr>
-            <w:tcW w:w="2578" w:type="dxa"/>
-            <w:tcBorders>
-              <w:start w:val="single" w:sz="4" w:space="0" w:color="000000"/>
-              <w:bottom w:val="single" w:sz="4" w:space="0" w:color="000000"/>
-            </w:tcBorders>
-            <w:shd w:fill="FFFFFF" w:val="clear"/>
-          </w:tcPr>
-          <w:p>
-            <w:pPr>
-              <w:pStyle w:val="TableContents"/>
-              <w:bidi w:val="0"/>
-              <w:jc w:val="start"/>
-              <w:rPr>
-                <w:color w:val="526158"/>
-              </w:rPr>
-            </w:pPr>
-            <w:r>
-              <w:rPr>
-                <w:color w:val="526158"/>
-              </w:rPr>
-              <w:t>Click or tap here to type.</w:t>
-            </w:r>
-          </w:p>
-        </w:tc>
-        <w:tc>
-          <w:tcPr>
-            <w:tcW w:w="2578" w:type="dxa"/>
-            <w:tcBorders>
-              <w:start w:val="single" w:sz="4" w:space="0" w:color="000000"/>
-              <w:bottom w:val="single" w:sz="4" w:space="0" w:color="000000"/>
-            </w:tcBorders>
-            <w:shd w:fill="FFFFFF" w:val="clear"/>
-          </w:tcPr>
-          <w:p>
-            <w:pPr>
-              <w:pStyle w:val="TableContents"/>
-              <w:bidi w:val="0"/>
-              <w:jc w:val="start"/>
-              <w:rPr>
-                <w:color w:val="526158"/>
-              </w:rPr>
-            </w:pPr>
-            <w:r>
-              <w:rPr>
-                <w:color w:val="526158"/>
-              </w:rPr>
-              <w:t>Click or tap here to type.</w:t>
+            </w:r>
+          </w:p>
+        </w:tc>
+        <w:tc>
+          <w:tcPr>
+            <w:tcW w:w="2578" w:type="dxa"/>
+            <w:tcBorders>
+              <w:start w:val="single" w:sz="4" w:space="0" w:color="000000"/>
+              <w:bottom w:val="single" w:sz="4" w:space="0" w:color="000000"/>
+            </w:tcBorders>
+            <w:shd w:fill="FFFFFF" w:val="clear"/>
+          </w:tcPr>
+          <w:p>
+            <w:pPr>
+              <w:pStyle w:val="TableContents"/>
+              <w:bidi w:val="0"/>
+              <w:jc w:val="start"/>
+              <w:rPr>
+                <w:color w:val="526158"/>
+              </w:rPr>
+            </w:pPr>
+            <w:r>
+              <w:rPr>
+                <w:color w:val="526158"/>
+              </w:rPr>
+            </w:r>
+          </w:p>
+        </w:tc>
+        <w:tc>
+          <w:tcPr>
+            <w:tcW w:w="2578" w:type="dxa"/>
+            <w:tcBorders>
+              <w:start w:val="single" w:sz="4" w:space="0" w:color="000000"/>
+              <w:bottom w:val="single" w:sz="4" w:space="0" w:color="000000"/>
+            </w:tcBorders>
+            <w:shd w:fill="FFFFFF" w:val="clear"/>
+          </w:tcPr>
+          <w:p>
+            <w:pPr>
+              <w:pStyle w:val="TableContents"/>
+              <w:bidi w:val="0"/>
+              <w:jc w:val="start"/>
+              <w:rPr>
+                <w:color w:val="526158"/>
+              </w:rPr>
+            </w:pPr>
+            <w:r>
+              <w:rPr>
+                <w:color w:val="526158"/>
+              </w:rPr>
             </w:r>
           </w:p>
         </w:tc>
@@ -6586,7 +6443,6 @@
               <w:rPr>
                 <w:color w:val="526158"/>
               </w:rPr>
-              <w:t>Click or tap here to type.</w:t>
             </w:r>
           </w:p>
         </w:tc>
@@ -6615,59 +6471,56 @@
               <w:rPr>
                 <w:color w:val="526158"/>
               </w:rPr>
-              <w:t>Click or tap here to type.</w:t>
-            </w:r>
-          </w:p>
-        </w:tc>
-        <w:tc>
-          <w:tcPr>
-            <w:tcW w:w="2578" w:type="dxa"/>
-            <w:tcBorders>
-              <w:start w:val="single" w:sz="4" w:space="0" w:color="000000"/>
-              <w:bottom w:val="single" w:sz="4" w:space="0" w:color="000000"/>
-            </w:tcBorders>
-            <w:shd w:fill="F1F5EF" w:val="clear"/>
-          </w:tcPr>
-          <w:p>
-            <w:pPr>
-              <w:pStyle w:val="TableContents"/>
-              <w:bidi w:val="0"/>
-              <w:jc w:val="start"/>
-              <w:rPr>
-                <w:color w:val="526158"/>
-              </w:rPr>
-            </w:pPr>
-            <w:r>
-              <w:rPr>
-                <w:color w:val="526158"/>
-              </w:rPr>
-              <w:t>Click or tap here to type.</w:t>
-            </w:r>
-          </w:p>
-        </w:tc>
-        <w:tc>
-          <w:tcPr>
-            <w:tcW w:w="2578" w:type="dxa"/>
-            <w:tcBorders>
-              <w:start w:val="single" w:sz="4" w:space="0" w:color="000000"/>
-              <w:bottom w:val="single" w:sz="4" w:space="0" w:color="000000"/>
-            </w:tcBorders>
-            <w:shd w:fill="F1F5EF" w:val="clear"/>
-          </w:tcPr>
-          <w:p>
-            <w:pPr>
-              <w:pStyle w:val="TableContents"/>
-              <w:bidi w:val="0"/>
-              <w:jc w:val="start"/>
-              <w:rPr>
-                <w:color w:val="526158"/>
-              </w:rPr>
-            </w:pPr>
-            <w:r>
-              <w:rPr>
-                <w:color w:val="526158"/>
-              </w:rPr>
-              <w:t>Click or tap here to type.</w:t>
+            </w:r>
+          </w:p>
+        </w:tc>
+        <w:tc>
+          <w:tcPr>
+            <w:tcW w:w="2578" w:type="dxa"/>
+            <w:tcBorders>
+              <w:start w:val="single" w:sz="4" w:space="0" w:color="000000"/>
+              <w:bottom w:val="single" w:sz="4" w:space="0" w:color="000000"/>
+            </w:tcBorders>
+            <w:shd w:fill="F1F5EF" w:val="clear"/>
+          </w:tcPr>
+          <w:p>
+            <w:pPr>
+              <w:pStyle w:val="TableContents"/>
+              <w:bidi w:val="0"/>
+              <w:jc w:val="start"/>
+              <w:rPr>
+                <w:color w:val="526158"/>
+              </w:rPr>
+            </w:pPr>
+            <w:r>
+              <w:rPr>
+                <w:color w:val="526158"/>
+              </w:rPr>
+            </w:r>
+          </w:p>
+        </w:tc>
+        <w:tc>
+          <w:tcPr>
+            <w:tcW w:w="2578" w:type="dxa"/>
+            <w:tcBorders>
+              <w:start w:val="single" w:sz="4" w:space="0" w:color="000000"/>
+              <w:bottom w:val="single" w:sz="4" w:space="0" w:color="000000"/>
+            </w:tcBorders>
+            <w:shd w:fill="F1F5EF" w:val="clear"/>
+          </w:tcPr>
+          <w:p>
+            <w:pPr>
+              <w:pStyle w:val="TableContents"/>
+              <w:bidi w:val="0"/>
+              <w:jc w:val="start"/>
+              <w:rPr>
+                <w:color w:val="526158"/>
+              </w:rPr>
+            </w:pPr>
+            <w:r>
+              <w:rPr>
+                <w:color w:val="526158"/>
+              </w:rPr>
             </w:r>
           </w:p>
         </w:tc>
@@ -6694,7 +6547,6 @@
               <w:rPr>
                 <w:color w:val="526158"/>
               </w:rPr>
-              <w:t>Click or tap here to type.</w:t>
             </w:r>
           </w:p>
         </w:tc>
@@ -6723,59 +6575,56 @@
               <w:rPr>
                 <w:color w:val="526158"/>
               </w:rPr>
-              <w:t>Click or tap here to type.</w:t>
-            </w:r>
-          </w:p>
-        </w:tc>
-        <w:tc>
-          <w:tcPr>
-            <w:tcW w:w="2578" w:type="dxa"/>
-            <w:tcBorders>
-              <w:start w:val="single" w:sz="4" w:space="0" w:color="000000"/>
-              <w:bottom w:val="single" w:sz="4" w:space="0" w:color="000000"/>
-            </w:tcBorders>
-            <w:shd w:fill="FFFFFF" w:val="clear"/>
-          </w:tcPr>
-          <w:p>
-            <w:pPr>
-              <w:pStyle w:val="TableContents"/>
-              <w:bidi w:val="0"/>
-              <w:jc w:val="start"/>
-              <w:rPr>
-                <w:color w:val="526158"/>
-              </w:rPr>
-            </w:pPr>
-            <w:r>
-              <w:rPr>
-                <w:color w:val="526158"/>
-              </w:rPr>
-              <w:t>Click or tap here to type.</w:t>
-            </w:r>
-          </w:p>
-        </w:tc>
-        <w:tc>
-          <w:tcPr>
-            <w:tcW w:w="2578" w:type="dxa"/>
-            <w:tcBorders>
-              <w:start w:val="single" w:sz="4" w:space="0" w:color="000000"/>
-              <w:bottom w:val="single" w:sz="4" w:space="0" w:color="000000"/>
-            </w:tcBorders>
-            <w:shd w:fill="FFFFFF" w:val="clear"/>
-          </w:tcPr>
-          <w:p>
-            <w:pPr>
-              <w:pStyle w:val="TableContents"/>
-              <w:bidi w:val="0"/>
-              <w:jc w:val="start"/>
-              <w:rPr>
-                <w:color w:val="526158"/>
-              </w:rPr>
-            </w:pPr>
-            <w:r>
-              <w:rPr>
-                <w:color w:val="526158"/>
-              </w:rPr>
-              <w:t>Click or tap here to type.</w:t>
+            </w:r>
+          </w:p>
+        </w:tc>
+        <w:tc>
+          <w:tcPr>
+            <w:tcW w:w="2578" w:type="dxa"/>
+            <w:tcBorders>
+              <w:start w:val="single" w:sz="4" w:space="0" w:color="000000"/>
+              <w:bottom w:val="single" w:sz="4" w:space="0" w:color="000000"/>
+            </w:tcBorders>
+            <w:shd w:fill="FFFFFF" w:val="clear"/>
+          </w:tcPr>
+          <w:p>
+            <w:pPr>
+              <w:pStyle w:val="TableContents"/>
+              <w:bidi w:val="0"/>
+              <w:jc w:val="start"/>
+              <w:rPr>
+                <w:color w:val="526158"/>
+              </w:rPr>
+            </w:pPr>
+            <w:r>
+              <w:rPr>
+                <w:color w:val="526158"/>
+              </w:rPr>
+            </w:r>
+          </w:p>
+        </w:tc>
+        <w:tc>
+          <w:tcPr>
+            <w:tcW w:w="2578" w:type="dxa"/>
+            <w:tcBorders>
+              <w:start w:val="single" w:sz="4" w:space="0" w:color="000000"/>
+              <w:bottom w:val="single" w:sz="4" w:space="0" w:color="000000"/>
+            </w:tcBorders>
+            <w:shd w:fill="FFFFFF" w:val="clear"/>
+          </w:tcPr>
+          <w:p>
+            <w:pPr>
+              <w:pStyle w:val="TableContents"/>
+              <w:bidi w:val="0"/>
+              <w:jc w:val="start"/>
+              <w:rPr>
+                <w:color w:val="526158"/>
+              </w:rPr>
+            </w:pPr>
+            <w:r>
+              <w:rPr>
+                <w:color w:val="526158"/>
+              </w:rPr>
             </w:r>
           </w:p>
         </w:tc>
@@ -6802,7 +6651,6 @@
               <w:rPr>
                 <w:color w:val="526158"/>
               </w:rPr>
-              <w:t>Click or tap here to type.</w:t>
             </w:r>
           </w:p>
         </w:tc>
@@ -6831,59 +6679,56 @@
               <w:rPr>
                 <w:color w:val="526158"/>
               </w:rPr>
-              <w:t>Click or tap here to type.</w:t>
-            </w:r>
-          </w:p>
-        </w:tc>
-        <w:tc>
-          <w:tcPr>
-            <w:tcW w:w="2578" w:type="dxa"/>
-            <w:tcBorders>
-              <w:start w:val="single" w:sz="4" w:space="0" w:color="000000"/>
-              <w:bottom w:val="single" w:sz="4" w:space="0" w:color="000000"/>
-            </w:tcBorders>
-            <w:shd w:fill="F1F5EF" w:val="clear"/>
-          </w:tcPr>
-          <w:p>
-            <w:pPr>
-              <w:pStyle w:val="TableContents"/>
-              <w:bidi w:val="0"/>
-              <w:jc w:val="start"/>
-              <w:rPr>
-                <w:color w:val="526158"/>
-              </w:rPr>
-            </w:pPr>
-            <w:r>
-              <w:rPr>
-                <w:color w:val="526158"/>
-              </w:rPr>
-              <w:t>Click or tap here to type.</w:t>
-            </w:r>
-          </w:p>
-        </w:tc>
-        <w:tc>
-          <w:tcPr>
-            <w:tcW w:w="2578" w:type="dxa"/>
-            <w:tcBorders>
-              <w:start w:val="single" w:sz="4" w:space="0" w:color="000000"/>
-              <w:bottom w:val="single" w:sz="4" w:space="0" w:color="000000"/>
-            </w:tcBorders>
-            <w:shd w:fill="F1F5EF" w:val="clear"/>
-          </w:tcPr>
-          <w:p>
-            <w:pPr>
-              <w:pStyle w:val="TableContents"/>
-              <w:bidi w:val="0"/>
-              <w:jc w:val="start"/>
-              <w:rPr>
-                <w:color w:val="526158"/>
-              </w:rPr>
-            </w:pPr>
-            <w:r>
-              <w:rPr>
-                <w:color w:val="526158"/>
-              </w:rPr>
-              <w:t>Click or tap here to type.</w:t>
+            </w:r>
+          </w:p>
+        </w:tc>
+        <w:tc>
+          <w:tcPr>
+            <w:tcW w:w="2578" w:type="dxa"/>
+            <w:tcBorders>
+              <w:start w:val="single" w:sz="4" w:space="0" w:color="000000"/>
+              <w:bottom w:val="single" w:sz="4" w:space="0" w:color="000000"/>
+            </w:tcBorders>
+            <w:shd w:fill="F1F5EF" w:val="clear"/>
+          </w:tcPr>
+          <w:p>
+            <w:pPr>
+              <w:pStyle w:val="TableContents"/>
+              <w:bidi w:val="0"/>
+              <w:jc w:val="start"/>
+              <w:rPr>
+                <w:color w:val="526158"/>
+              </w:rPr>
+            </w:pPr>
+            <w:r>
+              <w:rPr>
+                <w:color w:val="526158"/>
+              </w:rPr>
+            </w:r>
+          </w:p>
+        </w:tc>
+        <w:tc>
+          <w:tcPr>
+            <w:tcW w:w="2578" w:type="dxa"/>
+            <w:tcBorders>
+              <w:start w:val="single" w:sz="4" w:space="0" w:color="000000"/>
+              <w:bottom w:val="single" w:sz="4" w:space="0" w:color="000000"/>
+            </w:tcBorders>
+            <w:shd w:fill="F1F5EF" w:val="clear"/>
+          </w:tcPr>
+          <w:p>
+            <w:pPr>
+              <w:pStyle w:val="TableContents"/>
+              <w:bidi w:val="0"/>
+              <w:jc w:val="start"/>
+              <w:rPr>
+                <w:color w:val="526158"/>
+              </w:rPr>
+            </w:pPr>
+            <w:r>
+              <w:rPr>
+                <w:color w:val="526158"/>
+              </w:rPr>
             </w:r>
           </w:p>
         </w:tc>
@@ -6910,7 +6755,6 @@
               <w:rPr>
                 <w:color w:val="526158"/>
               </w:rPr>
-              <w:t>Click or tap here to type.</w:t>
             </w:r>
           </w:p>
         </w:tc>
@@ -6939,59 +6783,56 @@
               <w:rPr>
                 <w:color w:val="526158"/>
               </w:rPr>
-              <w:t>Click or tap here to type.</w:t>
-            </w:r>
-          </w:p>
-        </w:tc>
-        <w:tc>
-          <w:tcPr>
-            <w:tcW w:w="2578" w:type="dxa"/>
-            <w:tcBorders>
-              <w:start w:val="single" w:sz="4" w:space="0" w:color="000000"/>
-              <w:bottom w:val="single" w:sz="4" w:space="0" w:color="000000"/>
-            </w:tcBorders>
-            <w:shd w:fill="FFFFFF" w:val="clear"/>
-          </w:tcPr>
-          <w:p>
-            <w:pPr>
-              <w:pStyle w:val="TableContents"/>
-              <w:bidi w:val="0"/>
-              <w:jc w:val="start"/>
-              <w:rPr>
-                <w:color w:val="526158"/>
-              </w:rPr>
-            </w:pPr>
-            <w:r>
-              <w:rPr>
-                <w:color w:val="526158"/>
-              </w:rPr>
-              <w:t>Click or tap here to type.</w:t>
-            </w:r>
-          </w:p>
-        </w:tc>
-        <w:tc>
-          <w:tcPr>
-            <w:tcW w:w="2578" w:type="dxa"/>
-            <w:tcBorders>
-              <w:start w:val="single" w:sz="4" w:space="0" w:color="000000"/>
-              <w:bottom w:val="single" w:sz="4" w:space="0" w:color="000000"/>
-            </w:tcBorders>
-            <w:shd w:fill="FFFFFF" w:val="clear"/>
-          </w:tcPr>
-          <w:p>
-            <w:pPr>
-              <w:pStyle w:val="TableContents"/>
-              <w:bidi w:val="0"/>
-              <w:jc w:val="start"/>
-              <w:rPr>
-                <w:color w:val="526158"/>
-              </w:rPr>
-            </w:pPr>
-            <w:r>
-              <w:rPr>
-                <w:color w:val="526158"/>
-              </w:rPr>
-              <w:t>Click or tap here to type.</w:t>
+            </w:r>
+          </w:p>
+        </w:tc>
+        <w:tc>
+          <w:tcPr>
+            <w:tcW w:w="2578" w:type="dxa"/>
+            <w:tcBorders>
+              <w:start w:val="single" w:sz="4" w:space="0" w:color="000000"/>
+              <w:bottom w:val="single" w:sz="4" w:space="0" w:color="000000"/>
+            </w:tcBorders>
+            <w:shd w:fill="FFFFFF" w:val="clear"/>
+          </w:tcPr>
+          <w:p>
+            <w:pPr>
+              <w:pStyle w:val="TableContents"/>
+              <w:bidi w:val="0"/>
+              <w:jc w:val="start"/>
+              <w:rPr>
+                <w:color w:val="526158"/>
+              </w:rPr>
+            </w:pPr>
+            <w:r>
+              <w:rPr>
+                <w:color w:val="526158"/>
+              </w:rPr>
+            </w:r>
+          </w:p>
+        </w:tc>
+        <w:tc>
+          <w:tcPr>
+            <w:tcW w:w="2578" w:type="dxa"/>
+            <w:tcBorders>
+              <w:start w:val="single" w:sz="4" w:space="0" w:color="000000"/>
+              <w:bottom w:val="single" w:sz="4" w:space="0" w:color="000000"/>
+            </w:tcBorders>
+            <w:shd w:fill="FFFFFF" w:val="clear"/>
+          </w:tcPr>
+          <w:p>
+            <w:pPr>
+              <w:pStyle w:val="TableContents"/>
+              <w:bidi w:val="0"/>
+              <w:jc w:val="start"/>
+              <w:rPr>
+                <w:color w:val="526158"/>
+              </w:rPr>
+            </w:pPr>
+            <w:r>
+              <w:rPr>
+                <w:color w:val="526158"/>
+              </w:rPr>
             </w:r>
           </w:p>
         </w:tc>
@@ -7018,7 +6859,6 @@
               <w:rPr>
                 <w:color w:val="526158"/>
               </w:rPr>
-              <w:t>Click or tap here to type.</w:t>
             </w:r>
           </w:p>
         </w:tc>
@@ -7047,59 +6887,56 @@
               <w:rPr>
                 <w:color w:val="526158"/>
               </w:rPr>
-              <w:t>Click or tap here to type.</w:t>
-            </w:r>
-          </w:p>
-        </w:tc>
-        <w:tc>
-          <w:tcPr>
-            <w:tcW w:w="2578" w:type="dxa"/>
-            <w:tcBorders>
-              <w:start w:val="single" w:sz="4" w:space="0" w:color="000000"/>
-              <w:bottom w:val="single" w:sz="4" w:space="0" w:color="000000"/>
-            </w:tcBorders>
-            <w:shd w:fill="F1F5EF" w:val="clear"/>
-          </w:tcPr>
-          <w:p>
-            <w:pPr>
-              <w:pStyle w:val="TableContents"/>
-              <w:bidi w:val="0"/>
-              <w:jc w:val="start"/>
-              <w:rPr>
-                <w:color w:val="526158"/>
-              </w:rPr>
-            </w:pPr>
-            <w:r>
-              <w:rPr>
-                <w:color w:val="526158"/>
-              </w:rPr>
-              <w:t>Click or tap here to type.</w:t>
-            </w:r>
-          </w:p>
-        </w:tc>
-        <w:tc>
-          <w:tcPr>
-            <w:tcW w:w="2578" w:type="dxa"/>
-            <w:tcBorders>
-              <w:start w:val="single" w:sz="4" w:space="0" w:color="000000"/>
-              <w:bottom w:val="single" w:sz="4" w:space="0" w:color="000000"/>
-            </w:tcBorders>
-            <w:shd w:fill="F1F5EF" w:val="clear"/>
-          </w:tcPr>
-          <w:p>
-            <w:pPr>
-              <w:pStyle w:val="TableContents"/>
-              <w:bidi w:val="0"/>
-              <w:jc w:val="start"/>
-              <w:rPr>
-                <w:color w:val="526158"/>
-              </w:rPr>
-            </w:pPr>
-            <w:r>
-              <w:rPr>
-                <w:color w:val="526158"/>
-              </w:rPr>
-              <w:t>Click or tap here to type.</w:t>
+            </w:r>
+          </w:p>
+        </w:tc>
+        <w:tc>
+          <w:tcPr>
+            <w:tcW w:w="2578" w:type="dxa"/>
+            <w:tcBorders>
+              <w:start w:val="single" w:sz="4" w:space="0" w:color="000000"/>
+              <w:bottom w:val="single" w:sz="4" w:space="0" w:color="000000"/>
+            </w:tcBorders>
+            <w:shd w:fill="F1F5EF" w:val="clear"/>
+          </w:tcPr>
+          <w:p>
+            <w:pPr>
+              <w:pStyle w:val="TableContents"/>
+              <w:bidi w:val="0"/>
+              <w:jc w:val="start"/>
+              <w:rPr>
+                <w:color w:val="526158"/>
+              </w:rPr>
+            </w:pPr>
+            <w:r>
+              <w:rPr>
+                <w:color w:val="526158"/>
+              </w:rPr>
+            </w:r>
+          </w:p>
+        </w:tc>
+        <w:tc>
+          <w:tcPr>
+            <w:tcW w:w="2578" w:type="dxa"/>
+            <w:tcBorders>
+              <w:start w:val="single" w:sz="4" w:space="0" w:color="000000"/>
+              <w:bottom w:val="single" w:sz="4" w:space="0" w:color="000000"/>
+            </w:tcBorders>
+            <w:shd w:fill="F1F5EF" w:val="clear"/>
+          </w:tcPr>
+          <w:p>
+            <w:pPr>
+              <w:pStyle w:val="TableContents"/>
+              <w:bidi w:val="0"/>
+              <w:jc w:val="start"/>
+              <w:rPr>
+                <w:color w:val="526158"/>
+              </w:rPr>
+            </w:pPr>
+            <w:r>
+              <w:rPr>
+                <w:color w:val="526158"/>
+              </w:rPr>
             </w:r>
           </w:p>
         </w:tc>
@@ -7126,7 +6963,6 @@
               <w:rPr>
                 <w:color w:val="526158"/>
               </w:rPr>
-              <w:t>Click or tap here to type.</w:t>
             </w:r>
           </w:p>
         </w:tc>
@@ -7860,7 +7696,6 @@
               <w:rPr>
                 <w:color w:val="526158"/>
               </w:rPr>
-              <w:t>Click or tap here to type.</w:t>
             </w:r>
           </w:p>
         </w:tc>
@@ -7886,7 +7721,6 @@
               <w:rPr>
                 <w:color w:val="526158"/>
               </w:rPr>
-              <w:t>Click or tap here to type.</w:t>
             </w:r>
           </w:p>
         </w:tc>
@@ -7912,7 +7746,6 @@
               <w:rPr>
                 <w:color w:val="526158"/>
               </w:rPr>
-              <w:t>Click or tap here to type.</w:t>
             </w:r>
           </w:p>
         </w:tc>
@@ -7938,7 +7771,6 @@
               <w:rPr>
                 <w:color w:val="526158"/>
               </w:rPr>
-              <w:t>Click or tap here to type.</w:t>
             </w:r>
           </w:p>
         </w:tc>
@@ -7964,7 +7796,6 @@
               <w:rPr>
                 <w:color w:val="526158"/>
               </w:rPr>
-              <w:t>Click or tap here to type.</w:t>
             </w:r>
           </w:p>
         </w:tc>
@@ -7991,7 +7822,6 @@
               <w:rPr>
                 <w:color w:val="526158"/>
               </w:rPr>
-              <w:t>Click or tap here to type.</w:t>
             </w:r>
           </w:p>
         </w:tc>
@@ -8020,7 +7850,6 @@
               <w:rPr>
                 <w:color w:val="526158"/>
               </w:rPr>
-              <w:t>Click or tap here to type.</w:t>
             </w:r>
           </w:p>
         </w:tc>
@@ -8046,7 +7875,6 @@
               <w:rPr>
                 <w:color w:val="526158"/>
               </w:rPr>
-              <w:t>Click or tap here to type.</w:t>
             </w:r>
           </w:p>
         </w:tc>
@@ -8072,7 +7900,6 @@
               <w:rPr>
                 <w:color w:val="526158"/>
               </w:rPr>
-              <w:t>Click or tap here to type.</w:t>
             </w:r>
           </w:p>
         </w:tc>
@@ -8098,7 +7925,6 @@
               <w:rPr>
                 <w:color w:val="526158"/>
               </w:rPr>
-              <w:t>Click or tap here to type.</w:t>
             </w:r>
           </w:p>
         </w:tc>
@@ -8124,7 +7950,6 @@
               <w:rPr>
                 <w:color w:val="526158"/>
               </w:rPr>
-              <w:t>Click or tap here to type.</w:t>
             </w:r>
           </w:p>
         </w:tc>
@@ -8151,7 +7976,6 @@
               <w:rPr>
                 <w:color w:val="526158"/>
               </w:rPr>
-              <w:t>Click or tap here to type.</w:t>
             </w:r>
           </w:p>
         </w:tc>
@@ -8180,7 +8004,6 @@
               <w:rPr>
                 <w:color w:val="526158"/>
               </w:rPr>
-              <w:t>Click or tap here to type.</w:t>
             </w:r>
           </w:p>
         </w:tc>
@@ -8206,7 +8029,6 @@
               <w:rPr>
                 <w:color w:val="526158"/>
               </w:rPr>
-              <w:t>Click or tap here to type.</w:t>
             </w:r>
           </w:p>
         </w:tc>
@@ -8232,7 +8054,6 @@
               <w:rPr>
                 <w:color w:val="526158"/>
               </w:rPr>
-              <w:t>Click or tap here to type.</w:t>
             </w:r>
           </w:p>
         </w:tc>
@@ -8258,7 +8079,6 @@
               <w:rPr>
                 <w:color w:val="526158"/>
               </w:rPr>
-              <w:t>Click or tap here to type.</w:t>
             </w:r>
           </w:p>
         </w:tc>
@@ -8284,7 +8104,6 @@
               <w:rPr>
                 <w:color w:val="526158"/>
               </w:rPr>
-              <w:t>Click or tap here to type.</w:t>
             </w:r>
           </w:p>
         </w:tc>
@@ -8311,7 +8130,6 @@
               <w:rPr>
                 <w:color w:val="526158"/>
               </w:rPr>
-              <w:t>Click or tap here to type.</w:t>
             </w:r>
           </w:p>
         </w:tc>
@@ -8340,7 +8158,6 @@
               <w:rPr>
                 <w:color w:val="526158"/>
               </w:rPr>
-              <w:t>Click or tap here to type.</w:t>
             </w:r>
           </w:p>
         </w:tc>
@@ -8366,7 +8183,6 @@
               <w:rPr>
                 <w:color w:val="526158"/>
               </w:rPr>
-              <w:t>Click or tap here to type.</w:t>
             </w:r>
           </w:p>
         </w:tc>
@@ -8392,7 +8208,6 @@
               <w:rPr>
                 <w:color w:val="526158"/>
               </w:rPr>
-              <w:t>Click or tap here to type.</w:t>
             </w:r>
           </w:p>
         </w:tc>
@@ -8418,7 +8233,6 @@
               <w:rPr>
                 <w:color w:val="526158"/>
               </w:rPr>
-              <w:t>Click or tap here to type.</w:t>
             </w:r>
           </w:p>
         </w:tc>
@@ -8444,7 +8258,6 @@
               <w:rPr>
                 <w:color w:val="526158"/>
               </w:rPr>
-              <w:t>Click or tap here to type.</w:t>
             </w:r>
           </w:p>
         </w:tc>
@@ -8471,7 +8284,6 @@
               <w:rPr>
                 <w:color w:val="526158"/>
               </w:rPr>
-              <w:t>Click or tap here to type.</w:t>
             </w:r>
           </w:p>
         </w:tc>
@@ -8500,7 +8312,6 @@
               <w:rPr>
                 <w:color w:val="526158"/>
               </w:rPr>
-              <w:t>Click or tap here to type.</w:t>
             </w:r>
           </w:p>
         </w:tc>
@@ -8526,7 +8337,6 @@
               <w:rPr>
                 <w:color w:val="526158"/>
               </w:rPr>
-              <w:t>Click or tap here to type.</w:t>
             </w:r>
           </w:p>
         </w:tc>
@@ -8552,7 +8362,6 @@
               <w:rPr>
                 <w:color w:val="526158"/>
               </w:rPr>
-              <w:t>Click or tap here to type.</w:t>
             </w:r>
           </w:p>
         </w:tc>
@@ -8578,7 +8387,6 @@
               <w:rPr>
                 <w:color w:val="526158"/>
               </w:rPr>
-              <w:t>Click or tap here to type.</w:t>
             </w:r>
           </w:p>
         </w:tc>
@@ -8604,7 +8412,6 @@
               <w:rPr>
                 <w:color w:val="526158"/>
               </w:rPr>
-              <w:t>Click or tap here to type.</w:t>
             </w:r>
           </w:p>
         </w:tc>
@@ -8631,7 +8438,6 @@
               <w:rPr>
                 <w:color w:val="526158"/>
               </w:rPr>
-              <w:t>Click or tap here to type.</w:t>
             </w:r>
           </w:p>
         </w:tc>
@@ -9721,7 +9527,6 @@
               <w:rPr>
                 <w:color w:val="526158"/>
               </w:rPr>
-              <w:t>Click or tap here to type.</w:t>
             </w:r>
           </w:p>
         </w:tc>
@@ -9747,7 +9552,6 @@
               <w:rPr>
                 <w:color w:val="526158"/>
               </w:rPr>
-              <w:t>Click or tap here to type.</w:t>
             </w:r>
           </w:p>
         </w:tc>
@@ -9773,7 +9577,6 @@
               <w:rPr>
                 <w:color w:val="526158"/>
               </w:rPr>
-              <w:t>Click or tap here to type.</w:t>
             </w:r>
           </w:p>
         </w:tc>
@@ -9799,7 +9602,6 @@
               <w:rPr>
                 <w:color w:val="526158"/>
               </w:rPr>
-              <w:t>Click or tap here to type.</w:t>
             </w:r>
           </w:p>
         </w:tc>
@@ -9826,7 +9628,6 @@
               <w:rPr>
                 <w:color w:val="526158"/>
               </w:rPr>
-              <w:t>Click or tap here to type.</w:t>
             </w:r>
           </w:p>
         </w:tc>
@@ -9855,7 +9656,6 @@
               <w:rPr>
                 <w:color w:val="526158"/>
               </w:rPr>
-              <w:t>Click or tap here to type.</w:t>
             </w:r>
           </w:p>
         </w:tc>
@@ -9881,7 +9681,6 @@
               <w:rPr>
                 <w:color w:val="526158"/>
               </w:rPr>
-              <w:t>Click or tap here to type.</w:t>
             </w:r>
           </w:p>
         </w:tc>
@@ -9907,7 +9706,6 @@
               <w:rPr>
                 <w:color w:val="526158"/>
               </w:rPr>
-              <w:t>Click or tap here to type.</w:t>
             </w:r>
           </w:p>
         </w:tc>
@@ -9933,7 +9731,6 @@
               <w:rPr>
                 <w:color w:val="526158"/>
               </w:rPr>
-              <w:t>Click or tap here to type.</w:t>
             </w:r>
           </w:p>
         </w:tc>
@@ -9960,7 +9757,6 @@
               <w:rPr>
                 <w:color w:val="526158"/>
               </w:rPr>
-              <w:t>Click or tap here to type.</w:t>
             </w:r>
           </w:p>
         </w:tc>
@@ -9989,7 +9785,6 @@
               <w:rPr>
                 <w:color w:val="526158"/>
               </w:rPr>
-              <w:t>Click or tap here to type.</w:t>
             </w:r>
           </w:p>
         </w:tc>
@@ -10015,7 +9810,6 @@
               <w:rPr>
                 <w:color w:val="526158"/>
               </w:rPr>
-              <w:t>Click or tap here to type.</w:t>
             </w:r>
           </w:p>
         </w:tc>
@@ -10041,7 +9835,6 @@
               <w:rPr>
                 <w:color w:val="526158"/>
               </w:rPr>
-              <w:t>Click or tap here to type.</w:t>
             </w:r>
           </w:p>
         </w:tc>
@@ -10067,7 +9860,6 @@
               <w:rPr>
                 <w:color w:val="526158"/>
               </w:rPr>
-              <w:t>Click or tap here to type.</w:t>
             </w:r>
           </w:p>
         </w:tc>
@@ -10094,7 +9886,6 @@
               <w:rPr>
                 <w:color w:val="526158"/>
               </w:rPr>
-              <w:t>Click or tap here to type.</w:t>
             </w:r>
           </w:p>
         </w:tc>
@@ -10123,7 +9914,6 @@
               <w:rPr>
                 <w:color w:val="526158"/>
               </w:rPr>
-              <w:t>Click or tap here to type.</w:t>
             </w:r>
           </w:p>
         </w:tc>
@@ -10149,7 +9939,6 @@
               <w:rPr>
                 <w:color w:val="526158"/>
               </w:rPr>
-              <w:t>Click or tap here to type.</w:t>
             </w:r>
           </w:p>
         </w:tc>
@@ -10175,7 +9964,6 @@
               <w:rPr>
                 <w:color w:val="526158"/>
               </w:rPr>
-              <w:t>Click or tap here to type.</w:t>
             </w:r>
           </w:p>
         </w:tc>
@@ -10201,7 +9989,6 @@
               <w:rPr>
                 <w:color w:val="526158"/>
               </w:rPr>
-              <w:t>Click or tap here to type.</w:t>
             </w:r>
           </w:p>
         </w:tc>
@@ -10228,7 +10015,6 @@
               <w:rPr>
                 <w:color w:val="526158"/>
               </w:rPr>
-              <w:t>Click or tap here to type.</w:t>
             </w:r>
           </w:p>
         </w:tc>
@@ -10545,7 +10331,6 @@
               <w:rPr>
                 <w:color w:val="526158"/>
               </w:rPr>
-              <w:t>Click or tap here to type.</w:t>
             </w:r>
           </w:p>
         </w:tc>
@@ -10571,7 +10356,6 @@
               <w:rPr>
                 <w:color w:val="526158"/>
               </w:rPr>
-              <w:t>Click or tap here to type.</w:t>
             </w:r>
           </w:p>
         </w:tc>
@@ -10597,7 +10381,6 @@
               <w:rPr>
                 <w:color w:val="526158"/>
               </w:rPr>
-              <w:t>Click or tap here to type.</w:t>
             </w:r>
           </w:p>
         </w:tc>
@@ -10623,7 +10406,6 @@
               <w:rPr>
                 <w:color w:val="526158"/>
               </w:rPr>
-              <w:t>Click or tap here to type.</w:t>
             </w:r>
           </w:p>
         </w:tc>
@@ -10649,7 +10431,6 @@
               <w:rPr>
                 <w:color w:val="526158"/>
               </w:rPr>
-              <w:t>Click or tap here to type.</w:t>
             </w:r>
           </w:p>
         </w:tc>
@@ -10676,7 +10457,6 @@
               <w:rPr>
                 <w:color w:val="526158"/>
               </w:rPr>
-              <w:t>Click or tap here to type.</w:t>
             </w:r>
           </w:p>
         </w:tc>
@@ -10705,7 +10485,6 @@
               <w:rPr>
                 <w:color w:val="526158"/>
               </w:rPr>
-              <w:t>Click or tap here to type.</w:t>
             </w:r>
           </w:p>
         </w:tc>
@@ -10731,7 +10510,6 @@
               <w:rPr>
                 <w:color w:val="526158"/>
               </w:rPr>
-              <w:t>Click or tap here to type.</w:t>
             </w:r>
           </w:p>
         </w:tc>
@@ -10757,7 +10535,6 @@
               <w:rPr>
                 <w:color w:val="526158"/>
               </w:rPr>
-              <w:t>Click or tap here to type.</w:t>
             </w:r>
           </w:p>
         </w:tc>
@@ -10783,7 +10560,6 @@
               <w:rPr>
                 <w:color w:val="526158"/>
               </w:rPr>
-              <w:t>Click or tap here to type.</w:t>
             </w:r>
           </w:p>
         </w:tc>
@@ -10809,7 +10585,6 @@
               <w:rPr>
                 <w:color w:val="526158"/>
               </w:rPr>
-              <w:t>Click or tap here to type.</w:t>
             </w:r>
           </w:p>
         </w:tc>
@@ -10836,7 +10611,6 @@
               <w:rPr>
                 <w:color w:val="526158"/>
               </w:rPr>
-              <w:t>Click or tap here to type.</w:t>
             </w:r>
           </w:p>
         </w:tc>
@@ -10865,7 +10639,6 @@
               <w:rPr>
                 <w:color w:val="526158"/>
               </w:rPr>
-              <w:t>Click or tap here to type.</w:t>
             </w:r>
           </w:p>
         </w:tc>
@@ -10891,7 +10664,6 @@
               <w:rPr>
                 <w:color w:val="526158"/>
               </w:rPr>
-              <w:t>Click or tap here to type.</w:t>
             </w:r>
           </w:p>
         </w:tc>
@@ -10917,7 +10689,6 @@
               <w:rPr>
                 <w:color w:val="526158"/>
               </w:rPr>
-              <w:t>Click or tap here to type.</w:t>
             </w:r>
           </w:p>
         </w:tc>
@@ -10943,7 +10714,6 @@
               <w:rPr>
                 <w:color w:val="526158"/>
               </w:rPr>
-              <w:t>Click or tap here to type.</w:t>
             </w:r>
           </w:p>
         </w:tc>
@@ -10969,7 +10739,6 @@
               <w:rPr>
                 <w:color w:val="526158"/>
               </w:rPr>
-              <w:t>Click or tap here to type.</w:t>
             </w:r>
           </w:p>
         </w:tc>
@@ -10996,7 +10765,6 @@
               <w:rPr>
                 <w:color w:val="526158"/>
               </w:rPr>
-              <w:t>Click or tap here to type.</w:t>
             </w:r>
           </w:p>
         </w:tc>
@@ -11025,7 +10793,6 @@
               <w:rPr>
                 <w:color w:val="526158"/>
               </w:rPr>
-              <w:t>Click or tap here to type.</w:t>
             </w:r>
           </w:p>
         </w:tc>
@@ -11051,7 +10818,6 @@
               <w:rPr>
                 <w:color w:val="526158"/>
               </w:rPr>
-              <w:t>Click or tap here to type.</w:t>
             </w:r>
           </w:p>
         </w:tc>
@@ -11077,7 +10843,6 @@
               <w:rPr>
                 <w:color w:val="526158"/>
               </w:rPr>
-              <w:t>Click or tap here to type.</w:t>
             </w:r>
           </w:p>
         </w:tc>
@@ -11103,7 +10868,6 @@
               <w:rPr>
                 <w:color w:val="526158"/>
               </w:rPr>
-              <w:t>Click or tap here to type.</w:t>
             </w:r>
           </w:p>
         </w:tc>
@@ -11129,7 +10893,6 @@
               <w:rPr>
                 <w:color w:val="526158"/>
               </w:rPr>
-              <w:t>Click or tap here to type.</w:t>
             </w:r>
           </w:p>
         </w:tc>
@@ -11156,7 +10919,6 @@
               <w:rPr>
                 <w:color w:val="526158"/>
               </w:rPr>
-              <w:t>Click or tap here to type.</w:t>
             </w:r>
           </w:p>
         </w:tc>
@@ -11185,7 +10947,6 @@
               <w:rPr>
                 <w:color w:val="526158"/>
               </w:rPr>
-              <w:t>Click or tap here to type.</w:t>
             </w:r>
           </w:p>
         </w:tc>
@@ -11211,7 +10972,6 @@
               <w:rPr>
                 <w:color w:val="526158"/>
               </w:rPr>
-              <w:t>Click or tap here to type.</w:t>
             </w:r>
           </w:p>
         </w:tc>
@@ -11237,7 +10997,6 @@
               <w:rPr>
                 <w:color w:val="526158"/>
               </w:rPr>
-              <w:t>Click or tap here to type.</w:t>
             </w:r>
           </w:p>
         </w:tc>
@@ -11263,7 +11022,6 @@
               <w:rPr>
                 <w:color w:val="526158"/>
               </w:rPr>
-              <w:t>Click or tap here to type.</w:t>
             </w:r>
           </w:p>
         </w:tc>
@@ -11289,7 +11047,6 @@
               <w:rPr>
                 <w:color w:val="526158"/>
               </w:rPr>
-              <w:t>Click or tap here to type.</w:t>
             </w:r>
           </w:p>
         </w:tc>
@@ -11316,7 +11073,6 @@
               <w:rPr>
                 <w:color w:val="526158"/>
               </w:rPr>
-              <w:t>Click or tap here to type.</w:t>
             </w:r>
           </w:p>
         </w:tc>
@@ -11345,7 +11101,6 @@
               <w:rPr>
                 <w:color w:val="526158"/>
               </w:rPr>
-              <w:t>Click or tap here to type.</w:t>
             </w:r>
           </w:p>
         </w:tc>
@@ -11371,7 +11126,6 @@
               <w:rPr>
                 <w:color w:val="526158"/>
               </w:rPr>
-              <w:t>Click or tap here to type.</w:t>
             </w:r>
           </w:p>
         </w:tc>
@@ -11397,7 +11151,6 @@
               <w:rPr>
                 <w:color w:val="526158"/>
               </w:rPr>
-              <w:t>Click or tap here to type.</w:t>
             </w:r>
           </w:p>
         </w:tc>
@@ -11423,7 +11176,6 @@
               <w:rPr>
                 <w:color w:val="526158"/>
               </w:rPr>
-              <w:t>Click or tap here to type.</w:t>
             </w:r>
           </w:p>
         </w:tc>
@@ -11449,7 +11201,6 @@
               <w:rPr>
                 <w:color w:val="526158"/>
               </w:rPr>
-              <w:t>Click or tap here to type.</w:t>
             </w:r>
           </w:p>
         </w:tc>
@@ -11476,7 +11227,6 @@
               <w:rPr>
                 <w:color w:val="526158"/>
               </w:rPr>
-              <w:t>Click or tap here to type.</w:t>
             </w:r>
           </w:p>
         </w:tc>
@@ -11875,59 +11625,56 @@
               <w:rPr>
                 <w:color w:val="526158"/>
               </w:rPr>
-              <w:t>Click or tap here to type.</w:t>
-            </w:r>
-          </w:p>
-        </w:tc>
-        <w:tc>
-          <w:tcPr>
-            <w:tcW w:w="2578" w:type="dxa"/>
-            <w:tcBorders>
-              <w:start w:val="single" w:sz="4" w:space="0" w:color="000000"/>
-              <w:bottom w:val="single" w:sz="4" w:space="0" w:color="000000"/>
-            </w:tcBorders>
-            <w:shd w:fill="FFFFFF" w:val="clear"/>
-          </w:tcPr>
-          <w:p>
-            <w:pPr>
-              <w:pStyle w:val="TableContents"/>
-              <w:bidi w:val="0"/>
-              <w:jc w:val="start"/>
-              <w:rPr>
-                <w:color w:val="526158"/>
-              </w:rPr>
-            </w:pPr>
-            <w:r>
-              <w:rPr>
-                <w:color w:val="526158"/>
-              </w:rPr>
-              <w:t>Click or tap here to type.</w:t>
-            </w:r>
-          </w:p>
-        </w:tc>
-        <w:tc>
-          <w:tcPr>
-            <w:tcW w:w="2578" w:type="dxa"/>
-            <w:tcBorders>
-              <w:start w:val="single" w:sz="4" w:space="0" w:color="000000"/>
-              <w:bottom w:val="single" w:sz="4" w:space="0" w:color="000000"/>
-            </w:tcBorders>
-            <w:shd w:fill="FFFFFF" w:val="clear"/>
-          </w:tcPr>
-          <w:p>
-            <w:pPr>
-              <w:pStyle w:val="TableContents"/>
-              <w:bidi w:val="0"/>
-              <w:jc w:val="start"/>
-              <w:rPr>
-                <w:color w:val="526158"/>
-              </w:rPr>
-            </w:pPr>
-            <w:r>
-              <w:rPr>
-                <w:color w:val="526158"/>
-              </w:rPr>
-              <w:t>Click or tap here to type.</w:t>
+            </w:r>
+          </w:p>
+        </w:tc>
+        <w:tc>
+          <w:tcPr>
+            <w:tcW w:w="2578" w:type="dxa"/>
+            <w:tcBorders>
+              <w:start w:val="single" w:sz="4" w:space="0" w:color="000000"/>
+              <w:bottom w:val="single" w:sz="4" w:space="0" w:color="000000"/>
+            </w:tcBorders>
+            <w:shd w:fill="FFFFFF" w:val="clear"/>
+          </w:tcPr>
+          <w:p>
+            <w:pPr>
+              <w:pStyle w:val="TableContents"/>
+              <w:bidi w:val="0"/>
+              <w:jc w:val="start"/>
+              <w:rPr>
+                <w:color w:val="526158"/>
+              </w:rPr>
+            </w:pPr>
+            <w:r>
+              <w:rPr>
+                <w:color w:val="526158"/>
+              </w:rPr>
+            </w:r>
+          </w:p>
+        </w:tc>
+        <w:tc>
+          <w:tcPr>
+            <w:tcW w:w="2578" w:type="dxa"/>
+            <w:tcBorders>
+              <w:start w:val="single" w:sz="4" w:space="0" w:color="000000"/>
+              <w:bottom w:val="single" w:sz="4" w:space="0" w:color="000000"/>
+            </w:tcBorders>
+            <w:shd w:fill="FFFFFF" w:val="clear"/>
+          </w:tcPr>
+          <w:p>
+            <w:pPr>
+              <w:pStyle w:val="TableContents"/>
+              <w:bidi w:val="0"/>
+              <w:jc w:val="start"/>
+              <w:rPr>
+                <w:color w:val="526158"/>
+              </w:rPr>
+            </w:pPr>
+            <w:r>
+              <w:rPr>
+                <w:color w:val="526158"/>
+              </w:rPr>
             </w:r>
           </w:p>
         </w:tc>
@@ -11954,7 +11701,6 @@
               <w:rPr>
                 <w:color w:val="526158"/>
               </w:rPr>
-              <w:t>Click or tap here to type.</w:t>
             </w:r>
           </w:p>
         </w:tc>
@@ -11983,59 +11729,56 @@
               <w:rPr>
                 <w:color w:val="526158"/>
               </w:rPr>
-              <w:t>Click or tap here to type.</w:t>
-            </w:r>
-          </w:p>
-        </w:tc>
-        <w:tc>
-          <w:tcPr>
-            <w:tcW w:w="2578" w:type="dxa"/>
-            <w:tcBorders>
-              <w:start w:val="single" w:sz="4" w:space="0" w:color="000000"/>
-              <w:bottom w:val="single" w:sz="4" w:space="0" w:color="000000"/>
-            </w:tcBorders>
-            <w:shd w:fill="F1F5EF" w:val="clear"/>
-          </w:tcPr>
-          <w:p>
-            <w:pPr>
-              <w:pStyle w:val="TableContents"/>
-              <w:bidi w:val="0"/>
-              <w:jc w:val="start"/>
-              <w:rPr>
-                <w:color w:val="526158"/>
-              </w:rPr>
-            </w:pPr>
-            <w:r>
-              <w:rPr>
-                <w:color w:val="526158"/>
-              </w:rPr>
-              <w:t>Click or tap here to type.</w:t>
-            </w:r>
-          </w:p>
-        </w:tc>
-        <w:tc>
-          <w:tcPr>
-            <w:tcW w:w="2578" w:type="dxa"/>
-            <w:tcBorders>
-              <w:start w:val="single" w:sz="4" w:space="0" w:color="000000"/>
-              <w:bottom w:val="single" w:sz="4" w:space="0" w:color="000000"/>
-            </w:tcBorders>
-            <w:shd w:fill="F1F5EF" w:val="clear"/>
-          </w:tcPr>
-          <w:p>
-            <w:pPr>
-              <w:pStyle w:val="TableContents"/>
-              <w:bidi w:val="0"/>
-              <w:jc w:val="start"/>
-              <w:rPr>
-                <w:color w:val="526158"/>
-              </w:rPr>
-            </w:pPr>
-            <w:r>
-              <w:rPr>
-                <w:color w:val="526158"/>
-              </w:rPr>
-              <w:t>Click or tap here to type.</w:t>
+            </w:r>
+          </w:p>
+        </w:tc>
+        <w:tc>
+          <w:tcPr>
+            <w:tcW w:w="2578" w:type="dxa"/>
+            <w:tcBorders>
+              <w:start w:val="single" w:sz="4" w:space="0" w:color="000000"/>
+              <w:bottom w:val="single" w:sz="4" w:space="0" w:color="000000"/>
+            </w:tcBorders>
+            <w:shd w:fill="F1F5EF" w:val="clear"/>
+          </w:tcPr>
+          <w:p>
+            <w:pPr>
+              <w:pStyle w:val="TableContents"/>
+              <w:bidi w:val="0"/>
+              <w:jc w:val="start"/>
+              <w:rPr>
+                <w:color w:val="526158"/>
+              </w:rPr>
+            </w:pPr>
+            <w:r>
+              <w:rPr>
+                <w:color w:val="526158"/>
+              </w:rPr>
+            </w:r>
+          </w:p>
+        </w:tc>
+        <w:tc>
+          <w:tcPr>
+            <w:tcW w:w="2578" w:type="dxa"/>
+            <w:tcBorders>
+              <w:start w:val="single" w:sz="4" w:space="0" w:color="000000"/>
+              <w:bottom w:val="single" w:sz="4" w:space="0" w:color="000000"/>
+            </w:tcBorders>
+            <w:shd w:fill="F1F5EF" w:val="clear"/>
+          </w:tcPr>
+          <w:p>
+            <w:pPr>
+              <w:pStyle w:val="TableContents"/>
+              <w:bidi w:val="0"/>
+              <w:jc w:val="start"/>
+              <w:rPr>
+                <w:color w:val="526158"/>
+              </w:rPr>
+            </w:pPr>
+            <w:r>
+              <w:rPr>
+                <w:color w:val="526158"/>
+              </w:rPr>
             </w:r>
           </w:p>
         </w:tc>
@@ -12062,7 +11805,6 @@
               <w:rPr>
                 <w:color w:val="526158"/>
               </w:rPr>
-              <w:t>Click or tap here to type.</w:t>
             </w:r>
           </w:p>
         </w:tc>
@@ -12091,59 +11833,56 @@
               <w:rPr>
                 <w:color w:val="526158"/>
               </w:rPr>
-              <w:t>Click or tap here to type.</w:t>
-            </w:r>
-          </w:p>
-        </w:tc>
-        <w:tc>
-          <w:tcPr>
-            <w:tcW w:w="2578" w:type="dxa"/>
-            <w:tcBorders>
-              <w:start w:val="single" w:sz="4" w:space="0" w:color="000000"/>
-              <w:bottom w:val="single" w:sz="4" w:space="0" w:color="000000"/>
-            </w:tcBorders>
-            <w:shd w:fill="FFFFFF" w:val="clear"/>
-          </w:tcPr>
-          <w:p>
-            <w:pPr>
-              <w:pStyle w:val="TableContents"/>
-              <w:bidi w:val="0"/>
-              <w:jc w:val="start"/>
-              <w:rPr>
-                <w:color w:val="526158"/>
-              </w:rPr>
-            </w:pPr>
-            <w:r>
-              <w:rPr>
-                <w:color w:val="526158"/>
-              </w:rPr>
-              <w:t>Click or tap here to type.</w:t>
-            </w:r>
-          </w:p>
-        </w:tc>
-        <w:tc>
-          <w:tcPr>
-            <w:tcW w:w="2578" w:type="dxa"/>
-            <w:tcBorders>
-              <w:start w:val="single" w:sz="4" w:space="0" w:color="000000"/>
-              <w:bottom w:val="single" w:sz="4" w:space="0" w:color="000000"/>
-            </w:tcBorders>
-            <w:shd w:fill="FFFFFF" w:val="clear"/>
-          </w:tcPr>
-          <w:p>
-            <w:pPr>
-              <w:pStyle w:val="TableContents"/>
-              <w:bidi w:val="0"/>
-              <w:jc w:val="start"/>
-              <w:rPr>
-                <w:color w:val="526158"/>
-              </w:rPr>
-            </w:pPr>
-            <w:r>
-              <w:rPr>
-                <w:color w:val="526158"/>
-              </w:rPr>
-              <w:t>Click or tap here to type.</w:t>
+            </w:r>
+          </w:p>
+        </w:tc>
+        <w:tc>
+          <w:tcPr>
+            <w:tcW w:w="2578" w:type="dxa"/>
+            <w:tcBorders>
+              <w:start w:val="single" w:sz="4" w:space="0" w:color="000000"/>
+              <w:bottom w:val="single" w:sz="4" w:space="0" w:color="000000"/>
+            </w:tcBorders>
+            <w:shd w:fill="FFFFFF" w:val="clear"/>
+          </w:tcPr>
+          <w:p>
+            <w:pPr>
+              <w:pStyle w:val="TableContents"/>
+              <w:bidi w:val="0"/>
+              <w:jc w:val="start"/>
+              <w:rPr>
+                <w:color w:val="526158"/>
+              </w:rPr>
+            </w:pPr>
+            <w:r>
+              <w:rPr>
+                <w:color w:val="526158"/>
+              </w:rPr>
+            </w:r>
+          </w:p>
+        </w:tc>
+        <w:tc>
+          <w:tcPr>
+            <w:tcW w:w="2578" w:type="dxa"/>
+            <w:tcBorders>
+              <w:start w:val="single" w:sz="4" w:space="0" w:color="000000"/>
+              <w:bottom w:val="single" w:sz="4" w:space="0" w:color="000000"/>
+            </w:tcBorders>
+            <w:shd w:fill="FFFFFF" w:val="clear"/>
+          </w:tcPr>
+          <w:p>
+            <w:pPr>
+              <w:pStyle w:val="TableContents"/>
+              <w:bidi w:val="0"/>
+              <w:jc w:val="start"/>
+              <w:rPr>
+                <w:color w:val="526158"/>
+              </w:rPr>
+            </w:pPr>
+            <w:r>
+              <w:rPr>
+                <w:color w:val="526158"/>
+              </w:rPr>
             </w:r>
           </w:p>
         </w:tc>
@@ -12170,7 +11909,6 @@
               <w:rPr>
                 <w:color w:val="526158"/>
               </w:rPr>
-              <w:t>Click or tap here to type.</w:t>
             </w:r>
           </w:p>
         </w:tc>
@@ -12574,7 +12312,6 @@
               <w:rPr>
                 <w:color w:val="526158"/>
               </w:rPr>
-              <w:t>Click or tap here to type.</w:t>
             </w:r>
           </w:p>
         </w:tc>
@@ -12600,7 +12337,6 @@
               <w:rPr>
                 <w:color w:val="526158"/>
               </w:rPr>
-              <w:t>Click or tap here to type.</w:t>
             </w:r>
           </w:p>
         </w:tc>
@@ -12626,7 +12362,6 @@
               <w:rPr>
                 <w:color w:val="526158"/>
               </w:rPr>
-              <w:t>Click or tap here to type.</w:t>
             </w:r>
           </w:p>
         </w:tc>
@@ -12652,7 +12387,6 @@
               <w:rPr>
                 <w:color w:val="526158"/>
               </w:rPr>
-              <w:t>Click or tap here to type.</w:t>
             </w:r>
           </w:p>
         </w:tc>
@@ -12679,7 +12413,6 @@
               <w:rPr>
                 <w:color w:val="526158"/>
               </w:rPr>
-              <w:t>Click or tap here to type.</w:t>
             </w:r>
           </w:p>
         </w:tc>
@@ -12708,7 +12441,6 @@
               <w:rPr>
                 <w:color w:val="526158"/>
               </w:rPr>
-              <w:t>Click or tap here to type.</w:t>
             </w:r>
           </w:p>
         </w:tc>
@@ -12734,7 +12466,6 @@
               <w:rPr>
                 <w:color w:val="526158"/>
               </w:rPr>
-              <w:t>Click or tap here to type.</w:t>
             </w:r>
           </w:p>
         </w:tc>
@@ -12760,7 +12491,6 @@
               <w:rPr>
                 <w:color w:val="526158"/>
               </w:rPr>
-              <w:t>Click or tap here to type.</w:t>
             </w:r>
           </w:p>
         </w:tc>
@@ -12786,7 +12516,6 @@
               <w:rPr>
                 <w:color w:val="526158"/>
               </w:rPr>
-              <w:t>Click or tap here to type.</w:t>
             </w:r>
           </w:p>
         </w:tc>
@@ -12813,7 +12542,6 @@
               <w:rPr>
                 <w:color w:val="526158"/>
               </w:rPr>
-              <w:t>Click or tap here to type.</w:t>
             </w:r>
           </w:p>
         </w:tc>
@@ -12842,7 +12570,6 @@
               <w:rPr>
                 <w:color w:val="526158"/>
               </w:rPr>
-              <w:t>Click or tap here to type.</w:t>
             </w:r>
           </w:p>
         </w:tc>
@@ -12868,7 +12595,6 @@
               <w:rPr>
                 <w:color w:val="526158"/>
               </w:rPr>
-              <w:t>Click or tap here to type.</w:t>
             </w:r>
           </w:p>
         </w:tc>
@@ -12894,7 +12620,6 @@
               <w:rPr>
                 <w:color w:val="526158"/>
               </w:rPr>
-              <w:t>Click or tap here to type.</w:t>
             </w:r>
           </w:p>
         </w:tc>
@@ -12920,7 +12645,6 @@
               <w:rPr>
                 <w:color w:val="526158"/>
               </w:rPr>
-              <w:t>Click or tap here to type.</w:t>
             </w:r>
           </w:p>
         </w:tc>
@@ -12947,7 +12671,6 @@
               <w:rPr>
                 <w:color w:val="526158"/>
               </w:rPr>
-              <w:t>Click or tap here to type.</w:t>
             </w:r>
           </w:p>
         </w:tc>
@@ -12976,7 +12699,6 @@
               <w:rPr>
                 <w:color w:val="526158"/>
               </w:rPr>
-              <w:t>Click or tap here to type.</w:t>
             </w:r>
           </w:p>
         </w:tc>
@@ -13002,7 +12724,6 @@
               <w:rPr>
                 <w:color w:val="526158"/>
               </w:rPr>
-              <w:t>Click or tap here to type.</w:t>
             </w:r>
           </w:p>
         </w:tc>
@@ -13028,7 +12749,6 @@
               <w:rPr>
                 <w:color w:val="526158"/>
               </w:rPr>
-              <w:t>Click or tap here to type.</w:t>
             </w:r>
           </w:p>
         </w:tc>
@@ -13054,7 +12774,6 @@
               <w:rPr>
                 <w:color w:val="526158"/>
               </w:rPr>
-              <w:t>Click or tap here to type.</w:t>
             </w:r>
           </w:p>
         </w:tc>
@@ -13081,7 +12800,6 @@
               <w:rPr>
                 <w:color w:val="526158"/>
               </w:rPr>
-              <w:t>Click or tap here to type.</w:t>
             </w:r>
           </w:p>
         </w:tc>
@@ -13110,7 +12828,6 @@
               <w:rPr>
                 <w:color w:val="526158"/>
               </w:rPr>
-              <w:t>Click or tap here to type.</w:t>
             </w:r>
           </w:p>
         </w:tc>
@@ -13136,7 +12853,6 @@
               <w:rPr>
                 <w:color w:val="526158"/>
               </w:rPr>
-              <w:t>Click or tap here to type.</w:t>
             </w:r>
           </w:p>
         </w:tc>
@@ -13162,7 +12878,6 @@
               <w:rPr>
                 <w:color w:val="526158"/>
               </w:rPr>
-              <w:t>Click or tap here to type.</w:t>
             </w:r>
           </w:p>
         </w:tc>
@@ -13188,7 +12903,6 @@
               <w:rPr>
                 <w:color w:val="526158"/>
               </w:rPr>
-              <w:t>Click or tap here to type.</w:t>
             </w:r>
           </w:p>
         </w:tc>
@@ -13215,7 +12929,6 @@
               <w:rPr>
                 <w:color w:val="526158"/>
               </w:rPr>
-              <w:t>Click or tap here to type.</w:t>
             </w:r>
           </w:p>
         </w:tc>
@@ -13244,7 +12957,6 @@
               <w:rPr>
                 <w:color w:val="526158"/>
               </w:rPr>
-              <w:t>Click or tap here to type.</w:t>
             </w:r>
           </w:p>
         </w:tc>
@@ -13270,7 +12982,6 @@
               <w:rPr>
                 <w:color w:val="526158"/>
               </w:rPr>
-              <w:t>Click or tap here to type.</w:t>
             </w:r>
           </w:p>
         </w:tc>
@@ -13296,7 +13007,6 @@
               <w:rPr>
                 <w:color w:val="526158"/>
               </w:rPr>
-              <w:t>Click or tap here to type.</w:t>
             </w:r>
           </w:p>
         </w:tc>
@@ -13322,7 +13032,6 @@
               <w:rPr>
                 <w:color w:val="526158"/>
               </w:rPr>
-              <w:t>Click or tap here to type.</w:t>
             </w:r>
           </w:p>
         </w:tc>
@@ -13349,7 +13058,6 @@
               <w:rPr>
                 <w:color w:val="526158"/>
               </w:rPr>
-              <w:t>Click or tap here to type.</w:t>
             </w:r>
           </w:p>
         </w:tc>
@@ -13378,7 +13086,6 @@
               <w:rPr>
                 <w:color w:val="526158"/>
               </w:rPr>
-              <w:t>Click or tap here to type.</w:t>
             </w:r>
           </w:p>
         </w:tc>
@@ -13404,7 +13111,6 @@
               <w:rPr>
                 <w:color w:val="526158"/>
               </w:rPr>
-              <w:t>Click or tap here to type.</w:t>
             </w:r>
           </w:p>
         </w:tc>
@@ -13430,7 +13136,6 @@
               <w:rPr>
                 <w:color w:val="526158"/>
               </w:rPr>
-              <w:t>Click or tap here to type.</w:t>
             </w:r>
           </w:p>
         </w:tc>
@@ -13456,7 +13161,6 @@
               <w:rPr>
                 <w:color w:val="526158"/>
               </w:rPr>
-              <w:t>Click or tap here to type.</w:t>
             </w:r>
           </w:p>
         </w:tc>
@@ -13483,7 +13187,6 @@
               <w:rPr>
                 <w:color w:val="526158"/>
               </w:rPr>
-              <w:t>Click or tap here to type.</w:t>
             </w:r>
           </w:p>
         </w:tc>
@@ -13512,7 +13215,6 @@
               <w:rPr>
                 <w:color w:val="526158"/>
               </w:rPr>
-              <w:t>Click or tap here to type.</w:t>
             </w:r>
           </w:p>
         </w:tc>
@@ -13538,7 +13240,6 @@
               <w:rPr>
                 <w:color w:val="526158"/>
               </w:rPr>
-              <w:t>Click or tap here to type.</w:t>
             </w:r>
           </w:p>
         </w:tc>
@@ -13564,7 +13265,6 @@
               <w:rPr>
                 <w:color w:val="526158"/>
               </w:rPr>
-              <w:t>Click or tap here to type.</w:t>
             </w:r>
           </w:p>
         </w:tc>
@@ -13590,7 +13290,6 @@
               <w:rPr>
                 <w:color w:val="526158"/>
               </w:rPr>
-              <w:t>Click or tap here to type.</w:t>
             </w:r>
           </w:p>
         </w:tc>
@@ -13617,7 +13316,6 @@
               <w:rPr>
                 <w:color w:val="526158"/>
               </w:rPr>
-              <w:t>Click or tap here to type.</w:t>
             </w:r>
           </w:p>
         </w:tc>
@@ -14088,59 +13786,56 @@
               <w:rPr>
                 <w:color w:val="526158"/>
               </w:rPr>
-              <w:t>Click or tap here to type.</w:t>
-            </w:r>
-          </w:p>
-        </w:tc>
-        <w:tc>
-          <w:tcPr>
-            <w:tcW w:w="2578" w:type="dxa"/>
-            <w:tcBorders>
-              <w:start w:val="single" w:sz="4" w:space="0" w:color="000000"/>
-              <w:bottom w:val="single" w:sz="4" w:space="0" w:color="000000"/>
-            </w:tcBorders>
-            <w:shd w:fill="FFFFFF" w:val="clear"/>
-          </w:tcPr>
-          <w:p>
-            <w:pPr>
-              <w:pStyle w:val="TableContents"/>
-              <w:bidi w:val="0"/>
-              <w:jc w:val="start"/>
-              <w:rPr>
-                <w:color w:val="526158"/>
-              </w:rPr>
-            </w:pPr>
-            <w:r>
-              <w:rPr>
-                <w:color w:val="526158"/>
-              </w:rPr>
-              <w:t>Click or tap here to type.</w:t>
-            </w:r>
-          </w:p>
-        </w:tc>
-        <w:tc>
-          <w:tcPr>
-            <w:tcW w:w="2578" w:type="dxa"/>
-            <w:tcBorders>
-              <w:start w:val="single" w:sz="4" w:space="0" w:color="000000"/>
-              <w:bottom w:val="single" w:sz="4" w:space="0" w:color="000000"/>
-            </w:tcBorders>
-            <w:shd w:fill="FFFFFF" w:val="clear"/>
-          </w:tcPr>
-          <w:p>
-            <w:pPr>
-              <w:pStyle w:val="TableContents"/>
-              <w:bidi w:val="0"/>
-              <w:jc w:val="start"/>
-              <w:rPr>
-                <w:color w:val="526158"/>
-              </w:rPr>
-            </w:pPr>
-            <w:r>
-              <w:rPr>
-                <w:color w:val="526158"/>
-              </w:rPr>
-              <w:t>Click or tap here to type.</w:t>
+            </w:r>
+          </w:p>
+        </w:tc>
+        <w:tc>
+          <w:tcPr>
+            <w:tcW w:w="2578" w:type="dxa"/>
+            <w:tcBorders>
+              <w:start w:val="single" w:sz="4" w:space="0" w:color="000000"/>
+              <w:bottom w:val="single" w:sz="4" w:space="0" w:color="000000"/>
+            </w:tcBorders>
+            <w:shd w:fill="FFFFFF" w:val="clear"/>
+          </w:tcPr>
+          <w:p>
+            <w:pPr>
+              <w:pStyle w:val="TableContents"/>
+              <w:bidi w:val="0"/>
+              <w:jc w:val="start"/>
+              <w:rPr>
+                <w:color w:val="526158"/>
+              </w:rPr>
+            </w:pPr>
+            <w:r>
+              <w:rPr>
+                <w:color w:val="526158"/>
+              </w:rPr>
+            </w:r>
+          </w:p>
+        </w:tc>
+        <w:tc>
+          <w:tcPr>
+            <w:tcW w:w="2578" w:type="dxa"/>
+            <w:tcBorders>
+              <w:start w:val="single" w:sz="4" w:space="0" w:color="000000"/>
+              <w:bottom w:val="single" w:sz="4" w:space="0" w:color="000000"/>
+            </w:tcBorders>
+            <w:shd w:fill="FFFFFF" w:val="clear"/>
+          </w:tcPr>
+          <w:p>
+            <w:pPr>
+              <w:pStyle w:val="TableContents"/>
+              <w:bidi w:val="0"/>
+              <w:jc w:val="start"/>
+              <w:rPr>
+                <w:color w:val="526158"/>
+              </w:rPr>
+            </w:pPr>
+            <w:r>
+              <w:rPr>
+                <w:color w:val="526158"/>
+              </w:rPr>
             </w:r>
           </w:p>
         </w:tc>
@@ -14167,7 +13862,6 @@
               <w:rPr>
                 <w:color w:val="526158"/>
               </w:rPr>
-              <w:t>Click or tap here to type.</w:t>
             </w:r>
           </w:p>
         </w:tc>
@@ -14196,59 +13890,56 @@
               <w:rPr>
                 <w:color w:val="526158"/>
               </w:rPr>
-              <w:t>Click or tap here to type.</w:t>
-            </w:r>
-          </w:p>
-        </w:tc>
-        <w:tc>
-          <w:tcPr>
-            <w:tcW w:w="2578" w:type="dxa"/>
-            <w:tcBorders>
-              <w:start w:val="single" w:sz="4" w:space="0" w:color="000000"/>
-              <w:bottom w:val="single" w:sz="4" w:space="0" w:color="000000"/>
-            </w:tcBorders>
-            <w:shd w:fill="F1F5EF" w:val="clear"/>
-          </w:tcPr>
-          <w:p>
-            <w:pPr>
-              <w:pStyle w:val="TableContents"/>
-              <w:bidi w:val="0"/>
-              <w:jc w:val="start"/>
-              <w:rPr>
-                <w:color w:val="526158"/>
-              </w:rPr>
-            </w:pPr>
-            <w:r>
-              <w:rPr>
-                <w:color w:val="526158"/>
-              </w:rPr>
-              <w:t>Click or tap here to type.</w:t>
-            </w:r>
-          </w:p>
-        </w:tc>
-        <w:tc>
-          <w:tcPr>
-            <w:tcW w:w="2578" w:type="dxa"/>
-            <w:tcBorders>
-              <w:start w:val="single" w:sz="4" w:space="0" w:color="000000"/>
-              <w:bottom w:val="single" w:sz="4" w:space="0" w:color="000000"/>
-            </w:tcBorders>
-            <w:shd w:fill="F1F5EF" w:val="clear"/>
-          </w:tcPr>
-          <w:p>
-            <w:pPr>
-              <w:pStyle w:val="TableContents"/>
-              <w:bidi w:val="0"/>
-              <w:jc w:val="start"/>
-              <w:rPr>
-                <w:color w:val="526158"/>
-              </w:rPr>
-            </w:pPr>
-            <w:r>
-              <w:rPr>
-                <w:color w:val="526158"/>
-              </w:rPr>
-              <w:t>Click or tap here to type.</w:t>
+            </w:r>
+          </w:p>
+        </w:tc>
+        <w:tc>
+          <w:tcPr>
+            <w:tcW w:w="2578" w:type="dxa"/>
+            <w:tcBorders>
+              <w:start w:val="single" w:sz="4" w:space="0" w:color="000000"/>
+              <w:bottom w:val="single" w:sz="4" w:space="0" w:color="000000"/>
+            </w:tcBorders>
+            <w:shd w:fill="F1F5EF" w:val="clear"/>
+          </w:tcPr>
+          <w:p>
+            <w:pPr>
+              <w:pStyle w:val="TableContents"/>
+              <w:bidi w:val="0"/>
+              <w:jc w:val="start"/>
+              <w:rPr>
+                <w:color w:val="526158"/>
+              </w:rPr>
+            </w:pPr>
+            <w:r>
+              <w:rPr>
+                <w:color w:val="526158"/>
+              </w:rPr>
+            </w:r>
+          </w:p>
+        </w:tc>
+        <w:tc>
+          <w:tcPr>
+            <w:tcW w:w="2578" w:type="dxa"/>
+            <w:tcBorders>
+              <w:start w:val="single" w:sz="4" w:space="0" w:color="000000"/>
+              <w:bottom w:val="single" w:sz="4" w:space="0" w:color="000000"/>
+            </w:tcBorders>
+            <w:shd w:fill="F1F5EF" w:val="clear"/>
+          </w:tcPr>
+          <w:p>
+            <w:pPr>
+              <w:pStyle w:val="TableContents"/>
+              <w:bidi w:val="0"/>
+              <w:jc w:val="start"/>
+              <w:rPr>
+                <w:color w:val="526158"/>
+              </w:rPr>
+            </w:pPr>
+            <w:r>
+              <w:rPr>
+                <w:color w:val="526158"/>
+              </w:rPr>
             </w:r>
           </w:p>
         </w:tc>
@@ -14275,7 +13966,6 @@
               <w:rPr>
                 <w:color w:val="526158"/>
               </w:rPr>
-              <w:t>Click or tap here to type.</w:t>
             </w:r>
           </w:p>
         </w:tc>
@@ -14304,59 +13994,56 @@
               <w:rPr>
                 <w:color w:val="526158"/>
               </w:rPr>
-              <w:t>Click or tap here to type.</w:t>
-            </w:r>
-          </w:p>
-        </w:tc>
-        <w:tc>
-          <w:tcPr>
-            <w:tcW w:w="2578" w:type="dxa"/>
-            <w:tcBorders>
-              <w:start w:val="single" w:sz="4" w:space="0" w:color="000000"/>
-              <w:bottom w:val="single" w:sz="4" w:space="0" w:color="000000"/>
-            </w:tcBorders>
-            <w:shd w:fill="FFFFFF" w:val="clear"/>
-          </w:tcPr>
-          <w:p>
-            <w:pPr>
-              <w:pStyle w:val="TableContents"/>
-              <w:bidi w:val="0"/>
-              <w:jc w:val="start"/>
-              <w:rPr>
-                <w:color w:val="526158"/>
-              </w:rPr>
-            </w:pPr>
-            <w:r>
-              <w:rPr>
-                <w:color w:val="526158"/>
-              </w:rPr>
-              <w:t>Click or tap here to type.</w:t>
-            </w:r>
-          </w:p>
-        </w:tc>
-        <w:tc>
-          <w:tcPr>
-            <w:tcW w:w="2578" w:type="dxa"/>
-            <w:tcBorders>
-              <w:start w:val="single" w:sz="4" w:space="0" w:color="000000"/>
-              <w:bottom w:val="single" w:sz="4" w:space="0" w:color="000000"/>
-            </w:tcBorders>
-            <w:shd w:fill="FFFFFF" w:val="clear"/>
-          </w:tcPr>
-          <w:p>
-            <w:pPr>
-              <w:pStyle w:val="TableContents"/>
-              <w:bidi w:val="0"/>
-              <w:jc w:val="start"/>
-              <w:rPr>
-                <w:color w:val="526158"/>
-              </w:rPr>
-            </w:pPr>
-            <w:r>
-              <w:rPr>
-                <w:color w:val="526158"/>
-              </w:rPr>
-              <w:t>Click or tap here to type.</w:t>
+            </w:r>
+          </w:p>
+        </w:tc>
+        <w:tc>
+          <w:tcPr>
+            <w:tcW w:w="2578" w:type="dxa"/>
+            <w:tcBorders>
+              <w:start w:val="single" w:sz="4" w:space="0" w:color="000000"/>
+              <w:bottom w:val="single" w:sz="4" w:space="0" w:color="000000"/>
+            </w:tcBorders>
+            <w:shd w:fill="FFFFFF" w:val="clear"/>
+          </w:tcPr>
+          <w:p>
+            <w:pPr>
+              <w:pStyle w:val="TableContents"/>
+              <w:bidi w:val="0"/>
+              <w:jc w:val="start"/>
+              <w:rPr>
+                <w:color w:val="526158"/>
+              </w:rPr>
+            </w:pPr>
+            <w:r>
+              <w:rPr>
+                <w:color w:val="526158"/>
+              </w:rPr>
+            </w:r>
+          </w:p>
+        </w:tc>
+        <w:tc>
+          <w:tcPr>
+            <w:tcW w:w="2578" w:type="dxa"/>
+            <w:tcBorders>
+              <w:start w:val="single" w:sz="4" w:space="0" w:color="000000"/>
+              <w:bottom w:val="single" w:sz="4" w:space="0" w:color="000000"/>
+            </w:tcBorders>
+            <w:shd w:fill="FFFFFF" w:val="clear"/>
+          </w:tcPr>
+          <w:p>
+            <w:pPr>
+              <w:pStyle w:val="TableContents"/>
+              <w:bidi w:val="0"/>
+              <w:jc w:val="start"/>
+              <w:rPr>
+                <w:color w:val="526158"/>
+              </w:rPr>
+            </w:pPr>
+            <w:r>
+              <w:rPr>
+                <w:color w:val="526158"/>
+              </w:rPr>
             </w:r>
           </w:p>
         </w:tc>
@@ -14383,7 +14070,6 @@
               <w:rPr>
                 <w:color w:val="526158"/>
               </w:rPr>
-              <w:t>Click or tap here to type.</w:t>
             </w:r>
           </w:p>
         </w:tc>
@@ -14412,59 +14098,56 @@
               <w:rPr>
                 <w:color w:val="526158"/>
               </w:rPr>
-              <w:t>Click or tap here to type.</w:t>
-            </w:r>
-          </w:p>
-        </w:tc>
-        <w:tc>
-          <w:tcPr>
-            <w:tcW w:w="2578" w:type="dxa"/>
-            <w:tcBorders>
-              <w:start w:val="single" w:sz="4" w:space="0" w:color="000000"/>
-              <w:bottom w:val="single" w:sz="4" w:space="0" w:color="000000"/>
-            </w:tcBorders>
-            <w:shd w:fill="F1F5EF" w:val="clear"/>
-          </w:tcPr>
-          <w:p>
-            <w:pPr>
-              <w:pStyle w:val="TableContents"/>
-              <w:bidi w:val="0"/>
-              <w:jc w:val="start"/>
-              <w:rPr>
-                <w:color w:val="526158"/>
-              </w:rPr>
-            </w:pPr>
-            <w:r>
-              <w:rPr>
-                <w:color w:val="526158"/>
-              </w:rPr>
-              <w:t>Click or tap here to type.</w:t>
-            </w:r>
-          </w:p>
-        </w:tc>
-        <w:tc>
-          <w:tcPr>
-            <w:tcW w:w="2578" w:type="dxa"/>
-            <w:tcBorders>
-              <w:start w:val="single" w:sz="4" w:space="0" w:color="000000"/>
-              <w:bottom w:val="single" w:sz="4" w:space="0" w:color="000000"/>
-            </w:tcBorders>
-            <w:shd w:fill="F1F5EF" w:val="clear"/>
-          </w:tcPr>
-          <w:p>
-            <w:pPr>
-              <w:pStyle w:val="TableContents"/>
-              <w:bidi w:val="0"/>
-              <w:jc w:val="start"/>
-              <w:rPr>
-                <w:color w:val="526158"/>
-              </w:rPr>
-            </w:pPr>
-            <w:r>
-              <w:rPr>
-                <w:color w:val="526158"/>
-              </w:rPr>
-              <w:t>Click or tap here to type.</w:t>
+            </w:r>
+          </w:p>
+        </w:tc>
+        <w:tc>
+          <w:tcPr>
+            <w:tcW w:w="2578" w:type="dxa"/>
+            <w:tcBorders>
+              <w:start w:val="single" w:sz="4" w:space="0" w:color="000000"/>
+              <w:bottom w:val="single" w:sz="4" w:space="0" w:color="000000"/>
+            </w:tcBorders>
+            <w:shd w:fill="F1F5EF" w:val="clear"/>
+          </w:tcPr>
+          <w:p>
+            <w:pPr>
+              <w:pStyle w:val="TableContents"/>
+              <w:bidi w:val="0"/>
+              <w:jc w:val="start"/>
+              <w:rPr>
+                <w:color w:val="526158"/>
+              </w:rPr>
+            </w:pPr>
+            <w:r>
+              <w:rPr>
+                <w:color w:val="526158"/>
+              </w:rPr>
+            </w:r>
+          </w:p>
+        </w:tc>
+        <w:tc>
+          <w:tcPr>
+            <w:tcW w:w="2578" w:type="dxa"/>
+            <w:tcBorders>
+              <w:start w:val="single" w:sz="4" w:space="0" w:color="000000"/>
+              <w:bottom w:val="single" w:sz="4" w:space="0" w:color="000000"/>
+            </w:tcBorders>
+            <w:shd w:fill="F1F5EF" w:val="clear"/>
+          </w:tcPr>
+          <w:p>
+            <w:pPr>
+              <w:pStyle w:val="TableContents"/>
+              <w:bidi w:val="0"/>
+              <w:jc w:val="start"/>
+              <w:rPr>
+                <w:color w:val="526158"/>
+              </w:rPr>
+            </w:pPr>
+            <w:r>
+              <w:rPr>
+                <w:color w:val="526158"/>
+              </w:rPr>
             </w:r>
           </w:p>
         </w:tc>
@@ -14491,7 +14174,6 @@
               <w:rPr>
                 <w:color w:val="526158"/>
               </w:rPr>
-              <w:t>Click or tap here to type.</w:t>
             </w:r>
           </w:p>
         </w:tc>
@@ -14520,59 +14202,56 @@
               <w:rPr>
                 <w:color w:val="526158"/>
               </w:rPr>
-              <w:t>Click or tap here to type.</w:t>
-            </w:r>
-          </w:p>
-        </w:tc>
-        <w:tc>
-          <w:tcPr>
-            <w:tcW w:w="2578" w:type="dxa"/>
-            <w:tcBorders>
-              <w:start w:val="single" w:sz="4" w:space="0" w:color="000000"/>
-              <w:bottom w:val="single" w:sz="4" w:space="0" w:color="000000"/>
-            </w:tcBorders>
-            <w:shd w:fill="FFFFFF" w:val="clear"/>
-          </w:tcPr>
-          <w:p>
-            <w:pPr>
-              <w:pStyle w:val="TableContents"/>
-              <w:bidi w:val="0"/>
-              <w:jc w:val="start"/>
-              <w:rPr>
-                <w:color w:val="526158"/>
-              </w:rPr>
-            </w:pPr>
-            <w:r>
-              <w:rPr>
-                <w:color w:val="526158"/>
-              </w:rPr>
-              <w:t>Click or tap here to type.</w:t>
-            </w:r>
-          </w:p>
-        </w:tc>
-        <w:tc>
-          <w:tcPr>
-            <w:tcW w:w="2578" w:type="dxa"/>
-            <w:tcBorders>
-              <w:start w:val="single" w:sz="4" w:space="0" w:color="000000"/>
-              <w:bottom w:val="single" w:sz="4" w:space="0" w:color="000000"/>
-            </w:tcBorders>
-            <w:shd w:fill="FFFFFF" w:val="clear"/>
-          </w:tcPr>
-          <w:p>
-            <w:pPr>
-              <w:pStyle w:val="TableContents"/>
-              <w:bidi w:val="0"/>
-              <w:jc w:val="start"/>
-              <w:rPr>
-                <w:color w:val="526158"/>
-              </w:rPr>
-            </w:pPr>
-            <w:r>
-              <w:rPr>
-                <w:color w:val="526158"/>
-              </w:rPr>
-              <w:t>Click or tap here to type.</w:t>
+            </w:r>
+          </w:p>
+        </w:tc>
+        <w:tc>
+          <w:tcPr>
+            <w:tcW w:w="2578" w:type="dxa"/>
+            <w:tcBorders>
+              <w:start w:val="single" w:sz="4" w:space="0" w:color="000000"/>
+              <w:bottom w:val="single" w:sz="4" w:space="0" w:color="000000"/>
+            </w:tcBorders>
+            <w:shd w:fill="FFFFFF" w:val="clear"/>
+          </w:tcPr>
+          <w:p>
+            <w:pPr>
+              <w:pStyle w:val="TableContents"/>
+              <w:bidi w:val="0"/>
+              <w:jc w:val="start"/>
+              <w:rPr>
+                <w:color w:val="526158"/>
+              </w:rPr>
+            </w:pPr>
+            <w:r>
+              <w:rPr>
+                <w:color w:val="526158"/>
+              </w:rPr>
+            </w:r>
+          </w:p>
+        </w:tc>
+        <w:tc>
+          <w:tcPr>
+            <w:tcW w:w="2578" w:type="dxa"/>
+            <w:tcBorders>
+              <w:start w:val="single" w:sz="4" w:space="0" w:color="000000"/>
+              <w:bottom w:val="single" w:sz="4" w:space="0" w:color="000000"/>
+            </w:tcBorders>
+            <w:shd w:fill="FFFFFF" w:val="clear"/>
+          </w:tcPr>
+          <w:p>
+            <w:pPr>
+              <w:pStyle w:val="TableContents"/>
+              <w:bidi w:val="0"/>
+              <w:jc w:val="start"/>
+              <w:rPr>
+                <w:color w:val="526158"/>
+              </w:rPr>
+            </w:pPr>
+            <w:r>
+              <w:rPr>
+                <w:color w:val="526158"/>
+              </w:rPr>
             </w:r>
           </w:p>
         </w:tc>
@@ -14599,7 +14278,6 @@
               <w:rPr>
                 <w:color w:val="526158"/>
               </w:rPr>
-              <w:t>Click or tap here to type.</w:t>
             </w:r>
           </w:p>
         </w:tc>
@@ -14628,59 +14306,56 @@
               <w:rPr>
                 <w:color w:val="526158"/>
               </w:rPr>
-              <w:t>Click or tap here to type.</w:t>
-            </w:r>
-          </w:p>
-        </w:tc>
-        <w:tc>
-          <w:tcPr>
-            <w:tcW w:w="2578" w:type="dxa"/>
-            <w:tcBorders>
-              <w:start w:val="single" w:sz="4" w:space="0" w:color="000000"/>
-              <w:bottom w:val="single" w:sz="4" w:space="0" w:color="000000"/>
-            </w:tcBorders>
-            <w:shd w:fill="F1F5EF" w:val="clear"/>
-          </w:tcPr>
-          <w:p>
-            <w:pPr>
-              <w:pStyle w:val="TableContents"/>
-              <w:bidi w:val="0"/>
-              <w:jc w:val="start"/>
-              <w:rPr>
-                <w:color w:val="526158"/>
-              </w:rPr>
-            </w:pPr>
-            <w:r>
-              <w:rPr>
-                <w:color w:val="526158"/>
-              </w:rPr>
-              <w:t>Click or tap here to type.</w:t>
-            </w:r>
-          </w:p>
-        </w:tc>
-        <w:tc>
-          <w:tcPr>
-            <w:tcW w:w="2578" w:type="dxa"/>
-            <w:tcBorders>
-              <w:start w:val="single" w:sz="4" w:space="0" w:color="000000"/>
-              <w:bottom w:val="single" w:sz="4" w:space="0" w:color="000000"/>
-            </w:tcBorders>
-            <w:shd w:fill="F1F5EF" w:val="clear"/>
-          </w:tcPr>
-          <w:p>
-            <w:pPr>
-              <w:pStyle w:val="TableContents"/>
-              <w:bidi w:val="0"/>
-              <w:jc w:val="start"/>
-              <w:rPr>
-                <w:color w:val="526158"/>
-              </w:rPr>
-            </w:pPr>
-            <w:r>
-              <w:rPr>
-                <w:color w:val="526158"/>
-              </w:rPr>
-              <w:t>Click or tap here to type.</w:t>
+            </w:r>
+          </w:p>
+        </w:tc>
+        <w:tc>
+          <w:tcPr>
+            <w:tcW w:w="2578" w:type="dxa"/>
+            <w:tcBorders>
+              <w:start w:val="single" w:sz="4" w:space="0" w:color="000000"/>
+              <w:bottom w:val="single" w:sz="4" w:space="0" w:color="000000"/>
+            </w:tcBorders>
+            <w:shd w:fill="F1F5EF" w:val="clear"/>
+          </w:tcPr>
+          <w:p>
+            <w:pPr>
+              <w:pStyle w:val="TableContents"/>
+              <w:bidi w:val="0"/>
+              <w:jc w:val="start"/>
+              <w:rPr>
+                <w:color w:val="526158"/>
+              </w:rPr>
+            </w:pPr>
+            <w:r>
+              <w:rPr>
+                <w:color w:val="526158"/>
+              </w:rPr>
+            </w:r>
+          </w:p>
+        </w:tc>
+        <w:tc>
+          <w:tcPr>
+            <w:tcW w:w="2578" w:type="dxa"/>
+            <w:tcBorders>
+              <w:start w:val="single" w:sz="4" w:space="0" w:color="000000"/>
+              <w:bottom w:val="single" w:sz="4" w:space="0" w:color="000000"/>
+            </w:tcBorders>
+            <w:shd w:fill="F1F5EF" w:val="clear"/>
+          </w:tcPr>
+          <w:p>
+            <w:pPr>
+              <w:pStyle w:val="TableContents"/>
+              <w:bidi w:val="0"/>
+              <w:jc w:val="start"/>
+              <w:rPr>
+                <w:color w:val="526158"/>
+              </w:rPr>
+            </w:pPr>
+            <w:r>
+              <w:rPr>
+                <w:color w:val="526158"/>
+              </w:rPr>
             </w:r>
           </w:p>
         </w:tc>
@@ -14707,7 +14382,6 @@
               <w:rPr>
                 <w:color w:val="526158"/>
               </w:rPr>
-              <w:t>Click or tap here to type.</w:t>
             </w:r>
           </w:p>
         </w:tc>
@@ -14969,7 +14643,6 @@
               <w:rPr>
                 <w:color w:val="526158"/>
               </w:rPr>
-              <w:t>Click or tap here to type.</w:t>
             </w:r>
           </w:p>
         </w:tc>
@@ -14995,7 +14668,6 @@
               <w:rPr>
                 <w:color w:val="526158"/>
               </w:rPr>
-              <w:t>Click or tap here to type.</w:t>
             </w:r>
           </w:p>
         </w:tc>
@@ -15021,7 +14693,6 @@
               <w:rPr>
                 <w:color w:val="526158"/>
               </w:rPr>
-              <w:t>Click or tap here to type.</w:t>
             </w:r>
           </w:p>
         </w:tc>
@@ -15047,7 +14718,6 @@
               <w:rPr>
                 <w:color w:val="526158"/>
               </w:rPr>
-              <w:t>Click or tap here to type.</w:t>
             </w:r>
           </w:p>
         </w:tc>
@@ -15074,7 +14744,6 @@
               <w:rPr>
                 <w:color w:val="526158"/>
               </w:rPr>
-              <w:t>Click or tap here to type.</w:t>
             </w:r>
           </w:p>
         </w:tc>
@@ -15103,7 +14772,6 @@
               <w:rPr>
                 <w:color w:val="526158"/>
               </w:rPr>
-              <w:t>Click or tap here to type.</w:t>
             </w:r>
           </w:p>
         </w:tc>
@@ -15129,7 +14797,6 @@
               <w:rPr>
                 <w:color w:val="526158"/>
               </w:rPr>
-              <w:t>Click or tap here to type.</w:t>
             </w:r>
           </w:p>
         </w:tc>
@@ -15155,7 +14822,6 @@
               <w:rPr>
                 <w:color w:val="526158"/>
               </w:rPr>
-              <w:t>Click or tap here to type.</w:t>
             </w:r>
           </w:p>
         </w:tc>
@@ -15181,7 +14847,6 @@
               <w:rPr>
                 <w:color w:val="526158"/>
               </w:rPr>
-              <w:t>Click or tap here to type.</w:t>
             </w:r>
           </w:p>
         </w:tc>
@@ -15208,7 +14873,6 @@
               <w:rPr>
                 <w:color w:val="526158"/>
               </w:rPr>
-              <w:t>Click or tap here to type.</w:t>
             </w:r>
           </w:p>
         </w:tc>
@@ -15237,7 +14901,6 @@
               <w:rPr>
                 <w:color w:val="526158"/>
               </w:rPr>
-              <w:t>Click or tap here to type.</w:t>
             </w:r>
           </w:p>
         </w:tc>
@@ -15263,7 +14926,6 @@
               <w:rPr>
                 <w:color w:val="526158"/>
               </w:rPr>
-              <w:t>Click or tap here to type.</w:t>
             </w:r>
           </w:p>
         </w:tc>
@@ -15289,7 +14951,6 @@
               <w:rPr>
                 <w:color w:val="526158"/>
               </w:rPr>
-              <w:t>Click or tap here to type.</w:t>
             </w:r>
           </w:p>
         </w:tc>
@@ -15315,7 +14976,6 @@
               <w:rPr>
                 <w:color w:val="526158"/>
               </w:rPr>
-              <w:t>Click or tap here to type.</w:t>
             </w:r>
           </w:p>
         </w:tc>
@@ -15342,7 +15002,6 @@
               <w:rPr>
                 <w:color w:val="526158"/>
               </w:rPr>
-              <w:t>Click or tap here to type.</w:t>
             </w:r>
           </w:p>
         </w:tc>
@@ -15371,7 +15030,6 @@
               <w:rPr>
                 <w:color w:val="526158"/>
               </w:rPr>
-              <w:t>Click or tap here to type.</w:t>
             </w:r>
           </w:p>
         </w:tc>
@@ -15397,7 +15055,6 @@
               <w:rPr>
                 <w:color w:val="526158"/>
               </w:rPr>
-              <w:t>Click or tap here to type.</w:t>
             </w:r>
           </w:p>
         </w:tc>
@@ -15423,7 +15080,6 @@
               <w:rPr>
                 <w:color w:val="526158"/>
               </w:rPr>
-              <w:t>Click or tap here to type.</w:t>
             </w:r>
           </w:p>
         </w:tc>
@@ -15449,7 +15105,6 @@
               <w:rPr>
                 <w:color w:val="526158"/>
               </w:rPr>
-              <w:t>Click or tap here to type.</w:t>
             </w:r>
           </w:p>
         </w:tc>
@@ -15476,7 +15131,6 @@
               <w:rPr>
                 <w:color w:val="526158"/>
               </w:rPr>
-              <w:t>Click or tap here to type.</w:t>
             </w:r>
           </w:p>
         </w:tc>
@@ -15878,59 +15532,56 @@
               <w:rPr>
                 <w:color w:val="526158"/>
               </w:rPr>
-              <w:t>Click or tap here to type.</w:t>
-            </w:r>
-          </w:p>
-        </w:tc>
-        <w:tc>
-          <w:tcPr>
-            <w:tcW w:w="2578" w:type="dxa"/>
-            <w:tcBorders>
-              <w:start w:val="single" w:sz="4" w:space="0" w:color="000000"/>
-              <w:bottom w:val="single" w:sz="4" w:space="0" w:color="000000"/>
-            </w:tcBorders>
-            <w:shd w:fill="FFFFFF" w:val="clear"/>
-          </w:tcPr>
-          <w:p>
-            <w:pPr>
-              <w:pStyle w:val="TableContents"/>
-              <w:bidi w:val="0"/>
-              <w:jc w:val="start"/>
-              <w:rPr>
-                <w:color w:val="526158"/>
-              </w:rPr>
-            </w:pPr>
-            <w:r>
-              <w:rPr>
-                <w:color w:val="526158"/>
-              </w:rPr>
-              <w:t>Click or tap here to type.</w:t>
-            </w:r>
-          </w:p>
-        </w:tc>
-        <w:tc>
-          <w:tcPr>
-            <w:tcW w:w="2578" w:type="dxa"/>
-            <w:tcBorders>
-              <w:start w:val="single" w:sz="4" w:space="0" w:color="000000"/>
-              <w:bottom w:val="single" w:sz="4" w:space="0" w:color="000000"/>
-            </w:tcBorders>
-            <w:shd w:fill="FFFFFF" w:val="clear"/>
-          </w:tcPr>
-          <w:p>
-            <w:pPr>
-              <w:pStyle w:val="TableContents"/>
-              <w:bidi w:val="0"/>
-              <w:jc w:val="start"/>
-              <w:rPr>
-                <w:color w:val="526158"/>
-              </w:rPr>
-            </w:pPr>
-            <w:r>
-              <w:rPr>
-                <w:color w:val="526158"/>
-              </w:rPr>
-              <w:t>Click or tap here to type.</w:t>
+            </w:r>
+          </w:p>
+        </w:tc>
+        <w:tc>
+          <w:tcPr>
+            <w:tcW w:w="2578" w:type="dxa"/>
+            <w:tcBorders>
+              <w:start w:val="single" w:sz="4" w:space="0" w:color="000000"/>
+              <w:bottom w:val="single" w:sz="4" w:space="0" w:color="000000"/>
+            </w:tcBorders>
+            <w:shd w:fill="FFFFFF" w:val="clear"/>
+          </w:tcPr>
+          <w:p>
+            <w:pPr>
+              <w:pStyle w:val="TableContents"/>
+              <w:bidi w:val="0"/>
+              <w:jc w:val="start"/>
+              <w:rPr>
+                <w:color w:val="526158"/>
+              </w:rPr>
+            </w:pPr>
+            <w:r>
+              <w:rPr>
+                <w:color w:val="526158"/>
+              </w:rPr>
+            </w:r>
+          </w:p>
+        </w:tc>
+        <w:tc>
+          <w:tcPr>
+            <w:tcW w:w="2578" w:type="dxa"/>
+            <w:tcBorders>
+              <w:start w:val="single" w:sz="4" w:space="0" w:color="000000"/>
+              <w:bottom w:val="single" w:sz="4" w:space="0" w:color="000000"/>
+            </w:tcBorders>
+            <w:shd w:fill="FFFFFF" w:val="clear"/>
+          </w:tcPr>
+          <w:p>
+            <w:pPr>
+              <w:pStyle w:val="TableContents"/>
+              <w:bidi w:val="0"/>
+              <w:jc w:val="start"/>
+              <w:rPr>
+                <w:color w:val="526158"/>
+              </w:rPr>
+            </w:pPr>
+            <w:r>
+              <w:rPr>
+                <w:color w:val="526158"/>
+              </w:rPr>
             </w:r>
           </w:p>
         </w:tc>
@@ -15957,7 +15608,6 @@
               <w:rPr>
                 <w:color w:val="526158"/>
               </w:rPr>
-              <w:t>Click or tap here to type.</w:t>
             </w:r>
           </w:p>
         </w:tc>
@@ -15986,59 +15636,56 @@
               <w:rPr>
                 <w:color w:val="526158"/>
               </w:rPr>
-              <w:t>Click or tap here to type.</w:t>
-            </w:r>
-          </w:p>
-        </w:tc>
-        <w:tc>
-          <w:tcPr>
-            <w:tcW w:w="2578" w:type="dxa"/>
-            <w:tcBorders>
-              <w:start w:val="single" w:sz="4" w:space="0" w:color="000000"/>
-              <w:bottom w:val="single" w:sz="4" w:space="0" w:color="000000"/>
-            </w:tcBorders>
-            <w:shd w:fill="F1F5EF" w:val="clear"/>
-          </w:tcPr>
-          <w:p>
-            <w:pPr>
-              <w:pStyle w:val="TableContents"/>
-              <w:bidi w:val="0"/>
-              <w:jc w:val="start"/>
-              <w:rPr>
-                <w:color w:val="526158"/>
-              </w:rPr>
-            </w:pPr>
-            <w:r>
-              <w:rPr>
-                <w:color w:val="526158"/>
-              </w:rPr>
-              <w:t>Click or tap here to type.</w:t>
-            </w:r>
-          </w:p>
-        </w:tc>
-        <w:tc>
-          <w:tcPr>
-            <w:tcW w:w="2578" w:type="dxa"/>
-            <w:tcBorders>
-              <w:start w:val="single" w:sz="4" w:space="0" w:color="000000"/>
-              <w:bottom w:val="single" w:sz="4" w:space="0" w:color="000000"/>
-            </w:tcBorders>
-            <w:shd w:fill="F1F5EF" w:val="clear"/>
-          </w:tcPr>
-          <w:p>
-            <w:pPr>
-              <w:pStyle w:val="TableContents"/>
-              <w:bidi w:val="0"/>
-              <w:jc w:val="start"/>
-              <w:rPr>
-                <w:color w:val="526158"/>
-              </w:rPr>
-            </w:pPr>
-            <w:r>
-              <w:rPr>
-                <w:color w:val="526158"/>
-              </w:rPr>
-              <w:t>Click or tap here to type.</w:t>
+            </w:r>
+          </w:p>
+        </w:tc>
+        <w:tc>
+          <w:tcPr>
+            <w:tcW w:w="2578" w:type="dxa"/>
+            <w:tcBorders>
+              <w:start w:val="single" w:sz="4" w:space="0" w:color="000000"/>
+              <w:bottom w:val="single" w:sz="4" w:space="0" w:color="000000"/>
+            </w:tcBorders>
+            <w:shd w:fill="F1F5EF" w:val="clear"/>
+          </w:tcPr>
+          <w:p>
+            <w:pPr>
+              <w:pStyle w:val="TableContents"/>
+              <w:bidi w:val="0"/>
+              <w:jc w:val="start"/>
+              <w:rPr>
+                <w:color w:val="526158"/>
+              </w:rPr>
+            </w:pPr>
+            <w:r>
+              <w:rPr>
+                <w:color w:val="526158"/>
+              </w:rPr>
+            </w:r>
+          </w:p>
+        </w:tc>
+        <w:tc>
+          <w:tcPr>
+            <w:tcW w:w="2578" w:type="dxa"/>
+            <w:tcBorders>
+              <w:start w:val="single" w:sz="4" w:space="0" w:color="000000"/>
+              <w:bottom w:val="single" w:sz="4" w:space="0" w:color="000000"/>
+            </w:tcBorders>
+            <w:shd w:fill="F1F5EF" w:val="clear"/>
+          </w:tcPr>
+          <w:p>
+            <w:pPr>
+              <w:pStyle w:val="TableContents"/>
+              <w:bidi w:val="0"/>
+              <w:jc w:val="start"/>
+              <w:rPr>
+                <w:color w:val="526158"/>
+              </w:rPr>
+            </w:pPr>
+            <w:r>
+              <w:rPr>
+                <w:color w:val="526158"/>
+              </w:rPr>
             </w:r>
           </w:p>
         </w:tc>
@@ -16065,7 +15712,6 @@
               <w:rPr>
                 <w:color w:val="526158"/>
               </w:rPr>
-              <w:t>Click or tap here to type.</w:t>
             </w:r>
           </w:p>
         </w:tc>
@@ -16094,59 +15740,56 @@
               <w:rPr>
                 <w:color w:val="526158"/>
               </w:rPr>
-              <w:t>Click or tap here to type.</w:t>
-            </w:r>
-          </w:p>
-        </w:tc>
-        <w:tc>
-          <w:tcPr>
-            <w:tcW w:w="2578" w:type="dxa"/>
-            <w:tcBorders>
-              <w:start w:val="single" w:sz="4" w:space="0" w:color="000000"/>
-              <w:bottom w:val="single" w:sz="4" w:space="0" w:color="000000"/>
-            </w:tcBorders>
-            <w:shd w:fill="FFFFFF" w:val="clear"/>
-          </w:tcPr>
-          <w:p>
-            <w:pPr>
-              <w:pStyle w:val="TableContents"/>
-              <w:bidi w:val="0"/>
-              <w:jc w:val="start"/>
-              <w:rPr>
-                <w:color w:val="526158"/>
-              </w:rPr>
-            </w:pPr>
-            <w:r>
-              <w:rPr>
-                <w:color w:val="526158"/>
-              </w:rPr>
-              <w:t>Click or tap here to type.</w:t>
-            </w:r>
-          </w:p>
-        </w:tc>
-        <w:tc>
-          <w:tcPr>
-            <w:tcW w:w="2578" w:type="dxa"/>
-            <w:tcBorders>
-              <w:start w:val="single" w:sz="4" w:space="0" w:color="000000"/>
-              <w:bottom w:val="single" w:sz="4" w:space="0" w:color="000000"/>
-            </w:tcBorders>
-            <w:shd w:fill="FFFFFF" w:val="clear"/>
-          </w:tcPr>
-          <w:p>
-            <w:pPr>
-              <w:pStyle w:val="TableContents"/>
-              <w:bidi w:val="0"/>
-              <w:jc w:val="start"/>
-              <w:rPr>
-                <w:color w:val="526158"/>
-              </w:rPr>
-            </w:pPr>
-            <w:r>
-              <w:rPr>
-                <w:color w:val="526158"/>
-              </w:rPr>
-              <w:t>Click or tap here to type.</w:t>
+            </w:r>
+          </w:p>
+        </w:tc>
+        <w:tc>
+          <w:tcPr>
+            <w:tcW w:w="2578" w:type="dxa"/>
+            <w:tcBorders>
+              <w:start w:val="single" w:sz="4" w:space="0" w:color="000000"/>
+              <w:bottom w:val="single" w:sz="4" w:space="0" w:color="000000"/>
+            </w:tcBorders>
+            <w:shd w:fill="FFFFFF" w:val="clear"/>
+          </w:tcPr>
+          <w:p>
+            <w:pPr>
+              <w:pStyle w:val="TableContents"/>
+              <w:bidi w:val="0"/>
+              <w:jc w:val="start"/>
+              <w:rPr>
+                <w:color w:val="526158"/>
+              </w:rPr>
+            </w:pPr>
+            <w:r>
+              <w:rPr>
+                <w:color w:val="526158"/>
+              </w:rPr>
+            </w:r>
+          </w:p>
+        </w:tc>
+        <w:tc>
+          <w:tcPr>
+            <w:tcW w:w="2578" w:type="dxa"/>
+            <w:tcBorders>
+              <w:start w:val="single" w:sz="4" w:space="0" w:color="000000"/>
+              <w:bottom w:val="single" w:sz="4" w:space="0" w:color="000000"/>
+            </w:tcBorders>
+            <w:shd w:fill="FFFFFF" w:val="clear"/>
+          </w:tcPr>
+          <w:p>
+            <w:pPr>
+              <w:pStyle w:val="TableContents"/>
+              <w:bidi w:val="0"/>
+              <w:jc w:val="start"/>
+              <w:rPr>
+                <w:color w:val="526158"/>
+              </w:rPr>
+            </w:pPr>
+            <w:r>
+              <w:rPr>
+                <w:color w:val="526158"/>
+              </w:rPr>
             </w:r>
           </w:p>
         </w:tc>
@@ -16173,7 +15816,6 @@
               <w:rPr>
                 <w:color w:val="526158"/>
               </w:rPr>
-              <w:t>Click or tap here to type.</w:t>
             </w:r>
           </w:p>
         </w:tc>
@@ -16202,59 +15844,56 @@
               <w:rPr>
                 <w:color w:val="526158"/>
               </w:rPr>
-              <w:t>Click or tap here to type.</w:t>
-            </w:r>
-          </w:p>
-        </w:tc>
-        <w:tc>
-          <w:tcPr>
-            <w:tcW w:w="2578" w:type="dxa"/>
-            <w:tcBorders>
-              <w:start w:val="single" w:sz="4" w:space="0" w:color="000000"/>
-              <w:bottom w:val="single" w:sz="4" w:space="0" w:color="000000"/>
-            </w:tcBorders>
-            <w:shd w:fill="F1F5EF" w:val="clear"/>
-          </w:tcPr>
-          <w:p>
-            <w:pPr>
-              <w:pStyle w:val="TableContents"/>
-              <w:bidi w:val="0"/>
-              <w:jc w:val="start"/>
-              <w:rPr>
-                <w:color w:val="526158"/>
-              </w:rPr>
-            </w:pPr>
-            <w:r>
-              <w:rPr>
-                <w:color w:val="526158"/>
-              </w:rPr>
-              <w:t>Click or tap here to type.</w:t>
-            </w:r>
-          </w:p>
-        </w:tc>
-        <w:tc>
-          <w:tcPr>
-            <w:tcW w:w="2578" w:type="dxa"/>
-            <w:tcBorders>
-              <w:start w:val="single" w:sz="4" w:space="0" w:color="000000"/>
-              <w:bottom w:val="single" w:sz="4" w:space="0" w:color="000000"/>
-            </w:tcBorders>
-            <w:shd w:fill="F1F5EF" w:val="clear"/>
-          </w:tcPr>
-          <w:p>
-            <w:pPr>
-              <w:pStyle w:val="TableContents"/>
-              <w:bidi w:val="0"/>
-              <w:jc w:val="start"/>
-              <w:rPr>
-                <w:color w:val="526158"/>
-              </w:rPr>
-            </w:pPr>
-            <w:r>
-              <w:rPr>
-                <w:color w:val="526158"/>
-              </w:rPr>
-              <w:t>Click or tap here to type.</w:t>
+            </w:r>
+          </w:p>
+        </w:tc>
+        <w:tc>
+          <w:tcPr>
+            <w:tcW w:w="2578" w:type="dxa"/>
+            <w:tcBorders>
+              <w:start w:val="single" w:sz="4" w:space="0" w:color="000000"/>
+              <w:bottom w:val="single" w:sz="4" w:space="0" w:color="000000"/>
+            </w:tcBorders>
+            <w:shd w:fill="F1F5EF" w:val="clear"/>
+          </w:tcPr>
+          <w:p>
+            <w:pPr>
+              <w:pStyle w:val="TableContents"/>
+              <w:bidi w:val="0"/>
+              <w:jc w:val="start"/>
+              <w:rPr>
+                <w:color w:val="526158"/>
+              </w:rPr>
+            </w:pPr>
+            <w:r>
+              <w:rPr>
+                <w:color w:val="526158"/>
+              </w:rPr>
+            </w:r>
+          </w:p>
+        </w:tc>
+        <w:tc>
+          <w:tcPr>
+            <w:tcW w:w="2578" w:type="dxa"/>
+            <w:tcBorders>
+              <w:start w:val="single" w:sz="4" w:space="0" w:color="000000"/>
+              <w:bottom w:val="single" w:sz="4" w:space="0" w:color="000000"/>
+            </w:tcBorders>
+            <w:shd w:fill="F1F5EF" w:val="clear"/>
+          </w:tcPr>
+          <w:p>
+            <w:pPr>
+              <w:pStyle w:val="TableContents"/>
+              <w:bidi w:val="0"/>
+              <w:jc w:val="start"/>
+              <w:rPr>
+                <w:color w:val="526158"/>
+              </w:rPr>
+            </w:pPr>
+            <w:r>
+              <w:rPr>
+                <w:color w:val="526158"/>
+              </w:rPr>
             </w:r>
           </w:p>
         </w:tc>
@@ -16281,7 +15920,6 @@
               <w:rPr>
                 <w:color w:val="526158"/>
               </w:rPr>
-              <w:t>Click or tap here to type.</w:t>
             </w:r>
           </w:p>
         </w:tc>
@@ -16310,59 +15948,56 @@
               <w:rPr>
                 <w:color w:val="526158"/>
               </w:rPr>
-              <w:t>Click or tap here to type.</w:t>
-            </w:r>
-          </w:p>
-        </w:tc>
-        <w:tc>
-          <w:tcPr>
-            <w:tcW w:w="2578" w:type="dxa"/>
-            <w:tcBorders>
-              <w:start w:val="single" w:sz="4" w:space="0" w:color="000000"/>
-              <w:bottom w:val="single" w:sz="4" w:space="0" w:color="000000"/>
-            </w:tcBorders>
-            <w:shd w:fill="FFFFFF" w:val="clear"/>
-          </w:tcPr>
-          <w:p>
-            <w:pPr>
-              <w:pStyle w:val="TableContents"/>
-              <w:bidi w:val="0"/>
-              <w:jc w:val="start"/>
-              <w:rPr>
-                <w:color w:val="526158"/>
-              </w:rPr>
-            </w:pPr>
-            <w:r>
-              <w:rPr>
-                <w:color w:val="526158"/>
-              </w:rPr>
-              <w:t>Click or tap here to type.</w:t>
-            </w:r>
-          </w:p>
-        </w:tc>
-        <w:tc>
-          <w:tcPr>
-            <w:tcW w:w="2578" w:type="dxa"/>
-            <w:tcBorders>
-              <w:start w:val="single" w:sz="4" w:space="0" w:color="000000"/>
-              <w:bottom w:val="single" w:sz="4" w:space="0" w:color="000000"/>
-            </w:tcBorders>
-            <w:shd w:fill="FFFFFF" w:val="clear"/>
-          </w:tcPr>
-          <w:p>
-            <w:pPr>
-              <w:pStyle w:val="TableContents"/>
-              <w:bidi w:val="0"/>
-              <w:jc w:val="start"/>
-              <w:rPr>
-                <w:color w:val="526158"/>
-              </w:rPr>
-            </w:pPr>
-            <w:r>
-              <w:rPr>
-                <w:color w:val="526158"/>
-              </w:rPr>
-              <w:t>Click or tap here to type.</w:t>
+            </w:r>
+          </w:p>
+        </w:tc>
+        <w:tc>
+          <w:tcPr>
+            <w:tcW w:w="2578" w:type="dxa"/>
+            <w:tcBorders>
+              <w:start w:val="single" w:sz="4" w:space="0" w:color="000000"/>
+              <w:bottom w:val="single" w:sz="4" w:space="0" w:color="000000"/>
+            </w:tcBorders>
+            <w:shd w:fill="FFFFFF" w:val="clear"/>
+          </w:tcPr>
+          <w:p>
+            <w:pPr>
+              <w:pStyle w:val="TableContents"/>
+              <w:bidi w:val="0"/>
+              <w:jc w:val="start"/>
+              <w:rPr>
+                <w:color w:val="526158"/>
+              </w:rPr>
+            </w:pPr>
+            <w:r>
+              <w:rPr>
+                <w:color w:val="526158"/>
+              </w:rPr>
+            </w:r>
+          </w:p>
+        </w:tc>
+        <w:tc>
+          <w:tcPr>
+            <w:tcW w:w="2578" w:type="dxa"/>
+            <w:tcBorders>
+              <w:start w:val="single" w:sz="4" w:space="0" w:color="000000"/>
+              <w:bottom w:val="single" w:sz="4" w:space="0" w:color="000000"/>
+            </w:tcBorders>
+            <w:shd w:fill="FFFFFF" w:val="clear"/>
+          </w:tcPr>
+          <w:p>
+            <w:pPr>
+              <w:pStyle w:val="TableContents"/>
+              <w:bidi w:val="0"/>
+              <w:jc w:val="start"/>
+              <w:rPr>
+                <w:color w:val="526158"/>
+              </w:rPr>
+            </w:pPr>
+            <w:r>
+              <w:rPr>
+                <w:color w:val="526158"/>
+              </w:rPr>
             </w:r>
           </w:p>
         </w:tc>
@@ -16389,7 +16024,6 @@
               <w:rPr>
                 <w:color w:val="526158"/>
               </w:rPr>
-              <w:t>Click or tap here to type.</w:t>
             </w:r>
           </w:p>
         </w:tc>
@@ -16418,59 +16052,56 @@
               <w:rPr>
                 <w:color w:val="526158"/>
               </w:rPr>
-              <w:t>Click or tap here to type.</w:t>
-            </w:r>
-          </w:p>
-        </w:tc>
-        <w:tc>
-          <w:tcPr>
-            <w:tcW w:w="2578" w:type="dxa"/>
-            <w:tcBorders>
-              <w:start w:val="single" w:sz="4" w:space="0" w:color="000000"/>
-              <w:bottom w:val="single" w:sz="4" w:space="0" w:color="000000"/>
-            </w:tcBorders>
-            <w:shd w:fill="F1F5EF" w:val="clear"/>
-          </w:tcPr>
-          <w:p>
-            <w:pPr>
-              <w:pStyle w:val="TableContents"/>
-              <w:bidi w:val="0"/>
-              <w:jc w:val="start"/>
-              <w:rPr>
-                <w:color w:val="526158"/>
-              </w:rPr>
-            </w:pPr>
-            <w:r>
-              <w:rPr>
-                <w:color w:val="526158"/>
-              </w:rPr>
-              <w:t>Click or tap here to type.</w:t>
-            </w:r>
-          </w:p>
-        </w:tc>
-        <w:tc>
-          <w:tcPr>
-            <w:tcW w:w="2578" w:type="dxa"/>
-            <w:tcBorders>
-              <w:start w:val="single" w:sz="4" w:space="0" w:color="000000"/>
-              <w:bottom w:val="single" w:sz="4" w:space="0" w:color="000000"/>
-            </w:tcBorders>
-            <w:shd w:fill="F1F5EF" w:val="clear"/>
-          </w:tcPr>
-          <w:p>
-            <w:pPr>
-              <w:pStyle w:val="TableContents"/>
-              <w:bidi w:val="0"/>
-              <w:jc w:val="start"/>
-              <w:rPr>
-                <w:color w:val="526158"/>
-              </w:rPr>
-            </w:pPr>
-            <w:r>
-              <w:rPr>
-                <w:color w:val="526158"/>
-              </w:rPr>
-              <w:t>Click or tap here to type.</w:t>
+            </w:r>
+          </w:p>
+        </w:tc>
+        <w:tc>
+          <w:tcPr>
+            <w:tcW w:w="2578" w:type="dxa"/>
+            <w:tcBorders>
+              <w:start w:val="single" w:sz="4" w:space="0" w:color="000000"/>
+              <w:bottom w:val="single" w:sz="4" w:space="0" w:color="000000"/>
+            </w:tcBorders>
+            <w:shd w:fill="F1F5EF" w:val="clear"/>
+          </w:tcPr>
+          <w:p>
+            <w:pPr>
+              <w:pStyle w:val="TableContents"/>
+              <w:bidi w:val="0"/>
+              <w:jc w:val="start"/>
+              <w:rPr>
+                <w:color w:val="526158"/>
+              </w:rPr>
+            </w:pPr>
+            <w:r>
+              <w:rPr>
+                <w:color w:val="526158"/>
+              </w:rPr>
+            </w:r>
+          </w:p>
+        </w:tc>
+        <w:tc>
+          <w:tcPr>
+            <w:tcW w:w="2578" w:type="dxa"/>
+            <w:tcBorders>
+              <w:start w:val="single" w:sz="4" w:space="0" w:color="000000"/>
+              <w:bottom w:val="single" w:sz="4" w:space="0" w:color="000000"/>
+            </w:tcBorders>
+            <w:shd w:fill="F1F5EF" w:val="clear"/>
+          </w:tcPr>
+          <w:p>
+            <w:pPr>
+              <w:pStyle w:val="TableContents"/>
+              <w:bidi w:val="0"/>
+              <w:jc w:val="start"/>
+              <w:rPr>
+                <w:color w:val="526158"/>
+              </w:rPr>
+            </w:pPr>
+            <w:r>
+              <w:rPr>
+                <w:color w:val="526158"/>
+              </w:rPr>
             </w:r>
           </w:p>
         </w:tc>
@@ -16497,7 +16128,6 @@
               <w:rPr>
                 <w:color w:val="526158"/>
               </w:rPr>
-              <w:t>Click or tap here to type.</w:t>
             </w:r>
           </w:p>
         </w:tc>
@@ -16526,59 +16156,56 @@
               <w:rPr>
                 <w:color w:val="526158"/>
               </w:rPr>
-              <w:t>Click or tap here to type.</w:t>
-            </w:r>
-          </w:p>
-        </w:tc>
-        <w:tc>
-          <w:tcPr>
-            <w:tcW w:w="2578" w:type="dxa"/>
-            <w:tcBorders>
-              <w:start w:val="single" w:sz="4" w:space="0" w:color="000000"/>
-              <w:bottom w:val="single" w:sz="4" w:space="0" w:color="000000"/>
-            </w:tcBorders>
-            <w:shd w:fill="FFFFFF" w:val="clear"/>
-          </w:tcPr>
-          <w:p>
-            <w:pPr>
-              <w:pStyle w:val="TableContents"/>
-              <w:bidi w:val="0"/>
-              <w:jc w:val="start"/>
-              <w:rPr>
-                <w:color w:val="526158"/>
-              </w:rPr>
-            </w:pPr>
-            <w:r>
-              <w:rPr>
-                <w:color w:val="526158"/>
-              </w:rPr>
-              <w:t>Click or tap here to type.</w:t>
-            </w:r>
-          </w:p>
-        </w:tc>
-        <w:tc>
-          <w:tcPr>
-            <w:tcW w:w="2578" w:type="dxa"/>
-            <w:tcBorders>
-              <w:start w:val="single" w:sz="4" w:space="0" w:color="000000"/>
-              <w:bottom w:val="single" w:sz="4" w:space="0" w:color="000000"/>
-            </w:tcBorders>
-            <w:shd w:fill="FFFFFF" w:val="clear"/>
-          </w:tcPr>
-          <w:p>
-            <w:pPr>
-              <w:pStyle w:val="TableContents"/>
-              <w:bidi w:val="0"/>
-              <w:jc w:val="start"/>
-              <w:rPr>
-                <w:color w:val="526158"/>
-              </w:rPr>
-            </w:pPr>
-            <w:r>
-              <w:rPr>
-                <w:color w:val="526158"/>
-              </w:rPr>
-              <w:t>Click or tap here to type.</w:t>
+            </w:r>
+          </w:p>
+        </w:tc>
+        <w:tc>
+          <w:tcPr>
+            <w:tcW w:w="2578" w:type="dxa"/>
+            <w:tcBorders>
+              <w:start w:val="single" w:sz="4" w:space="0" w:color="000000"/>
+              <w:bottom w:val="single" w:sz="4" w:space="0" w:color="000000"/>
+            </w:tcBorders>
+            <w:shd w:fill="FFFFFF" w:val="clear"/>
+          </w:tcPr>
+          <w:p>
+            <w:pPr>
+              <w:pStyle w:val="TableContents"/>
+              <w:bidi w:val="0"/>
+              <w:jc w:val="start"/>
+              <w:rPr>
+                <w:color w:val="526158"/>
+              </w:rPr>
+            </w:pPr>
+            <w:r>
+              <w:rPr>
+                <w:color w:val="526158"/>
+              </w:rPr>
+            </w:r>
+          </w:p>
+        </w:tc>
+        <w:tc>
+          <w:tcPr>
+            <w:tcW w:w="2578" w:type="dxa"/>
+            <w:tcBorders>
+              <w:start w:val="single" w:sz="4" w:space="0" w:color="000000"/>
+              <w:bottom w:val="single" w:sz="4" w:space="0" w:color="000000"/>
+            </w:tcBorders>
+            <w:shd w:fill="FFFFFF" w:val="clear"/>
+          </w:tcPr>
+          <w:p>
+            <w:pPr>
+              <w:pStyle w:val="TableContents"/>
+              <w:bidi w:val="0"/>
+              <w:jc w:val="start"/>
+              <w:rPr>
+                <w:color w:val="526158"/>
+              </w:rPr>
+            </w:pPr>
+            <w:r>
+              <w:rPr>
+                <w:color w:val="526158"/>
+              </w:rPr>
             </w:r>
           </w:p>
         </w:tc>
@@ -16605,7 +16232,6 @@
               <w:rPr>
                 <w:color w:val="526158"/>
               </w:rPr>
-              <w:t>Click or tap here to type.</w:t>
             </w:r>
           </w:p>
         </w:tc>
@@ -17076,59 +16702,56 @@
               <w:rPr>
                 <w:color w:val="526158"/>
               </w:rPr>
-              <w:t>Click or tap here to type.</w:t>
-            </w:r>
-          </w:p>
-        </w:tc>
-        <w:tc>
-          <w:tcPr>
-            <w:tcW w:w="2578" w:type="dxa"/>
-            <w:tcBorders>
-              <w:start w:val="single" w:sz="4" w:space="0" w:color="000000"/>
-              <w:bottom w:val="single" w:sz="4" w:space="0" w:color="000000"/>
-            </w:tcBorders>
-            <w:shd w:fill="FFFFFF" w:val="clear"/>
-          </w:tcPr>
-          <w:p>
-            <w:pPr>
-              <w:pStyle w:val="TableContents"/>
-              <w:bidi w:val="0"/>
-              <w:jc w:val="start"/>
-              <w:rPr>
-                <w:color w:val="526158"/>
-              </w:rPr>
-            </w:pPr>
-            <w:r>
-              <w:rPr>
-                <w:color w:val="526158"/>
-              </w:rPr>
-              <w:t>Click or tap here to type.</w:t>
-            </w:r>
-          </w:p>
-        </w:tc>
-        <w:tc>
-          <w:tcPr>
-            <w:tcW w:w="2578" w:type="dxa"/>
-            <w:tcBorders>
-              <w:start w:val="single" w:sz="4" w:space="0" w:color="000000"/>
-              <w:bottom w:val="single" w:sz="4" w:space="0" w:color="000000"/>
-            </w:tcBorders>
-            <w:shd w:fill="FFFFFF" w:val="clear"/>
-          </w:tcPr>
-          <w:p>
-            <w:pPr>
-              <w:pStyle w:val="TableContents"/>
-              <w:bidi w:val="0"/>
-              <w:jc w:val="start"/>
-              <w:rPr>
-                <w:color w:val="526158"/>
-              </w:rPr>
-            </w:pPr>
-            <w:r>
-              <w:rPr>
-                <w:color w:val="526158"/>
-              </w:rPr>
-              <w:t>Click or tap here to type.</w:t>
+            </w:r>
+          </w:p>
+        </w:tc>
+        <w:tc>
+          <w:tcPr>
+            <w:tcW w:w="2578" w:type="dxa"/>
+            <w:tcBorders>
+              <w:start w:val="single" w:sz="4" w:space="0" w:color="000000"/>
+              <w:bottom w:val="single" w:sz="4" w:space="0" w:color="000000"/>
+            </w:tcBorders>
+            <w:shd w:fill="FFFFFF" w:val="clear"/>
+          </w:tcPr>
+          <w:p>
+            <w:pPr>
+              <w:pStyle w:val="TableContents"/>
+              <w:bidi w:val="0"/>
+              <w:jc w:val="start"/>
+              <w:rPr>
+                <w:color w:val="526158"/>
+              </w:rPr>
+            </w:pPr>
+            <w:r>
+              <w:rPr>
+                <w:color w:val="526158"/>
+              </w:rPr>
+            </w:r>
+          </w:p>
+        </w:tc>
+        <w:tc>
+          <w:tcPr>
+            <w:tcW w:w="2578" w:type="dxa"/>
+            <w:tcBorders>
+              <w:start w:val="single" w:sz="4" w:space="0" w:color="000000"/>
+              <w:bottom w:val="single" w:sz="4" w:space="0" w:color="000000"/>
+            </w:tcBorders>
+            <w:shd w:fill="FFFFFF" w:val="clear"/>
+          </w:tcPr>
+          <w:p>
+            <w:pPr>
+              <w:pStyle w:val="TableContents"/>
+              <w:bidi w:val="0"/>
+              <w:jc w:val="start"/>
+              <w:rPr>
+                <w:color w:val="526158"/>
+              </w:rPr>
+            </w:pPr>
+            <w:r>
+              <w:rPr>
+                <w:color w:val="526158"/>
+              </w:rPr>
             </w:r>
           </w:p>
         </w:tc>
@@ -17155,7 +16778,6 @@
               <w:rPr>
                 <w:color w:val="526158"/>
               </w:rPr>
-              <w:t>Click or tap here to type.</w:t>
             </w:r>
           </w:p>
         </w:tc>
@@ -17184,59 +16806,56 @@
               <w:rPr>
                 <w:color w:val="526158"/>
               </w:rPr>
-              <w:t>Click or tap here to type.</w:t>
-            </w:r>
-          </w:p>
-        </w:tc>
-        <w:tc>
-          <w:tcPr>
-            <w:tcW w:w="2578" w:type="dxa"/>
-            <w:tcBorders>
-              <w:start w:val="single" w:sz="4" w:space="0" w:color="000000"/>
-              <w:bottom w:val="single" w:sz="4" w:space="0" w:color="000000"/>
-            </w:tcBorders>
-            <w:shd w:fill="F1F5EF" w:val="clear"/>
-          </w:tcPr>
-          <w:p>
-            <w:pPr>
-              <w:pStyle w:val="TableContents"/>
-              <w:bidi w:val="0"/>
-              <w:jc w:val="start"/>
-              <w:rPr>
-                <w:color w:val="526158"/>
-              </w:rPr>
-            </w:pPr>
-            <w:r>
-              <w:rPr>
-                <w:color w:val="526158"/>
-              </w:rPr>
-              <w:t>Click or tap here to type.</w:t>
-            </w:r>
-          </w:p>
-        </w:tc>
-        <w:tc>
-          <w:tcPr>
-            <w:tcW w:w="2578" w:type="dxa"/>
-            <w:tcBorders>
-              <w:start w:val="single" w:sz="4" w:space="0" w:color="000000"/>
-              <w:bottom w:val="single" w:sz="4" w:space="0" w:color="000000"/>
-            </w:tcBorders>
-            <w:shd w:fill="F1F5EF" w:val="clear"/>
-          </w:tcPr>
-          <w:p>
-            <w:pPr>
-              <w:pStyle w:val="TableContents"/>
-              <w:bidi w:val="0"/>
-              <w:jc w:val="start"/>
-              <w:rPr>
-                <w:color w:val="526158"/>
-              </w:rPr>
-            </w:pPr>
-            <w:r>
-              <w:rPr>
-                <w:color w:val="526158"/>
-              </w:rPr>
-              <w:t>Click or tap here to type.</w:t>
+            </w:r>
+          </w:p>
+        </w:tc>
+        <w:tc>
+          <w:tcPr>
+            <w:tcW w:w="2578" w:type="dxa"/>
+            <w:tcBorders>
+              <w:start w:val="single" w:sz="4" w:space="0" w:color="000000"/>
+              <w:bottom w:val="single" w:sz="4" w:space="0" w:color="000000"/>
+            </w:tcBorders>
+            <w:shd w:fill="F1F5EF" w:val="clear"/>
+          </w:tcPr>
+          <w:p>
+            <w:pPr>
+              <w:pStyle w:val="TableContents"/>
+              <w:bidi w:val="0"/>
+              <w:jc w:val="start"/>
+              <w:rPr>
+                <w:color w:val="526158"/>
+              </w:rPr>
+            </w:pPr>
+            <w:r>
+              <w:rPr>
+                <w:color w:val="526158"/>
+              </w:rPr>
+            </w:r>
+          </w:p>
+        </w:tc>
+        <w:tc>
+          <w:tcPr>
+            <w:tcW w:w="2578" w:type="dxa"/>
+            <w:tcBorders>
+              <w:start w:val="single" w:sz="4" w:space="0" w:color="000000"/>
+              <w:bottom w:val="single" w:sz="4" w:space="0" w:color="000000"/>
+            </w:tcBorders>
+            <w:shd w:fill="F1F5EF" w:val="clear"/>
+          </w:tcPr>
+          <w:p>
+            <w:pPr>
+              <w:pStyle w:val="TableContents"/>
+              <w:bidi w:val="0"/>
+              <w:jc w:val="start"/>
+              <w:rPr>
+                <w:color w:val="526158"/>
+              </w:rPr>
+            </w:pPr>
+            <w:r>
+              <w:rPr>
+                <w:color w:val="526158"/>
+              </w:rPr>
             </w:r>
           </w:p>
         </w:tc>
@@ -17263,7 +16882,6 @@
               <w:rPr>
                 <w:color w:val="526158"/>
               </w:rPr>
-              <w:t>Click or tap here to type.</w:t>
             </w:r>
           </w:p>
         </w:tc>
@@ -17292,59 +16910,56 @@
               <w:rPr>
                 <w:color w:val="526158"/>
               </w:rPr>
-              <w:t>Click or tap here to type.</w:t>
-            </w:r>
-          </w:p>
-        </w:tc>
-        <w:tc>
-          <w:tcPr>
-            <w:tcW w:w="2578" w:type="dxa"/>
-            <w:tcBorders>
-              <w:start w:val="single" w:sz="4" w:space="0" w:color="000000"/>
-              <w:bottom w:val="single" w:sz="4" w:space="0" w:color="000000"/>
-            </w:tcBorders>
-            <w:shd w:fill="FFFFFF" w:val="clear"/>
-          </w:tcPr>
-          <w:p>
-            <w:pPr>
-              <w:pStyle w:val="TableContents"/>
-              <w:bidi w:val="0"/>
-              <w:jc w:val="start"/>
-              <w:rPr>
-                <w:color w:val="526158"/>
-              </w:rPr>
-            </w:pPr>
-            <w:r>
-              <w:rPr>
-                <w:color w:val="526158"/>
-              </w:rPr>
-              <w:t>Click or tap here to type.</w:t>
-            </w:r>
-          </w:p>
-        </w:tc>
-        <w:tc>
-          <w:tcPr>
-            <w:tcW w:w="2578" w:type="dxa"/>
-            <w:tcBorders>
-              <w:start w:val="single" w:sz="4" w:space="0" w:color="000000"/>
-              <w:bottom w:val="single" w:sz="4" w:space="0" w:color="000000"/>
-            </w:tcBorders>
-            <w:shd w:fill="FFFFFF" w:val="clear"/>
-          </w:tcPr>
-          <w:p>
-            <w:pPr>
-              <w:pStyle w:val="TableContents"/>
-              <w:bidi w:val="0"/>
-              <w:jc w:val="start"/>
-              <w:rPr>
-                <w:color w:val="526158"/>
-              </w:rPr>
-            </w:pPr>
-            <w:r>
-              <w:rPr>
-                <w:color w:val="526158"/>
-              </w:rPr>
-              <w:t>Click or tap here to type.</w:t>
+            </w:r>
+          </w:p>
+        </w:tc>
+        <w:tc>
+          <w:tcPr>
+            <w:tcW w:w="2578" w:type="dxa"/>
+            <w:tcBorders>
+              <w:start w:val="single" w:sz="4" w:space="0" w:color="000000"/>
+              <w:bottom w:val="single" w:sz="4" w:space="0" w:color="000000"/>
+            </w:tcBorders>
+            <w:shd w:fill="FFFFFF" w:val="clear"/>
+          </w:tcPr>
+          <w:p>
+            <w:pPr>
+              <w:pStyle w:val="TableContents"/>
+              <w:bidi w:val="0"/>
+              <w:jc w:val="start"/>
+              <w:rPr>
+                <w:color w:val="526158"/>
+              </w:rPr>
+            </w:pPr>
+            <w:r>
+              <w:rPr>
+                <w:color w:val="526158"/>
+              </w:rPr>
+            </w:r>
+          </w:p>
+        </w:tc>
+        <w:tc>
+          <w:tcPr>
+            <w:tcW w:w="2578" w:type="dxa"/>
+            <w:tcBorders>
+              <w:start w:val="single" w:sz="4" w:space="0" w:color="000000"/>
+              <w:bottom w:val="single" w:sz="4" w:space="0" w:color="000000"/>
+            </w:tcBorders>
+            <w:shd w:fill="FFFFFF" w:val="clear"/>
+          </w:tcPr>
+          <w:p>
+            <w:pPr>
+              <w:pStyle w:val="TableContents"/>
+              <w:bidi w:val="0"/>
+              <w:jc w:val="start"/>
+              <w:rPr>
+                <w:color w:val="526158"/>
+              </w:rPr>
+            </w:pPr>
+            <w:r>
+              <w:rPr>
+                <w:color w:val="526158"/>
+              </w:rPr>
             </w:r>
           </w:p>
         </w:tc>
@@ -17371,7 +16986,6 @@
               <w:rPr>
                 <w:color w:val="526158"/>
               </w:rPr>
-              <w:t>Click or tap here to type.</w:t>
             </w:r>
           </w:p>
         </w:tc>
@@ -17400,59 +17014,56 @@
               <w:rPr>
                 <w:color w:val="526158"/>
               </w:rPr>
-              <w:t>Click or tap here to type.</w:t>
-            </w:r>
-          </w:p>
-        </w:tc>
-        <w:tc>
-          <w:tcPr>
-            <w:tcW w:w="2578" w:type="dxa"/>
-            <w:tcBorders>
-              <w:start w:val="single" w:sz="4" w:space="0" w:color="000000"/>
-              <w:bottom w:val="single" w:sz="4" w:space="0" w:color="000000"/>
-            </w:tcBorders>
-            <w:shd w:fill="F1F5EF" w:val="clear"/>
-          </w:tcPr>
-          <w:p>
-            <w:pPr>
-              <w:pStyle w:val="TableContents"/>
-              <w:bidi w:val="0"/>
-              <w:jc w:val="start"/>
-              <w:rPr>
-                <w:color w:val="526158"/>
-              </w:rPr>
-            </w:pPr>
-            <w:r>
-              <w:rPr>
-                <w:color w:val="526158"/>
-              </w:rPr>
-              <w:t>Click or tap here to type.</w:t>
-            </w:r>
-          </w:p>
-        </w:tc>
-        <w:tc>
-          <w:tcPr>
-            <w:tcW w:w="2578" w:type="dxa"/>
-            <w:tcBorders>
-              <w:start w:val="single" w:sz="4" w:space="0" w:color="000000"/>
-              <w:bottom w:val="single" w:sz="4" w:space="0" w:color="000000"/>
-            </w:tcBorders>
-            <w:shd w:fill="F1F5EF" w:val="clear"/>
-          </w:tcPr>
-          <w:p>
-            <w:pPr>
-              <w:pStyle w:val="TableContents"/>
-              <w:bidi w:val="0"/>
-              <w:jc w:val="start"/>
-              <w:rPr>
-                <w:color w:val="526158"/>
-              </w:rPr>
-            </w:pPr>
-            <w:r>
-              <w:rPr>
-                <w:color w:val="526158"/>
-              </w:rPr>
-              <w:t>Click or tap here to type.</w:t>
+            </w:r>
+          </w:p>
+        </w:tc>
+        <w:tc>
+          <w:tcPr>
+            <w:tcW w:w="2578" w:type="dxa"/>
+            <w:tcBorders>
+              <w:start w:val="single" w:sz="4" w:space="0" w:color="000000"/>
+              <w:bottom w:val="single" w:sz="4" w:space="0" w:color="000000"/>
+            </w:tcBorders>
+            <w:shd w:fill="F1F5EF" w:val="clear"/>
+          </w:tcPr>
+          <w:p>
+            <w:pPr>
+              <w:pStyle w:val="TableContents"/>
+              <w:bidi w:val="0"/>
+              <w:jc w:val="start"/>
+              <w:rPr>
+                <w:color w:val="526158"/>
+              </w:rPr>
+            </w:pPr>
+            <w:r>
+              <w:rPr>
+                <w:color w:val="526158"/>
+              </w:rPr>
+            </w:r>
+          </w:p>
+        </w:tc>
+        <w:tc>
+          <w:tcPr>
+            <w:tcW w:w="2578" w:type="dxa"/>
+            <w:tcBorders>
+              <w:start w:val="single" w:sz="4" w:space="0" w:color="000000"/>
+              <w:bottom w:val="single" w:sz="4" w:space="0" w:color="000000"/>
+            </w:tcBorders>
+            <w:shd w:fill="F1F5EF" w:val="clear"/>
+          </w:tcPr>
+          <w:p>
+            <w:pPr>
+              <w:pStyle w:val="TableContents"/>
+              <w:bidi w:val="0"/>
+              <w:jc w:val="start"/>
+              <w:rPr>
+                <w:color w:val="526158"/>
+              </w:rPr>
+            </w:pPr>
+            <w:r>
+              <w:rPr>
+                <w:color w:val="526158"/>
+              </w:rPr>
             </w:r>
           </w:p>
         </w:tc>
@@ -17479,7 +17090,6 @@
               <w:rPr>
                 <w:color w:val="526158"/>
               </w:rPr>
-              <w:t>Click or tap here to type.</w:t>
             </w:r>
           </w:p>
         </w:tc>
@@ -17508,59 +17118,56 @@
               <w:rPr>
                 <w:color w:val="526158"/>
               </w:rPr>
-              <w:t>Click or tap here to type.</w:t>
-            </w:r>
-          </w:p>
-        </w:tc>
-        <w:tc>
-          <w:tcPr>
-            <w:tcW w:w="2578" w:type="dxa"/>
-            <w:tcBorders>
-              <w:start w:val="single" w:sz="4" w:space="0" w:color="000000"/>
-              <w:bottom w:val="single" w:sz="4" w:space="0" w:color="000000"/>
-            </w:tcBorders>
-            <w:shd w:fill="FFFFFF" w:val="clear"/>
-          </w:tcPr>
-          <w:p>
-            <w:pPr>
-              <w:pStyle w:val="TableContents"/>
-              <w:bidi w:val="0"/>
-              <w:jc w:val="start"/>
-              <w:rPr>
-                <w:color w:val="526158"/>
-              </w:rPr>
-            </w:pPr>
-            <w:r>
-              <w:rPr>
-                <w:color w:val="526158"/>
-              </w:rPr>
-              <w:t>Click or tap here to type.</w:t>
-            </w:r>
-          </w:p>
-        </w:tc>
-        <w:tc>
-          <w:tcPr>
-            <w:tcW w:w="2578" w:type="dxa"/>
-            <w:tcBorders>
-              <w:start w:val="single" w:sz="4" w:space="0" w:color="000000"/>
-              <w:bottom w:val="single" w:sz="4" w:space="0" w:color="000000"/>
-            </w:tcBorders>
-            <w:shd w:fill="FFFFFF" w:val="clear"/>
-          </w:tcPr>
-          <w:p>
-            <w:pPr>
-              <w:pStyle w:val="TableContents"/>
-              <w:bidi w:val="0"/>
-              <w:jc w:val="start"/>
-              <w:rPr>
-                <w:color w:val="526158"/>
-              </w:rPr>
-            </w:pPr>
-            <w:r>
-              <w:rPr>
-                <w:color w:val="526158"/>
-              </w:rPr>
-              <w:t>Click or tap here to type.</w:t>
+            </w:r>
+          </w:p>
+        </w:tc>
+        <w:tc>
+          <w:tcPr>
+            <w:tcW w:w="2578" w:type="dxa"/>
+            <w:tcBorders>
+              <w:start w:val="single" w:sz="4" w:space="0" w:color="000000"/>
+              <w:bottom w:val="single" w:sz="4" w:space="0" w:color="000000"/>
+            </w:tcBorders>
+            <w:shd w:fill="FFFFFF" w:val="clear"/>
+          </w:tcPr>
+          <w:p>
+            <w:pPr>
+              <w:pStyle w:val="TableContents"/>
+              <w:bidi w:val="0"/>
+              <w:jc w:val="start"/>
+              <w:rPr>
+                <w:color w:val="526158"/>
+              </w:rPr>
+            </w:pPr>
+            <w:r>
+              <w:rPr>
+                <w:color w:val="526158"/>
+              </w:rPr>
+            </w:r>
+          </w:p>
+        </w:tc>
+        <w:tc>
+          <w:tcPr>
+            <w:tcW w:w="2578" w:type="dxa"/>
+            <w:tcBorders>
+              <w:start w:val="single" w:sz="4" w:space="0" w:color="000000"/>
+              <w:bottom w:val="single" w:sz="4" w:space="0" w:color="000000"/>
+            </w:tcBorders>
+            <w:shd w:fill="FFFFFF" w:val="clear"/>
+          </w:tcPr>
+          <w:p>
+            <w:pPr>
+              <w:pStyle w:val="TableContents"/>
+              <w:bidi w:val="0"/>
+              <w:jc w:val="start"/>
+              <w:rPr>
+                <w:color w:val="526158"/>
+              </w:rPr>
+            </w:pPr>
+            <w:r>
+              <w:rPr>
+                <w:color w:val="526158"/>
+              </w:rPr>
             </w:r>
           </w:p>
         </w:tc>
@@ -17587,7 +17194,6 @@
               <w:rPr>
                 <w:color w:val="526158"/>
               </w:rPr>
-              <w:t>Click or tap here to type.</w:t>
             </w:r>
           </w:p>
         </w:tc>
@@ -17616,59 +17222,56 @@
               <w:rPr>
                 <w:color w:val="526158"/>
               </w:rPr>
-              <w:t>Click or tap here to type.</w:t>
-            </w:r>
-          </w:p>
-        </w:tc>
-        <w:tc>
-          <w:tcPr>
-            <w:tcW w:w="2578" w:type="dxa"/>
-            <w:tcBorders>
-              <w:start w:val="single" w:sz="4" w:space="0" w:color="000000"/>
-              <w:bottom w:val="single" w:sz="4" w:space="0" w:color="000000"/>
-            </w:tcBorders>
-            <w:shd w:fill="F1F5EF" w:val="clear"/>
-          </w:tcPr>
-          <w:p>
-            <w:pPr>
-              <w:pStyle w:val="TableContents"/>
-              <w:bidi w:val="0"/>
-              <w:jc w:val="start"/>
-              <w:rPr>
-                <w:color w:val="526158"/>
-              </w:rPr>
-            </w:pPr>
-            <w:r>
-              <w:rPr>
-                <w:color w:val="526158"/>
-              </w:rPr>
-              <w:t>Click or tap here to type.</w:t>
-            </w:r>
-          </w:p>
-        </w:tc>
-        <w:tc>
-          <w:tcPr>
-            <w:tcW w:w="2578" w:type="dxa"/>
-            <w:tcBorders>
-              <w:start w:val="single" w:sz="4" w:space="0" w:color="000000"/>
-              <w:bottom w:val="single" w:sz="4" w:space="0" w:color="000000"/>
-            </w:tcBorders>
-            <w:shd w:fill="F1F5EF" w:val="clear"/>
-          </w:tcPr>
-          <w:p>
-            <w:pPr>
-              <w:pStyle w:val="TableContents"/>
-              <w:bidi w:val="0"/>
-              <w:jc w:val="start"/>
-              <w:rPr>
-                <w:color w:val="526158"/>
-              </w:rPr>
-            </w:pPr>
-            <w:r>
-              <w:rPr>
-                <w:color w:val="526158"/>
-              </w:rPr>
-              <w:t>Click or tap here to type.</w:t>
+            </w:r>
+          </w:p>
+        </w:tc>
+        <w:tc>
+          <w:tcPr>
+            <w:tcW w:w="2578" w:type="dxa"/>
+            <w:tcBorders>
+              <w:start w:val="single" w:sz="4" w:space="0" w:color="000000"/>
+              <w:bottom w:val="single" w:sz="4" w:space="0" w:color="000000"/>
+            </w:tcBorders>
+            <w:shd w:fill="F1F5EF" w:val="clear"/>
+          </w:tcPr>
+          <w:p>
+            <w:pPr>
+              <w:pStyle w:val="TableContents"/>
+              <w:bidi w:val="0"/>
+              <w:jc w:val="start"/>
+              <w:rPr>
+                <w:color w:val="526158"/>
+              </w:rPr>
+            </w:pPr>
+            <w:r>
+              <w:rPr>
+                <w:color w:val="526158"/>
+              </w:rPr>
+            </w:r>
+          </w:p>
+        </w:tc>
+        <w:tc>
+          <w:tcPr>
+            <w:tcW w:w="2578" w:type="dxa"/>
+            <w:tcBorders>
+              <w:start w:val="single" w:sz="4" w:space="0" w:color="000000"/>
+              <w:bottom w:val="single" w:sz="4" w:space="0" w:color="000000"/>
+            </w:tcBorders>
+            <w:shd w:fill="F1F5EF" w:val="clear"/>
+          </w:tcPr>
+          <w:p>
+            <w:pPr>
+              <w:pStyle w:val="TableContents"/>
+              <w:bidi w:val="0"/>
+              <w:jc w:val="start"/>
+              <w:rPr>
+                <w:color w:val="526158"/>
+              </w:rPr>
+            </w:pPr>
+            <w:r>
+              <w:rPr>
+                <w:color w:val="526158"/>
+              </w:rPr>
             </w:r>
           </w:p>
         </w:tc>
@@ -17695,7 +17298,6 @@
               <w:rPr>
                 <w:color w:val="526158"/>
               </w:rPr>
-              <w:t>Click or tap here to type.</w:t>
             </w:r>
           </w:p>
         </w:tc>
@@ -17724,59 +17326,56 @@
               <w:rPr>
                 <w:color w:val="526158"/>
               </w:rPr>
-              <w:t>Click or tap here to type.</w:t>
-            </w:r>
-          </w:p>
-        </w:tc>
-        <w:tc>
-          <w:tcPr>
-            <w:tcW w:w="2578" w:type="dxa"/>
-            <w:tcBorders>
-              <w:start w:val="single" w:sz="4" w:space="0" w:color="000000"/>
-              <w:bottom w:val="single" w:sz="4" w:space="0" w:color="000000"/>
-            </w:tcBorders>
-            <w:shd w:fill="FFFFFF" w:val="clear"/>
-          </w:tcPr>
-          <w:p>
-            <w:pPr>
-              <w:pStyle w:val="TableContents"/>
-              <w:bidi w:val="0"/>
-              <w:jc w:val="start"/>
-              <w:rPr>
-                <w:color w:val="526158"/>
-              </w:rPr>
-            </w:pPr>
-            <w:r>
-              <w:rPr>
-                <w:color w:val="526158"/>
-              </w:rPr>
-              <w:t>Click or tap here to type.</w:t>
-            </w:r>
-          </w:p>
-        </w:tc>
-        <w:tc>
-          <w:tcPr>
-            <w:tcW w:w="2578" w:type="dxa"/>
-            <w:tcBorders>
-              <w:start w:val="single" w:sz="4" w:space="0" w:color="000000"/>
-              <w:bottom w:val="single" w:sz="4" w:space="0" w:color="000000"/>
-            </w:tcBorders>
-            <w:shd w:fill="FFFFFF" w:val="clear"/>
-          </w:tcPr>
-          <w:p>
-            <w:pPr>
-              <w:pStyle w:val="TableContents"/>
-              <w:bidi w:val="0"/>
-              <w:jc w:val="start"/>
-              <w:rPr>
-                <w:color w:val="526158"/>
-              </w:rPr>
-            </w:pPr>
-            <w:r>
-              <w:rPr>
-                <w:color w:val="526158"/>
-              </w:rPr>
-              <w:t>Click or tap here to type.</w:t>
+            </w:r>
+          </w:p>
+        </w:tc>
+        <w:tc>
+          <w:tcPr>
+            <w:tcW w:w="2578" w:type="dxa"/>
+            <w:tcBorders>
+              <w:start w:val="single" w:sz="4" w:space="0" w:color="000000"/>
+              <w:bottom w:val="single" w:sz="4" w:space="0" w:color="000000"/>
+            </w:tcBorders>
+            <w:shd w:fill="FFFFFF" w:val="clear"/>
+          </w:tcPr>
+          <w:p>
+            <w:pPr>
+              <w:pStyle w:val="TableContents"/>
+              <w:bidi w:val="0"/>
+              <w:jc w:val="start"/>
+              <w:rPr>
+                <w:color w:val="526158"/>
+              </w:rPr>
+            </w:pPr>
+            <w:r>
+              <w:rPr>
+                <w:color w:val="526158"/>
+              </w:rPr>
+            </w:r>
+          </w:p>
+        </w:tc>
+        <w:tc>
+          <w:tcPr>
+            <w:tcW w:w="2578" w:type="dxa"/>
+            <w:tcBorders>
+              <w:start w:val="single" w:sz="4" w:space="0" w:color="000000"/>
+              <w:bottom w:val="single" w:sz="4" w:space="0" w:color="000000"/>
+            </w:tcBorders>
+            <w:shd w:fill="FFFFFF" w:val="clear"/>
+          </w:tcPr>
+          <w:p>
+            <w:pPr>
+              <w:pStyle w:val="TableContents"/>
+              <w:bidi w:val="0"/>
+              <w:jc w:val="start"/>
+              <w:rPr>
+                <w:color w:val="526158"/>
+              </w:rPr>
+            </w:pPr>
+            <w:r>
+              <w:rPr>
+                <w:color w:val="526158"/>
+              </w:rPr>
             </w:r>
           </w:p>
         </w:tc>
@@ -17803,7 +17402,6 @@
               <w:rPr>
                 <w:color w:val="526158"/>
               </w:rPr>
-              <w:t>Click or tap here to type.</w:t>
             </w:r>
           </w:p>
         </w:tc>
@@ -17832,59 +17430,56 @@
               <w:rPr>
                 <w:color w:val="526158"/>
               </w:rPr>
-              <w:t>Click or tap here to type.</w:t>
-            </w:r>
-          </w:p>
-        </w:tc>
-        <w:tc>
-          <w:tcPr>
-            <w:tcW w:w="2578" w:type="dxa"/>
-            <w:tcBorders>
-              <w:start w:val="single" w:sz="4" w:space="0" w:color="000000"/>
-              <w:bottom w:val="single" w:sz="4" w:space="0" w:color="000000"/>
-            </w:tcBorders>
-            <w:shd w:fill="F1F5EF" w:val="clear"/>
-          </w:tcPr>
-          <w:p>
-            <w:pPr>
-              <w:pStyle w:val="TableContents"/>
-              <w:bidi w:val="0"/>
-              <w:jc w:val="start"/>
-              <w:rPr>
-                <w:color w:val="526158"/>
-              </w:rPr>
-            </w:pPr>
-            <w:r>
-              <w:rPr>
-                <w:color w:val="526158"/>
-              </w:rPr>
-              <w:t>Click or tap here to type.</w:t>
-            </w:r>
-          </w:p>
-        </w:tc>
-        <w:tc>
-          <w:tcPr>
-            <w:tcW w:w="2578" w:type="dxa"/>
-            <w:tcBorders>
-              <w:start w:val="single" w:sz="4" w:space="0" w:color="000000"/>
-              <w:bottom w:val="single" w:sz="4" w:space="0" w:color="000000"/>
-            </w:tcBorders>
-            <w:shd w:fill="F1F5EF" w:val="clear"/>
-          </w:tcPr>
-          <w:p>
-            <w:pPr>
-              <w:pStyle w:val="TableContents"/>
-              <w:bidi w:val="0"/>
-              <w:jc w:val="start"/>
-              <w:rPr>
-                <w:color w:val="526158"/>
-              </w:rPr>
-            </w:pPr>
-            <w:r>
-              <w:rPr>
-                <w:color w:val="526158"/>
-              </w:rPr>
-              <w:t>Click or tap here to type.</w:t>
+            </w:r>
+          </w:p>
+        </w:tc>
+        <w:tc>
+          <w:tcPr>
+            <w:tcW w:w="2578" w:type="dxa"/>
+            <w:tcBorders>
+              <w:start w:val="single" w:sz="4" w:space="0" w:color="000000"/>
+              <w:bottom w:val="single" w:sz="4" w:space="0" w:color="000000"/>
+            </w:tcBorders>
+            <w:shd w:fill="F1F5EF" w:val="clear"/>
+          </w:tcPr>
+          <w:p>
+            <w:pPr>
+              <w:pStyle w:val="TableContents"/>
+              <w:bidi w:val="0"/>
+              <w:jc w:val="start"/>
+              <w:rPr>
+                <w:color w:val="526158"/>
+              </w:rPr>
+            </w:pPr>
+            <w:r>
+              <w:rPr>
+                <w:color w:val="526158"/>
+              </w:rPr>
+            </w:r>
+          </w:p>
+        </w:tc>
+        <w:tc>
+          <w:tcPr>
+            <w:tcW w:w="2578" w:type="dxa"/>
+            <w:tcBorders>
+              <w:start w:val="single" w:sz="4" w:space="0" w:color="000000"/>
+              <w:bottom w:val="single" w:sz="4" w:space="0" w:color="000000"/>
+            </w:tcBorders>
+            <w:shd w:fill="F1F5EF" w:val="clear"/>
+          </w:tcPr>
+          <w:p>
+            <w:pPr>
+              <w:pStyle w:val="TableContents"/>
+              <w:bidi w:val="0"/>
+              <w:jc w:val="start"/>
+              <w:rPr>
+                <w:color w:val="526158"/>
+              </w:rPr>
+            </w:pPr>
+            <w:r>
+              <w:rPr>
+                <w:color w:val="526158"/>
+              </w:rPr>
             </w:r>
           </w:p>
         </w:tc>
@@ -17911,7 +17506,6 @@
               <w:rPr>
                 <w:color w:val="526158"/>
               </w:rPr>
-              <w:t>Click or tap here to type.</w:t>
             </w:r>
           </w:p>
         </w:tc>
@@ -17940,59 +17534,56 @@
               <w:rPr>
                 <w:color w:val="526158"/>
               </w:rPr>
-              <w:t>Click or tap here to type.</w:t>
-            </w:r>
-          </w:p>
-        </w:tc>
-        <w:tc>
-          <w:tcPr>
-            <w:tcW w:w="2578" w:type="dxa"/>
-            <w:tcBorders>
-              <w:start w:val="single" w:sz="4" w:space="0" w:color="000000"/>
-              <w:bottom w:val="single" w:sz="4" w:space="0" w:color="000000"/>
-            </w:tcBorders>
-            <w:shd w:fill="FFFFFF" w:val="clear"/>
-          </w:tcPr>
-          <w:p>
-            <w:pPr>
-              <w:pStyle w:val="TableContents"/>
-              <w:bidi w:val="0"/>
-              <w:jc w:val="start"/>
-              <w:rPr>
-                <w:color w:val="526158"/>
-              </w:rPr>
-            </w:pPr>
-            <w:r>
-              <w:rPr>
-                <w:color w:val="526158"/>
-              </w:rPr>
-              <w:t>Click or tap here to type.</w:t>
-            </w:r>
-          </w:p>
-        </w:tc>
-        <w:tc>
-          <w:tcPr>
-            <w:tcW w:w="2578" w:type="dxa"/>
-            <w:tcBorders>
-              <w:start w:val="single" w:sz="4" w:space="0" w:color="000000"/>
-              <w:bottom w:val="single" w:sz="4" w:space="0" w:color="000000"/>
-            </w:tcBorders>
-            <w:shd w:fill="FFFFFF" w:val="clear"/>
-          </w:tcPr>
-          <w:p>
-            <w:pPr>
-              <w:pStyle w:val="TableContents"/>
-              <w:bidi w:val="0"/>
-              <w:jc w:val="start"/>
-              <w:rPr>
-                <w:color w:val="526158"/>
-              </w:rPr>
-            </w:pPr>
-            <w:r>
-              <w:rPr>
-                <w:color w:val="526158"/>
-              </w:rPr>
-              <w:t>Click or tap here to type.</w:t>
+            </w:r>
+          </w:p>
+        </w:tc>
+        <w:tc>
+          <w:tcPr>
+            <w:tcW w:w="2578" w:type="dxa"/>
+            <w:tcBorders>
+              <w:start w:val="single" w:sz="4" w:space="0" w:color="000000"/>
+              <w:bottom w:val="single" w:sz="4" w:space="0" w:color="000000"/>
+            </w:tcBorders>
+            <w:shd w:fill="FFFFFF" w:val="clear"/>
+          </w:tcPr>
+          <w:p>
+            <w:pPr>
+              <w:pStyle w:val="TableContents"/>
+              <w:bidi w:val="0"/>
+              <w:jc w:val="start"/>
+              <w:rPr>
+                <w:color w:val="526158"/>
+              </w:rPr>
+            </w:pPr>
+            <w:r>
+              <w:rPr>
+                <w:color w:val="526158"/>
+              </w:rPr>
+            </w:r>
+          </w:p>
+        </w:tc>
+        <w:tc>
+          <w:tcPr>
+            <w:tcW w:w="2578" w:type="dxa"/>
+            <w:tcBorders>
+              <w:start w:val="single" w:sz="4" w:space="0" w:color="000000"/>
+              <w:bottom w:val="single" w:sz="4" w:space="0" w:color="000000"/>
+            </w:tcBorders>
+            <w:shd w:fill="FFFFFF" w:val="clear"/>
+          </w:tcPr>
+          <w:p>
+            <w:pPr>
+              <w:pStyle w:val="TableContents"/>
+              <w:bidi w:val="0"/>
+              <w:jc w:val="start"/>
+              <w:rPr>
+                <w:color w:val="526158"/>
+              </w:rPr>
+            </w:pPr>
+            <w:r>
+              <w:rPr>
+                <w:color w:val="526158"/>
+              </w:rPr>
             </w:r>
           </w:p>
         </w:tc>
@@ -18019,7 +17610,6 @@
               <w:rPr>
                 <w:color w:val="526158"/>
               </w:rPr>
-              <w:t>Click or tap here to type.</w:t>
             </w:r>
           </w:p>
         </w:tc>
@@ -18048,59 +17638,56 @@
               <w:rPr>
                 <w:color w:val="526158"/>
               </w:rPr>
-              <w:t>Click or tap here to type.</w:t>
-            </w:r>
-          </w:p>
-        </w:tc>
-        <w:tc>
-          <w:tcPr>
-            <w:tcW w:w="2578" w:type="dxa"/>
-            <w:tcBorders>
-              <w:start w:val="single" w:sz="4" w:space="0" w:color="000000"/>
-              <w:bottom w:val="single" w:sz="4" w:space="0" w:color="000000"/>
-            </w:tcBorders>
-            <w:shd w:fill="F1F5EF" w:val="clear"/>
-          </w:tcPr>
-          <w:p>
-            <w:pPr>
-              <w:pStyle w:val="TableContents"/>
-              <w:bidi w:val="0"/>
-              <w:jc w:val="start"/>
-              <w:rPr>
-                <w:color w:val="526158"/>
-              </w:rPr>
-            </w:pPr>
-            <w:r>
-              <w:rPr>
-                <w:color w:val="526158"/>
-              </w:rPr>
-              <w:t>Click or tap here to type.</w:t>
-            </w:r>
-          </w:p>
-        </w:tc>
-        <w:tc>
-          <w:tcPr>
-            <w:tcW w:w="2578" w:type="dxa"/>
-            <w:tcBorders>
-              <w:start w:val="single" w:sz="4" w:space="0" w:color="000000"/>
-              <w:bottom w:val="single" w:sz="4" w:space="0" w:color="000000"/>
-            </w:tcBorders>
-            <w:shd w:fill="F1F5EF" w:val="clear"/>
-          </w:tcPr>
-          <w:p>
-            <w:pPr>
-              <w:pStyle w:val="TableContents"/>
-              <w:bidi w:val="0"/>
-              <w:jc w:val="start"/>
-              <w:rPr>
-                <w:color w:val="526158"/>
-              </w:rPr>
-            </w:pPr>
-            <w:r>
-              <w:rPr>
-                <w:color w:val="526158"/>
-              </w:rPr>
-              <w:t>Click or tap here to type.</w:t>
+            </w:r>
+          </w:p>
+        </w:tc>
+        <w:tc>
+          <w:tcPr>
+            <w:tcW w:w="2578" w:type="dxa"/>
+            <w:tcBorders>
+              <w:start w:val="single" w:sz="4" w:space="0" w:color="000000"/>
+              <w:bottom w:val="single" w:sz="4" w:space="0" w:color="000000"/>
+            </w:tcBorders>
+            <w:shd w:fill="F1F5EF" w:val="clear"/>
+          </w:tcPr>
+          <w:p>
+            <w:pPr>
+              <w:pStyle w:val="TableContents"/>
+              <w:bidi w:val="0"/>
+              <w:jc w:val="start"/>
+              <w:rPr>
+                <w:color w:val="526158"/>
+              </w:rPr>
+            </w:pPr>
+            <w:r>
+              <w:rPr>
+                <w:color w:val="526158"/>
+              </w:rPr>
+            </w:r>
+          </w:p>
+        </w:tc>
+        <w:tc>
+          <w:tcPr>
+            <w:tcW w:w="2578" w:type="dxa"/>
+            <w:tcBorders>
+              <w:start w:val="single" w:sz="4" w:space="0" w:color="000000"/>
+              <w:bottom w:val="single" w:sz="4" w:space="0" w:color="000000"/>
+            </w:tcBorders>
+            <w:shd w:fill="F1F5EF" w:val="clear"/>
+          </w:tcPr>
+          <w:p>
+            <w:pPr>
+              <w:pStyle w:val="TableContents"/>
+              <w:bidi w:val="0"/>
+              <w:jc w:val="start"/>
+              <w:rPr>
+                <w:color w:val="526158"/>
+              </w:rPr>
+            </w:pPr>
+            <w:r>
+              <w:rPr>
+                <w:color w:val="526158"/>
+              </w:rPr>
             </w:r>
           </w:p>
         </w:tc>
@@ -18127,7 +17714,6 @@
               <w:rPr>
                 <w:color w:val="526158"/>
               </w:rPr>
-              <w:t>Click or tap here to type.</w:t>
             </w:r>
           </w:p>
         </w:tc>
@@ -18156,59 +17742,56 @@
               <w:rPr>
                 <w:color w:val="526158"/>
               </w:rPr>
-              <w:t>Click or tap here to type.</w:t>
-            </w:r>
-          </w:p>
-        </w:tc>
-        <w:tc>
-          <w:tcPr>
-            <w:tcW w:w="2578" w:type="dxa"/>
-            <w:tcBorders>
-              <w:start w:val="single" w:sz="4" w:space="0" w:color="000000"/>
-              <w:bottom w:val="single" w:sz="4" w:space="0" w:color="000000"/>
-            </w:tcBorders>
-            <w:shd w:fill="FFFFFF" w:val="clear"/>
-          </w:tcPr>
-          <w:p>
-            <w:pPr>
-              <w:pStyle w:val="TableContents"/>
-              <w:bidi w:val="0"/>
-              <w:jc w:val="start"/>
-              <w:rPr>
-                <w:color w:val="526158"/>
-              </w:rPr>
-            </w:pPr>
-            <w:r>
-              <w:rPr>
-                <w:color w:val="526158"/>
-              </w:rPr>
-              <w:t>Click or tap here to type.</w:t>
-            </w:r>
-          </w:p>
-        </w:tc>
-        <w:tc>
-          <w:tcPr>
-            <w:tcW w:w="2578" w:type="dxa"/>
-            <w:tcBorders>
-              <w:start w:val="single" w:sz="4" w:space="0" w:color="000000"/>
-              <w:bottom w:val="single" w:sz="4" w:space="0" w:color="000000"/>
-            </w:tcBorders>
-            <w:shd w:fill="FFFFFF" w:val="clear"/>
-          </w:tcPr>
-          <w:p>
-            <w:pPr>
-              <w:pStyle w:val="TableContents"/>
-              <w:bidi w:val="0"/>
-              <w:jc w:val="start"/>
-              <w:rPr>
-                <w:color w:val="526158"/>
-              </w:rPr>
-            </w:pPr>
-            <w:r>
-              <w:rPr>
-                <w:color w:val="526158"/>
-              </w:rPr>
-              <w:t>Click or tap here to type.</w:t>
+            </w:r>
+          </w:p>
+        </w:tc>
+        <w:tc>
+          <w:tcPr>
+            <w:tcW w:w="2578" w:type="dxa"/>
+            <w:tcBorders>
+              <w:start w:val="single" w:sz="4" w:space="0" w:color="000000"/>
+              <w:bottom w:val="single" w:sz="4" w:space="0" w:color="000000"/>
+            </w:tcBorders>
+            <w:shd w:fill="FFFFFF" w:val="clear"/>
+          </w:tcPr>
+          <w:p>
+            <w:pPr>
+              <w:pStyle w:val="TableContents"/>
+              <w:bidi w:val="0"/>
+              <w:jc w:val="start"/>
+              <w:rPr>
+                <w:color w:val="526158"/>
+              </w:rPr>
+            </w:pPr>
+            <w:r>
+              <w:rPr>
+                <w:color w:val="526158"/>
+              </w:rPr>
+            </w:r>
+          </w:p>
+        </w:tc>
+        <w:tc>
+          <w:tcPr>
+            <w:tcW w:w="2578" w:type="dxa"/>
+            <w:tcBorders>
+              <w:start w:val="single" w:sz="4" w:space="0" w:color="000000"/>
+              <w:bottom w:val="single" w:sz="4" w:space="0" w:color="000000"/>
+            </w:tcBorders>
+            <w:shd w:fill="FFFFFF" w:val="clear"/>
+          </w:tcPr>
+          <w:p>
+            <w:pPr>
+              <w:pStyle w:val="TableContents"/>
+              <w:bidi w:val="0"/>
+              <w:jc w:val="start"/>
+              <w:rPr>
+                <w:color w:val="526158"/>
+              </w:rPr>
+            </w:pPr>
+            <w:r>
+              <w:rPr>
+                <w:color w:val="526158"/>
+              </w:rPr>
             </w:r>
           </w:p>
         </w:tc>
@@ -18235,7 +17818,6 @@
               <w:rPr>
                 <w:color w:val="526158"/>
               </w:rPr>
-              <w:t>Click or tap here to type.</w:t>
             </w:r>
           </w:p>
         </w:tc>
@@ -18264,59 +17846,56 @@
               <w:rPr>
                 <w:color w:val="526158"/>
               </w:rPr>
-              <w:t>Click or tap here to type.</w:t>
-            </w:r>
-          </w:p>
-        </w:tc>
-        <w:tc>
-          <w:tcPr>
-            <w:tcW w:w="2578" w:type="dxa"/>
-            <w:tcBorders>
-              <w:start w:val="single" w:sz="4" w:space="0" w:color="000000"/>
-              <w:bottom w:val="single" w:sz="4" w:space="0" w:color="000000"/>
-            </w:tcBorders>
-            <w:shd w:fill="F1F5EF" w:val="clear"/>
-          </w:tcPr>
-          <w:p>
-            <w:pPr>
-              <w:pStyle w:val="TableContents"/>
-              <w:bidi w:val="0"/>
-              <w:jc w:val="start"/>
-              <w:rPr>
-                <w:color w:val="526158"/>
-              </w:rPr>
-            </w:pPr>
-            <w:r>
-              <w:rPr>
-                <w:color w:val="526158"/>
-              </w:rPr>
-              <w:t>Click or tap here to type.</w:t>
-            </w:r>
-          </w:p>
-        </w:tc>
-        <w:tc>
-          <w:tcPr>
-            <w:tcW w:w="2578" w:type="dxa"/>
-            <w:tcBorders>
-              <w:start w:val="single" w:sz="4" w:space="0" w:color="000000"/>
-              <w:bottom w:val="single" w:sz="4" w:space="0" w:color="000000"/>
-            </w:tcBorders>
-            <w:shd w:fill="F1F5EF" w:val="clear"/>
-          </w:tcPr>
-          <w:p>
-            <w:pPr>
-              <w:pStyle w:val="TableContents"/>
-              <w:bidi w:val="0"/>
-              <w:jc w:val="start"/>
-              <w:rPr>
-                <w:color w:val="526158"/>
-              </w:rPr>
-            </w:pPr>
-            <w:r>
-              <w:rPr>
-                <w:color w:val="526158"/>
-              </w:rPr>
-              <w:t>Click or tap here to type.</w:t>
+            </w:r>
+          </w:p>
+        </w:tc>
+        <w:tc>
+          <w:tcPr>
+            <w:tcW w:w="2578" w:type="dxa"/>
+            <w:tcBorders>
+              <w:start w:val="single" w:sz="4" w:space="0" w:color="000000"/>
+              <w:bottom w:val="single" w:sz="4" w:space="0" w:color="000000"/>
+            </w:tcBorders>
+            <w:shd w:fill="F1F5EF" w:val="clear"/>
+          </w:tcPr>
+          <w:p>
+            <w:pPr>
+              <w:pStyle w:val="TableContents"/>
+              <w:bidi w:val="0"/>
+              <w:jc w:val="start"/>
+              <w:rPr>
+                <w:color w:val="526158"/>
+              </w:rPr>
+            </w:pPr>
+            <w:r>
+              <w:rPr>
+                <w:color w:val="526158"/>
+              </w:rPr>
+            </w:r>
+          </w:p>
+        </w:tc>
+        <w:tc>
+          <w:tcPr>
+            <w:tcW w:w="2578" w:type="dxa"/>
+            <w:tcBorders>
+              <w:start w:val="single" w:sz="4" w:space="0" w:color="000000"/>
+              <w:bottom w:val="single" w:sz="4" w:space="0" w:color="000000"/>
+            </w:tcBorders>
+            <w:shd w:fill="F1F5EF" w:val="clear"/>
+          </w:tcPr>
+          <w:p>
+            <w:pPr>
+              <w:pStyle w:val="TableContents"/>
+              <w:bidi w:val="0"/>
+              <w:jc w:val="start"/>
+              <w:rPr>
+                <w:color w:val="526158"/>
+              </w:rPr>
+            </w:pPr>
+            <w:r>
+              <w:rPr>
+                <w:color w:val="526158"/>
+              </w:rPr>
             </w:r>
           </w:p>
         </w:tc>
@@ -18343,7 +17922,6 @@
               <w:rPr>
                 <w:color w:val="526158"/>
               </w:rPr>
-              <w:t>Click or tap here to type.</w:t>
             </w:r>
           </w:p>
         </w:tc>
@@ -18859,7 +18437,6 @@
               <w:rPr>
                 <w:color w:val="526158"/>
               </w:rPr>
-              <w:t>Click or tap here to type.</w:t>
             </w:r>
           </w:p>
         </w:tc>
@@ -18885,7 +18462,6 @@
               <w:rPr>
                 <w:color w:val="526158"/>
               </w:rPr>
-              <w:t>Click or tap here to type.</w:t>
             </w:r>
           </w:p>
         </w:tc>
@@ -18912,7 +18488,6 @@
               <w:rPr>
                 <w:color w:val="526158"/>
               </w:rPr>
-              <w:t>Click or tap here to type.</w:t>
             </w:r>
           </w:p>
         </w:tc>
@@ -18941,7 +18516,6 @@
               <w:rPr>
                 <w:color w:val="526158"/>
               </w:rPr>
-              <w:t>Click or tap here to type.</w:t>
             </w:r>
           </w:p>
         </w:tc>
@@ -18967,7 +18541,6 @@
               <w:rPr>
                 <w:color w:val="526158"/>
               </w:rPr>
-              <w:t>Click or tap here to type.</w:t>
             </w:r>
           </w:p>
         </w:tc>
@@ -18994,7 +18567,6 @@
               <w:rPr>
                 <w:color w:val="526158"/>
               </w:rPr>
-              <w:t>Click or tap here to type.</w:t>
             </w:r>
           </w:p>
         </w:tc>
@@ -19023,7 +18595,6 @@
               <w:rPr>
                 <w:color w:val="526158"/>
               </w:rPr>
-              <w:t>Click or tap here to type.</w:t>
             </w:r>
           </w:p>
         </w:tc>
@@ -19049,7 +18620,6 @@
               <w:rPr>
                 <w:color w:val="526158"/>
               </w:rPr>
-              <w:t>Click or tap here to type.</w:t>
             </w:r>
           </w:p>
         </w:tc>
@@ -19076,7 +18646,6 @@
               <w:rPr>
                 <w:color w:val="526158"/>
               </w:rPr>
-              <w:t>Click or tap here to type.</w:t>
             </w:r>
           </w:p>
         </w:tc>
@@ -19105,7 +18674,6 @@
               <w:rPr>
                 <w:color w:val="526158"/>
               </w:rPr>
-              <w:t>Click or tap here to type.</w:t>
             </w:r>
           </w:p>
         </w:tc>
@@ -19131,7 +18699,6 @@
               <w:rPr>
                 <w:color w:val="526158"/>
               </w:rPr>
-              <w:t>Click or tap here to type.</w:t>
             </w:r>
           </w:p>
         </w:tc>
@@ -19158,7 +18725,6 @@
               <w:rPr>
                 <w:color w:val="526158"/>
               </w:rPr>
-              <w:t>Click or tap here to type.</w:t>
             </w:r>
           </w:p>
         </w:tc>
@@ -19187,7 +18753,6 @@
               <w:rPr>
                 <w:color w:val="526158"/>
               </w:rPr>
-              <w:t>Click or tap here to type.</w:t>
             </w:r>
           </w:p>
         </w:tc>
@@ -19213,7 +18778,6 @@
               <w:rPr>
                 <w:color w:val="526158"/>
               </w:rPr>
-              <w:t>Click or tap here to type.</w:t>
             </w:r>
           </w:p>
         </w:tc>
@@ -19240,7 +18804,6 @@
               <w:rPr>
                 <w:color w:val="526158"/>
               </w:rPr>
-              <w:t>Click or tap here to type.</w:t>
             </w:r>
           </w:p>
         </w:tc>
@@ -19269,7 +18832,6 @@
               <w:rPr>
                 <w:color w:val="526158"/>
               </w:rPr>
-              <w:t>Click or tap here to type.</w:t>
             </w:r>
           </w:p>
         </w:tc>
@@ -19295,7 +18857,6 @@
               <w:rPr>
                 <w:color w:val="526158"/>
               </w:rPr>
-              <w:t>Click or tap here to type.</w:t>
             </w:r>
           </w:p>
         </w:tc>
@@ -19322,7 +18883,6 @@
               <w:rPr>
                 <w:color w:val="526158"/>
               </w:rPr>
-              <w:t>Click or tap here to type.</w:t>
             </w:r>
           </w:p>
         </w:tc>
@@ -19351,7 +18911,6 @@
               <w:rPr>
                 <w:color w:val="526158"/>
               </w:rPr>
-              <w:t>Click or tap here to type.</w:t>
             </w:r>
           </w:p>
         </w:tc>
@@ -19377,7 +18936,6 @@
               <w:rPr>
                 <w:color w:val="526158"/>
               </w:rPr>
-              <w:t>Click or tap here to type.</w:t>
             </w:r>
           </w:p>
         </w:tc>
@@ -19404,7 +18962,6 @@
               <w:rPr>
                 <w:color w:val="526158"/>
               </w:rPr>
-              <w:t>Click or tap here to type.</w:t>
             </w:r>
           </w:p>
         </w:tc>
@@ -19433,7 +18990,6 @@
               <w:rPr>
                 <w:color w:val="526158"/>
               </w:rPr>
-              <w:t>Click or tap here to type.</w:t>
             </w:r>
           </w:p>
         </w:tc>
@@ -19459,7 +19015,6 @@
               <w:rPr>
                 <w:color w:val="526158"/>
               </w:rPr>
-              <w:t>Click or tap here to type.</w:t>
             </w:r>
           </w:p>
         </w:tc>
@@ -19486,7 +19041,6 @@
               <w:rPr>
                 <w:color w:val="526158"/>
               </w:rPr>
-              <w:t>Click or tap here to type.</w:t>
             </w:r>
           </w:p>
         </w:tc>
